--- a/descargas/grupos/lote_6/grupo_B.docx
+++ b/descargas/grupos/lote_6/grupo_B.docx
@@ -1,6 +1,6 @@
 
 <file path=word/document.xml><?xml version="1.0" encoding="utf-8"?>
-<w:document xmlns:a="http://schemas.openxmlformats.org/drawingml/2006/main" xmlns:m="http://schemas.openxmlformats.org/officeDocument/2006/math" xmlns:mc="http://schemas.openxmlformats.org/markup-compatibility/2006" xmlns:ns12="http://schemas.microsoft.com/office/drawing/2010/main" xmlns:ns2="http://schemas.microsoft.com/office/word/2010/wordml" xmlns:ns5="http://schemas.microsoft.com/office/word/2010/wordprocessingDrawing" xmlns:ns7="http://schemas.microsoft.com/office/word/2010/wordprocessingShape" xmlns:o="urn:schemas-microsoft-com:office:office" xmlns:pic="http://schemas.openxmlformats.org/drawingml/2006/picture" xmlns:r="http://schemas.openxmlformats.org/officeDocument/2006/relationships" xmlns:v="urn:schemas-microsoft-com:vml" xmlns:w="http://schemas.openxmlformats.org/wordprocessingml/2006/main" xmlns:wp="http://schemas.openxmlformats.org/drawingml/2006/wordprocessingDrawing" mc:Ignorable="w14 wp14">
+<w:document xmlns:a="http://schemas.openxmlformats.org/drawingml/2006/main" xmlns:a14="http://schemas.microsoft.com/office/drawing/2010/main" xmlns:m="http://schemas.openxmlformats.org/officeDocument/2006/math" xmlns:mc="http://schemas.openxmlformats.org/markup-compatibility/2006" xmlns:o="urn:schemas-microsoft-com:office:office" xmlns:pic="http://schemas.openxmlformats.org/drawingml/2006/picture" xmlns:r="http://schemas.openxmlformats.org/officeDocument/2006/relationships" xmlns:v="urn:schemas-microsoft-com:vml" xmlns:w="http://schemas.openxmlformats.org/wordprocessingml/2006/main" xmlns:w14="http://schemas.microsoft.com/office/word/2010/wordml" xmlns:wp="http://schemas.openxmlformats.org/drawingml/2006/wordprocessingDrawing" xmlns:wp14="http://schemas.microsoft.com/office/word/2010/wordprocessingDrawing" xmlns:wps="http://schemas.microsoft.com/office/word/2010/wordprocessingShape" mc:Ignorable="w14 wp14">
   <w:body>
     <w:p>
       <w:pPr>
@@ -14,7 +14,7 @@
         <w:t>ARITMÉTICA</w:t>
       </w:r>
     </w:p>
-    <w:p ns2:paraId="7E042BB4" ns2:textId="77777777">
+    <w:p>
       <w:pPr>
         <w:pStyle w:val="ListParagraph"/>
         <w:numPr>
@@ -100,17 +100,17 @@
         </m:r>
       </m:oMath>
     </w:p>
-    <w:p ns2:paraId="010D9C32" ns2:textId="77777777">
-      <w:pPr>
-        <w:pStyle w:val="ListParagraph"/>
-        <w:rPr>
-          <w:rFonts w:ascii="Arial" w:hAnsi="Arial" w:cs="Arial"/>
-          <w:sz w:val="24"/>
-          <w:szCs w:val="24"/>
-        </w:rPr>
-      </w:pPr>
-    </w:p>
-    <w:p ns2:paraId="022DCAC3" ns2:textId="77777777">
+    <w:p>
+      <w:pPr>
+        <w:pStyle w:val="ListParagraph"/>
+        <w:rPr>
+          <w:rFonts w:ascii="Arial" w:hAnsi="Arial" w:cs="Arial"/>
+          <w:sz w:val="24"/>
+          <w:szCs w:val="24"/>
+        </w:rPr>
+      </w:pPr>
+    </w:p>
+    <w:p>
       <w:pPr>
         <w:pStyle w:val="ListParagraph"/>
         <w:numPr>
@@ -136,7 +136,7 @@
         </m:r>
       </m:oMath>
     </w:p>
-    <w:p ns2:paraId="31C84ED8" ns2:textId="77777777">
+    <w:p>
       <w:pPr>
         <w:pStyle w:val="ListParagraph"/>
         <w:numPr>
@@ -160,7 +160,7 @@
         </m:r>
       </m:oMath>
     </w:p>
-    <w:p ns2:paraId="6C8575B0" ns2:textId="77777777">
+    <w:p>
       <w:pPr>
         <w:pStyle w:val="ListParagraph"/>
         <w:numPr>
@@ -184,7 +184,7 @@
         </m:r>
       </m:oMath>
     </w:p>
-    <w:p ns2:paraId="5700E1DA" ns2:textId="77777777">
+    <w:p>
       <w:pPr>
         <w:pStyle w:val="ListParagraph"/>
         <w:numPr>
@@ -244,7 +244,7 @@
         </m:r>
       </m:oMath>
     </w:p>
-    <w:p ns2:paraId="57E542A2" ns2:textId="77777777">
+    <w:p>
       <w:pPr>
         <w:pStyle w:val="ListParagraph"/>
         <w:numPr>
@@ -304,7 +304,7 @@
         </m:r>
       </m:oMath>
     </w:p>
-    <w:p ns2:paraId="113A23E9" ns2:textId="77777777">
+    <w:p>
       <w:pPr>
         <w:pStyle w:val="ListParagraph"/>
         <w:ind w:left="1080"/>
@@ -315,7 +315,7 @@
         </w:rPr>
       </w:pPr>
     </w:p>
-    <w:p ns2:paraId="7E805A10" ns2:textId="77777777">
+    <w:p>
       <w:pPr>
         <w:pStyle w:val="ListParagraph"/>
         <w:numPr>
@@ -705,7 +705,7 @@
         </m:r>
       </m:oMath>
     </w:p>
-    <w:p ns2:paraId="1D0C0F67" ns2:textId="77777777">
+    <w:p>
       <w:pPr>
         <w:pStyle w:val="ListParagraph"/>
         <w:rPr>
@@ -715,7 +715,7 @@
         </w:rPr>
       </w:pPr>
     </w:p>
-    <w:p ns2:paraId="72B791FF" ns2:textId="77777777">
+    <w:p>
       <w:pPr>
         <w:pStyle w:val="ListParagraph"/>
         <w:numPr>
@@ -739,7 +739,7 @@
         <w:t>13</w:t>
       </w:r>
     </w:p>
-    <w:p ns2:paraId="0768CA98" ns2:textId="77777777">
+    <w:p>
       <w:pPr>
         <w:pStyle w:val="ListParagraph"/>
         <w:numPr>
@@ -761,7 +761,7 @@
         <w:t>10</w:t>
       </w:r>
     </w:p>
-    <w:p ns2:paraId="5A30CC82" ns2:textId="77777777">
+    <w:p>
       <w:pPr>
         <w:pStyle w:val="ListParagraph"/>
         <w:numPr>
@@ -783,7 +783,7 @@
         <w:t>14</w:t>
       </w:r>
     </w:p>
-    <w:p ns2:paraId="1D228646" ns2:textId="77777777">
+    <w:p>
       <w:pPr>
         <w:pStyle w:val="ListParagraph"/>
         <w:numPr>
@@ -805,7 +805,7 @@
         <w:t>12</w:t>
       </w:r>
     </w:p>
-    <w:p ns2:paraId="5085E63F" ns2:textId="77777777">
+    <w:p>
       <w:pPr>
         <w:pStyle w:val="ListParagraph"/>
         <w:numPr>
@@ -827,7 +827,7 @@
         <w:t>11</w:t>
       </w:r>
     </w:p>
-    <w:p ns2:paraId="3BDEEF48" ns2:textId="77777777">
+    <w:p>
       <w:pPr>
         <w:pStyle w:val="ListParagraph"/>
         <w:ind w:left="1080"/>
@@ -838,7 +838,7 @@
         </w:rPr>
       </w:pPr>
     </w:p>
-    <w:p ns2:paraId="728E6250" ns2:textId="77777777">
+    <w:p>
       <w:pPr>
         <w:pStyle w:val="ListParagraph"/>
         <w:numPr>
@@ -909,17 +909,17 @@
         </m:sSub>
       </m:oMath>
     </w:p>
-    <w:p ns2:paraId="5B5E8A00" ns2:textId="77777777">
-      <w:pPr>
-        <w:pStyle w:val="ListParagraph"/>
-        <w:rPr>
-          <w:rFonts w:ascii="Arial" w:hAnsi="Arial" w:cs="Arial"/>
-          <w:sz w:val="24"/>
-          <w:szCs w:val="24"/>
-        </w:rPr>
-      </w:pPr>
-    </w:p>
-    <w:p ns2:paraId="54E1146A" ns2:textId="77777777">
+    <w:p>
+      <w:pPr>
+        <w:pStyle w:val="ListParagraph"/>
+        <w:rPr>
+          <w:rFonts w:ascii="Arial" w:hAnsi="Arial" w:cs="Arial"/>
+          <w:sz w:val="24"/>
+          <w:szCs w:val="24"/>
+        </w:rPr>
+      </w:pPr>
+    </w:p>
+    <w:p>
       <w:pPr>
         <w:pStyle w:val="ListParagraph"/>
         <w:numPr>
@@ -943,7 +943,7 @@
         <w:t>7</w:t>
       </w:r>
     </w:p>
-    <w:p ns2:paraId="59D90E5B" ns2:textId="77777777">
+    <w:p>
       <w:pPr>
         <w:pStyle w:val="ListParagraph"/>
         <w:numPr>
@@ -965,7 +965,7 @@
         <w:t>8</w:t>
       </w:r>
     </w:p>
-    <w:p ns2:paraId="7708AFD1" ns2:textId="77777777">
+    <w:p>
       <w:pPr>
         <w:pStyle w:val="ListParagraph"/>
         <w:numPr>
@@ -987,7 +987,7 @@
         <w:t>5</w:t>
       </w:r>
     </w:p>
-    <w:p ns2:paraId="234DE14F" ns2:textId="77777777">
+    <w:p>
       <w:pPr>
         <w:pStyle w:val="ListParagraph"/>
         <w:numPr>
@@ -1009,7 +1009,7 @@
         <w:t>6</w:t>
       </w:r>
     </w:p>
-    <w:p ns2:paraId="7DC95B41" ns2:textId="77777777">
+    <w:p>
       <w:pPr>
         <w:pStyle w:val="ListParagraph"/>
         <w:numPr>
@@ -1031,7 +1031,7 @@
         <w:t>9</w:t>
       </w:r>
     </w:p>
-    <w:p ns2:paraId="30BEB85D" ns2:textId="77777777">
+    <w:p>
       <w:pPr>
         <w:pStyle w:val="ListParagraph"/>
         <w:ind w:left="1080"/>
@@ -1042,7 +1042,7 @@
         </w:rPr>
       </w:pPr>
     </w:p>
-    <w:p ns2:paraId="1FB3830E" ns2:textId="77777777">
+    <w:p>
       <w:pPr>
         <w:pStyle w:val="ListParagraph"/>
         <w:numPr>
@@ -1230,17 +1230,17 @@
         </m:r>
       </m:oMath>
     </w:p>
-    <w:p ns2:paraId="44B77D90" ns2:textId="77777777">
-      <w:pPr>
-        <w:pStyle w:val="ListParagraph"/>
-        <w:rPr>
-          <w:rFonts w:ascii="Arial" w:hAnsi="Arial" w:cs="Arial"/>
-          <w:sz w:val="24"/>
-          <w:szCs w:val="24"/>
-        </w:rPr>
-      </w:pPr>
-    </w:p>
-    <w:p ns2:paraId="4E58D01C" ns2:textId="77777777">
+    <w:p>
+      <w:pPr>
+        <w:pStyle w:val="ListParagraph"/>
+        <w:rPr>
+          <w:rFonts w:ascii="Arial" w:hAnsi="Arial" w:cs="Arial"/>
+          <w:sz w:val="24"/>
+          <w:szCs w:val="24"/>
+        </w:rPr>
+      </w:pPr>
+    </w:p>
+    <w:p>
       <w:pPr>
         <w:pStyle w:val="ListParagraph"/>
         <w:numPr>
@@ -1264,7 +1264,7 @@
         <w:t>3</w:t>
       </w:r>
     </w:p>
-    <w:p ns2:paraId="403490FF" ns2:textId="77777777">
+    <w:p>
       <w:pPr>
         <w:pStyle w:val="ListParagraph"/>
         <w:numPr>
@@ -1286,7 +1286,7 @@
         <w:t>4</w:t>
       </w:r>
     </w:p>
-    <w:p ns2:paraId="3BAB63C6" ns2:textId="77777777">
+    <w:p>
       <w:pPr>
         <w:pStyle w:val="ListParagraph"/>
         <w:numPr>
@@ -1308,7 +1308,7 @@
         <w:t>5</w:t>
       </w:r>
     </w:p>
-    <w:p ns2:paraId="391F744D" ns2:textId="77777777">
+    <w:p>
       <w:pPr>
         <w:pStyle w:val="ListParagraph"/>
         <w:numPr>
@@ -1330,7 +1330,7 @@
         <w:t>2</w:t>
       </w:r>
     </w:p>
-    <w:p ns2:paraId="06BD91DB" ns2:textId="77777777">
+    <w:p>
       <w:pPr>
         <w:pStyle w:val="ListParagraph"/>
         <w:numPr>
@@ -1352,7 +1352,7 @@
         <w:t>0</w:t>
       </w:r>
     </w:p>
-    <w:p ns2:paraId="319136E8" ns2:textId="77777777">
+    <w:p>
       <w:pPr>
         <w:pStyle w:val="ListParagraph"/>
         <w:ind w:left="1080"/>
@@ -1373,7 +1373,7 @@
         <mc:AlternateContent>
           <mc:Choice Requires="wps">
             <w:drawing>
-              <wp:anchor distT="0" distB="0" distL="114300" distR="114300" simplePos="0" relativeHeight="251659264" behindDoc="1" locked="0" layoutInCell="1" allowOverlap="1" ns5:anchorId="1725B516" ns5:editId="1CA0BC33">
+              <wp:anchor distT="0" distB="0" distL="114300" distR="114300" simplePos="0" relativeHeight="251659264" behindDoc="1" locked="0" layoutInCell="1" allowOverlap="1" wp14:anchorId="1725B516" wp14:editId="1CA0BC33">
                 <wp:simplePos x="0" y="0"/>
                 <wp:positionH relativeFrom="column">
                   <wp:posOffset>3575050</wp:posOffset>
@@ -1388,9 +1388,9 @@
                 <wp:cNvGraphicFramePr/>
                 <a:graphic>
                   <a:graphicData uri="http://schemas.microsoft.com/office/word/2010/wordprocessingShape">
-                    <ns7:wsp>
-                      <ns7:cNvSpPr txBox="1"/>
-                      <ns7:spPr>
+                    <wps:wsp>
+                      <wps:cNvSpPr txBox="1"/>
+                      <wps:spPr>
                         <a:xfrm>
                           <a:off x="0" y="0"/>
                           <a:ext cx="436245" cy="337734"/>
@@ -1405,8 +1405,8 @@
                           <a:noFill/>
                         </a:ln>
                         <a:effectLst/>
-                      </ns7:spPr>
-                      <ns7:style>
+                      </wps:spPr>
+                      <wps:style>
                         <a:lnRef idx="0">
                           <a:schemeClr val="accent1"/>
                         </a:lnRef>
@@ -1419,10 +1419,10 @@
                         <a:fontRef idx="minor">
                           <a:schemeClr val="dk1"/>
                         </a:fontRef>
-                      </ns7:style>
-                      <ns7:txbx>
+                      </wps:style>
+                      <wps:txbx>
                         <w:txbxContent>
-                          <w:p ns2:paraId="63CAD396" ns2:textId="77777777">
+                          <w:p>
                             <m:oMathPara>
                               <m:oMath>
                                 <m:r>
@@ -1435,35 +1435,35 @@
                             </m:oMathPara>
                           </w:p>
                         </w:txbxContent>
-                      </ns7:txbx>
-                      <ns7:bodyPr rot="0" spcFirstLastPara="0" vertOverflow="overflow" horzOverflow="overflow" vert="horz" wrap="square" lIns="91440" tIns="45720" rIns="91440" bIns="45720" numCol="1" spcCol="0" rtlCol="0" fromWordArt="0" anchor="t" anchorCtr="0" forceAA="0" compatLnSpc="1">
+                      </wps:txbx>
+                      <wps:bodyPr rot="0" spcFirstLastPara="0" vertOverflow="overflow" horzOverflow="overflow" vert="horz" wrap="square" lIns="91440" tIns="45720" rIns="91440" bIns="45720" numCol="1" spcCol="0" rtlCol="0" fromWordArt="0" anchor="t" anchorCtr="0" forceAA="0" compatLnSpc="1">
                         <a:prstTxWarp prst="textNoShape">
                           <a:avLst/>
                         </a:prstTxWarp>
                         <a:noAutofit/>
-                      </ns7:bodyPr>
-                    </ns7:wsp>
+                      </wps:bodyPr>
+                    </wps:wsp>
                   </a:graphicData>
                 </a:graphic>
-                <ns5:sizeRelH relativeFrom="margin">
-                  <ns5:pctWidth>0</ns5:pctWidth>
-                </ns5:sizeRelH>
-                <ns5:sizeRelV relativeFrom="margin">
-                  <ns5:pctHeight>0</ns5:pctHeight>
-                </ns5:sizeRelV>
+                <wp14:sizeRelH relativeFrom="margin">
+                  <wp14:pctWidth>0</wp14:pctWidth>
+                </wp14:sizeRelH>
+                <wp14:sizeRelV relativeFrom="margin">
+                  <wp14:pctHeight>0</wp14:pctHeight>
+                </wp14:sizeRelV>
               </wp:anchor>
             </w:drawing>
           </mc:Choice>
           <mc:Fallback>
             <w:pict>
-              <v:shapetype ns2:anchorId="1725B516" id="_x0000_t202" coordsize="21600,21600" o:spt="202" path="m,l,21600r21600,l21600,xe">
+              <v:shapetype w14:anchorId="1725B516" id="_x0000_t202" coordsize="21600,21600" o:spt="202" path="m,l,21600r21600,l21600,xe">
                 <v:stroke joinstyle="miter"/>
                 <v:path gradientshapeok="t" o:connecttype="rect"/>
               </v:shapetype>
               <v:shape id="15 Cuadro de texto" o:spid="_x0000_s1026" type="#_x0000_t202" style="position:absolute;left:0;text-align:left;margin-left:281.5pt;margin-top:4.9pt;width:34.35pt;height:26.6pt;z-index:-251657216;visibility:visible;mso-wrap-style:square;mso-width-percent:0;mso-height-percent:0;mso-wrap-distance-left:9pt;mso-wrap-distance-top:0;mso-wrap-distance-right:9pt;mso-wrap-distance-bottom:0;mso-position-horizontal:absolute;mso-position-horizontal-relative:text;mso-position-vertical:absolute;mso-position-vertical-relative:text;mso-width-percent:0;mso-height-percent:0;mso-width-relative:margin;mso-height-relative:margin;v-text-anchor:top" o:gfxdata="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" fillcolor="white [3201]" stroked="f" strokeweight=".5pt">
                 <v:textbox>
                   <w:txbxContent>
-                    <w:p ns2:paraId="63CAD396" ns2:textId="77777777">
+                    <w:p>
                       <m:oMathPara>
                         <m:oMath>
                           <m:r>
@@ -1483,7 +1483,7 @@
         </mc:AlternateContent>
       </w:r>
     </w:p>
-    <w:p ns2:paraId="2AF42C89" ns2:textId="77777777">
+    <w:p>
       <w:pPr>
         <w:pStyle w:val="ListParagraph"/>
         <w:numPr>
@@ -1570,17 +1570,17 @@
         <w:t xml:space="preserve">. </w:t>
       </w:r>
     </w:p>
-    <w:p ns2:paraId="745D5DD5" ns2:textId="77777777">
-      <w:pPr>
-        <w:pStyle w:val="ListParagraph"/>
-        <w:rPr>
-          <w:rFonts w:ascii="Arial" w:hAnsi="Arial" w:cs="Arial"/>
-          <w:sz w:val="24"/>
-          <w:szCs w:val="24"/>
-        </w:rPr>
-      </w:pPr>
-    </w:p>
-    <w:p ns2:paraId="3CE59AF5" ns2:textId="77777777">
+    <w:p>
+      <w:pPr>
+        <w:pStyle w:val="ListParagraph"/>
+        <w:rPr>
+          <w:rFonts w:ascii="Arial" w:hAnsi="Arial" w:cs="Arial"/>
+          <w:sz w:val="24"/>
+          <w:szCs w:val="24"/>
+        </w:rPr>
+      </w:pPr>
+    </w:p>
+    <w:p>
       <w:pPr>
         <w:pStyle w:val="ListParagraph"/>
         <w:numPr>
@@ -1604,7 +1604,7 @@
         <w:t>18</w:t>
       </w:r>
     </w:p>
-    <w:p ns2:paraId="4F76761B" ns2:textId="77777777">
+    <w:p>
       <w:pPr>
         <w:pStyle w:val="ListParagraph"/>
         <w:numPr>
@@ -1626,7 +1626,7 @@
         <w:t>27</w:t>
       </w:r>
     </w:p>
-    <w:p ns2:paraId="0E9DC021" ns2:textId="77777777">
+    <w:p>
       <w:pPr>
         <w:pStyle w:val="ListParagraph"/>
         <w:numPr>
@@ -1648,7 +1648,7 @@
         <w:t>45</w:t>
       </w:r>
     </w:p>
-    <w:p ns2:paraId="54E06F0E" ns2:textId="77777777">
+    <w:p>
       <w:pPr>
         <w:pStyle w:val="ListParagraph"/>
         <w:numPr>
@@ -1670,7 +1670,7 @@
         <w:t>36</w:t>
       </w:r>
     </w:p>
-    <w:p ns2:paraId="41114759" ns2:textId="77777777">
+    <w:p>
       <w:pPr>
         <w:pStyle w:val="ListParagraph"/>
         <w:numPr>
@@ -1692,7 +1692,7 @@
         <w:t xml:space="preserve">  9</w:t>
       </w:r>
     </w:p>
-    <w:p ns2:paraId="29B5E4CB" ns2:textId="730DBB71">
+    <w:p>
       <w:pPr>
         <w:rPr>
           <w:rFonts w:ascii="Arial" w:hAnsi="Arial" w:cs="Arial"/>
@@ -1714,7 +1714,7 @@
         <w:t>BIOLOGÍA</w:t>
       </w:r>
     </w:p>
-    <w:p ns2:paraId="6D273BF2" ns2:textId="77777777">
+    <w:p>
       <w:pPr>
         <w:pStyle w:val="ListParagraph"/>
         <w:numPr>
@@ -1760,7 +1760,7 @@
         <w:t>. Se refiere a:</w:t>
       </w:r>
     </w:p>
-    <w:p ns2:paraId="1533B19F" ns2:textId="77777777">
+    <w:p>
       <w:pPr>
         <w:pStyle w:val="ListParagraph"/>
         <w:rPr>
@@ -1778,7 +1778,7 @@
         <w:t xml:space="preserve"> </w:t>
       </w:r>
     </w:p>
-    <w:p ns2:paraId="7B31DA3A" ns2:textId="77777777">
+    <w:p>
       <w:pPr>
         <w:pStyle w:val="ListParagraph"/>
         <w:numPr>
@@ -1802,7 +1802,7 @@
         <w:t>Enzimas</w:t>
       </w:r>
     </w:p>
-    <w:p ns2:paraId="428DEF7C" ns2:textId="77777777">
+    <w:p>
       <w:pPr>
         <w:pStyle w:val="ListParagraph"/>
         <w:numPr>
@@ -1824,7 +1824,7 @@
         <w:t>Hormonas</w:t>
       </w:r>
     </w:p>
-    <w:p ns2:paraId="5A29512C" ns2:textId="77777777">
+    <w:p>
       <w:pPr>
         <w:pStyle w:val="ListParagraph"/>
         <w:numPr>
@@ -1846,7 +1846,7 @@
         <w:t>Inmunoglobulinas</w:t>
       </w:r>
     </w:p>
-    <w:p ns2:paraId="7E1BD8C0" ns2:textId="77777777">
+    <w:p>
       <w:pPr>
         <w:pStyle w:val="ListParagraph"/>
         <w:numPr>
@@ -1868,7 +1868,7 @@
         <w:t>Esteroides</w:t>
       </w:r>
     </w:p>
-    <w:p ns2:paraId="0D5740CE" ns2:textId="77777777">
+    <w:p>
       <w:pPr>
         <w:pStyle w:val="ListParagraph"/>
         <w:numPr>
@@ -1892,7 +1892,7 @@
       </w:r>
       <w:proofErr w:type="spellEnd"/>
     </w:p>
-    <w:p ns2:paraId="675DC679" ns2:textId="77777777">
+    <w:p>
       <w:pPr>
         <w:pStyle w:val="ListParagraph"/>
         <w:ind w:left="1080"/>
@@ -1903,7 +1903,7 @@
         </w:rPr>
       </w:pPr>
     </w:p>
-    <w:p ns2:paraId="1393ED2C" ns2:textId="77777777">
+    <w:p>
       <w:pPr>
         <w:pStyle w:val="ListParagraph"/>
         <w:numPr>
@@ -1925,17 +1925,17 @@
         <w:t>Sostuvo la primera teoría científica acerca del origen de la vida. En esta, se plantea que la vida se originó en la tierra por un proceso natural de síntesis química, a partir de la materia existente en ella. A quién se refiere:</w:t>
       </w:r>
     </w:p>
-    <w:p ns2:paraId="2CFE62F7" ns2:textId="77777777">
-      <w:pPr>
-        <w:pStyle w:val="ListParagraph"/>
-        <w:rPr>
-          <w:rFonts w:ascii="Arial" w:hAnsi="Arial" w:cs="Arial"/>
-          <w:sz w:val="24"/>
-          <w:szCs w:val="24"/>
-        </w:rPr>
-      </w:pPr>
-    </w:p>
-    <w:p ns2:paraId="36275720" ns2:textId="77777777">
+    <w:p>
+      <w:pPr>
+        <w:pStyle w:val="ListParagraph"/>
+        <w:rPr>
+          <w:rFonts w:ascii="Arial" w:hAnsi="Arial" w:cs="Arial"/>
+          <w:sz w:val="24"/>
+          <w:szCs w:val="24"/>
+        </w:rPr>
+      </w:pPr>
+    </w:p>
+    <w:p>
       <w:pPr>
         <w:pStyle w:val="ListParagraph"/>
         <w:numPr>
@@ -1979,7 +1979,7 @@
         <w:t xml:space="preserve"> Oparin</w:t>
       </w:r>
     </w:p>
-    <w:p ns2:paraId="1E4645B6" ns2:textId="77777777">
+    <w:p>
       <w:pPr>
         <w:pStyle w:val="ListParagraph"/>
         <w:numPr>
@@ -2001,7 +2001,7 @@
         <w:t>Ernst Haeckel</w:t>
       </w:r>
     </w:p>
-    <w:p ns2:paraId="08ED1DDA" ns2:textId="77777777">
+    <w:p>
       <w:pPr>
         <w:pStyle w:val="ListParagraph"/>
         <w:numPr>
@@ -2023,7 +2023,7 @@
         <w:t>Gregorio Mendel</w:t>
       </w:r>
     </w:p>
-    <w:p ns2:paraId="0B9EF9A8" ns2:textId="77777777">
+    <w:p>
       <w:pPr>
         <w:pStyle w:val="ListParagraph"/>
         <w:numPr>
@@ -2045,7 +2045,7 @@
         <w:t>James Watson y Francis Crick</w:t>
       </w:r>
     </w:p>
-    <w:p ns2:paraId="6CDC641E" ns2:textId="77777777">
+    <w:p>
       <w:pPr>
         <w:pStyle w:val="ListParagraph"/>
         <w:numPr>
@@ -2067,7 +2067,7 @@
         <w:t>Lynn Margulis</w:t>
       </w:r>
     </w:p>
-    <w:p ns2:paraId="5DF9B4AE" ns2:textId="77777777">
+    <w:p>
       <w:pPr>
         <w:pStyle w:val="ListParagraph"/>
         <w:ind w:left="1080"/>
@@ -2078,7 +2078,7 @@
         </w:rPr>
       </w:pPr>
     </w:p>
-    <w:p ns2:paraId="4F9552B3" ns2:textId="77777777">
+    <w:p>
       <w:pPr>
         <w:pStyle w:val="ListParagraph"/>
         <w:numPr>
@@ -2148,17 +2148,17 @@
         <w:t>”.</w:t>
       </w:r>
     </w:p>
-    <w:p ns2:paraId="2E926E8D" ns2:textId="77777777">
-      <w:pPr>
-        <w:pStyle w:val="ListParagraph"/>
-        <w:rPr>
-          <w:rFonts w:ascii="Arial" w:hAnsi="Arial" w:cs="Arial"/>
-          <w:sz w:val="24"/>
-          <w:szCs w:val="24"/>
-        </w:rPr>
-      </w:pPr>
-    </w:p>
-    <w:p ns2:paraId="42A7E2AD" ns2:textId="77777777">
+    <w:p>
+      <w:pPr>
+        <w:pStyle w:val="ListParagraph"/>
+        <w:rPr>
+          <w:rFonts w:ascii="Arial" w:hAnsi="Arial" w:cs="Arial"/>
+          <w:sz w:val="24"/>
+          <w:szCs w:val="24"/>
+        </w:rPr>
+      </w:pPr>
+    </w:p>
+    <w:p>
       <w:pPr>
         <w:pStyle w:val="ListParagraph"/>
         <w:numPr>
@@ -2182,7 +2182,7 @@
         <w:t>la especie - dominio</w:t>
       </w:r>
     </w:p>
-    <w:p ns2:paraId="3DAFDD51" ns2:textId="77777777">
+    <w:p>
       <w:pPr>
         <w:pStyle w:val="ListParagraph"/>
         <w:numPr>
@@ -2204,7 +2204,7 @@
         <w:t>la clase     - reino</w:t>
       </w:r>
     </w:p>
-    <w:p ns2:paraId="1ECA376E" ns2:textId="77777777">
+    <w:p>
       <w:pPr>
         <w:pStyle w:val="ListParagraph"/>
         <w:numPr>
@@ -2244,7 +2244,7 @@
         <w:t xml:space="preserve"> dominio</w:t>
       </w:r>
     </w:p>
-    <w:p ns2:paraId="4EBD49FB" ns2:textId="77777777">
+    <w:p>
       <w:pPr>
         <w:pStyle w:val="ListParagraph"/>
         <w:numPr>
@@ -2266,7 +2266,7 @@
         <w:t>la especie - reino</w:t>
       </w:r>
     </w:p>
-    <w:p ns2:paraId="4ECC05EA" ns2:textId="77777777">
+    <w:p>
       <w:pPr>
         <w:pStyle w:val="ListParagraph"/>
         <w:numPr>
@@ -2306,7 +2306,7 @@
         <w:t xml:space="preserve"> orden</w:t>
       </w:r>
     </w:p>
-    <w:p ns2:paraId="040BB2C9" ns2:textId="77777777">
+    <w:p>
       <w:pPr>
         <w:pStyle w:val="ListParagraph"/>
         <w:ind w:left="1080"/>
@@ -2317,7 +2317,7 @@
         </w:rPr>
       </w:pPr>
     </w:p>
-    <w:p ns2:paraId="4FD67527" ns2:textId="77777777">
+    <w:p>
       <w:pPr>
         <w:pStyle w:val="ListParagraph"/>
         <w:numPr>
@@ -2340,17 +2340,17 @@
         <w:t>Actúa como catalizador durante el transporte de oxígeno en la célula, forma parte de muchas enzimas como peroxidasa, catalasa y citocromos. Su deficiencia en las plantas ocasiona que se vuelvan cloróticas (de color verde pálido, casi blanco). Se refiere a:</w:t>
       </w:r>
     </w:p>
-    <w:p ns2:paraId="7159327B" ns2:textId="77777777">
-      <w:pPr>
-        <w:pStyle w:val="ListParagraph"/>
-        <w:rPr>
-          <w:rFonts w:ascii="Arial" w:hAnsi="Arial" w:cs="Arial"/>
-          <w:sz w:val="24"/>
-          <w:szCs w:val="24"/>
-        </w:rPr>
-      </w:pPr>
-    </w:p>
-    <w:p ns2:paraId="05F2864F" ns2:textId="77777777">
+    <w:p>
+      <w:pPr>
+        <w:pStyle w:val="ListParagraph"/>
+        <w:rPr>
+          <w:rFonts w:ascii="Arial" w:hAnsi="Arial" w:cs="Arial"/>
+          <w:sz w:val="24"/>
+          <w:szCs w:val="24"/>
+        </w:rPr>
+      </w:pPr>
+    </w:p>
+    <w:p>
       <w:pPr>
         <w:pStyle w:val="ListParagraph"/>
         <w:numPr>
@@ -2374,7 +2374,7 @@
         <w:t>El hierro</w:t>
       </w:r>
     </w:p>
-    <w:p ns2:paraId="44172E49" ns2:textId="77777777">
+    <w:p>
       <w:pPr>
         <w:pStyle w:val="ListParagraph"/>
         <w:numPr>
@@ -2396,7 +2396,7 @@
         <w:t>El cobre</w:t>
       </w:r>
     </w:p>
-    <w:p ns2:paraId="48577917" ns2:textId="77777777">
+    <w:p>
       <w:pPr>
         <w:pStyle w:val="ListParagraph"/>
         <w:numPr>
@@ -2418,7 +2418,7 @@
         <w:t>El potasio</w:t>
       </w:r>
     </w:p>
-    <w:p ns2:paraId="5ECD47A3" ns2:textId="77777777">
+    <w:p>
       <w:pPr>
         <w:pStyle w:val="ListParagraph"/>
         <w:numPr>
@@ -2440,7 +2440,7 @@
         <w:t>El manganeso</w:t>
       </w:r>
     </w:p>
-    <w:p ns2:paraId="044221B8" ns2:textId="77777777">
+    <w:p>
       <w:pPr>
         <w:pStyle w:val="ListParagraph"/>
         <w:numPr>
@@ -2462,7 +2462,7 @@
         <w:t>El calcio</w:t>
       </w:r>
     </w:p>
-    <w:p ns2:paraId="781439BA" ns2:textId="77777777">
+    <w:p>
       <w:pPr>
         <w:pStyle w:val="ListParagraph"/>
         <w:ind w:left="1080"/>
@@ -2473,7 +2473,7 @@
         </w:rPr>
       </w:pPr>
     </w:p>
-    <w:p ns2:paraId="3AF78304" ns2:textId="77777777">
+    <w:p>
       <w:pPr>
         <w:pStyle w:val="ListParagraph"/>
         <w:numPr>
@@ -2496,17 +2496,17 @@
         <w:t>Es una estructura que envuelve al citoplasma de naturaleza lipoproteica permeable y selectiva. Corresponde al:</w:t>
       </w:r>
     </w:p>
-    <w:p ns2:paraId="446A0067" ns2:textId="77777777">
-      <w:pPr>
-        <w:pStyle w:val="ListParagraph"/>
-        <w:rPr>
-          <w:rFonts w:ascii="Arial" w:hAnsi="Arial" w:cs="Arial"/>
-          <w:sz w:val="24"/>
-          <w:szCs w:val="24"/>
-        </w:rPr>
-      </w:pPr>
-    </w:p>
-    <w:p ns2:paraId="319E41FD" ns2:textId="77777777">
+    <w:p>
+      <w:pPr>
+        <w:pStyle w:val="ListParagraph"/>
+        <w:rPr>
+          <w:rFonts w:ascii="Arial" w:hAnsi="Arial" w:cs="Arial"/>
+          <w:sz w:val="24"/>
+          <w:szCs w:val="24"/>
+        </w:rPr>
+      </w:pPr>
+    </w:p>
+    <w:p>
       <w:pPr>
         <w:pStyle w:val="ListParagraph"/>
         <w:numPr>
@@ -2530,7 +2530,7 @@
         <w:t>Plasmalema</w:t>
       </w:r>
     </w:p>
-    <w:p ns2:paraId="1F566732" ns2:textId="77777777">
+    <w:p>
       <w:pPr>
         <w:pStyle w:val="ListParagraph"/>
         <w:numPr>
@@ -2553,7 +2553,7 @@
         <w:t>Protoplasma</w:t>
       </w:r>
     </w:p>
-    <w:p ns2:paraId="50C1AC4D" ns2:textId="77777777">
+    <w:p>
       <w:pPr>
         <w:pStyle w:val="ListParagraph"/>
         <w:numPr>
@@ -2577,7 +2577,7 @@
       </w:r>
       <w:proofErr w:type="spellEnd"/>
     </w:p>
-    <w:p ns2:paraId="30FBD639" ns2:textId="77777777">
+    <w:p>
       <w:pPr>
         <w:pStyle w:val="ListParagraph"/>
         <w:numPr>
@@ -2599,7 +2599,7 @@
         <w:t>Paraplasma</w:t>
       </w:r>
     </w:p>
-    <w:p ns2:paraId="485610CA" ns2:textId="77777777">
+    <w:p>
       <w:pPr>
         <w:pStyle w:val="ListParagraph"/>
         <w:numPr>
@@ -2621,7 +2621,7 @@
         <w:t>Cariotipo</w:t>
       </w:r>
     </w:p>
-    <w:p ns2:paraId="28CEE52F" ns2:textId="77777777">
+    <w:p>
       <w:pPr>
         <w:tabs>
           <w:tab w:val="left" w:pos="2550"/>
@@ -2633,7 +2633,7 @@
         </w:rPr>
       </w:pPr>
     </w:p>
-    <w:p ns2:paraId="76AD3DDE" ns2:textId="77777777"/>
+    <w:p/>
     <w:p>
       <w:pPr>
         <w:spacing w:after="0"/>
@@ -2646,7 +2646,7 @@
         <w:t>COMUNICACIÓN</w:t>
       </w:r>
     </w:p>
-    <w:p ns2:paraId="0C8F459E" ns2:textId="77777777">
+    <w:p>
       <w:pPr>
         <w:pStyle w:val="ListParagraph"/>
         <w:numPr>
@@ -2668,17 +2668,17 @@
         <w:t>La disciplina que analiza la naturaleza de las obras literarias, así como elementos relacionados con estas, se denomina.</w:t>
       </w:r>
     </w:p>
-    <w:p ns2:paraId="6F6E72C5" ns2:textId="77777777">
-      <w:pPr>
-        <w:pStyle w:val="ListParagraph"/>
-        <w:rPr>
-          <w:rFonts w:ascii="Arial" w:hAnsi="Arial" w:cs="Arial"/>
-          <w:sz w:val="24"/>
-          <w:szCs w:val="24"/>
-        </w:rPr>
-      </w:pPr>
-    </w:p>
-    <w:p ns2:paraId="7B35EE7E" ns2:textId="77777777">
+    <w:p>
+      <w:pPr>
+        <w:pStyle w:val="ListParagraph"/>
+        <w:rPr>
+          <w:rFonts w:ascii="Arial" w:hAnsi="Arial" w:cs="Arial"/>
+          <w:sz w:val="24"/>
+          <w:szCs w:val="24"/>
+        </w:rPr>
+      </w:pPr>
+    </w:p>
+    <w:p>
       <w:pPr>
         <w:pStyle w:val="ListParagraph"/>
         <w:numPr>
@@ -2702,7 +2702,7 @@
         <w:t>Teoría literaria</w:t>
       </w:r>
     </w:p>
-    <w:p ns2:paraId="5F0B4C96" ns2:textId="77777777">
+    <w:p>
       <w:pPr>
         <w:pStyle w:val="ListParagraph"/>
         <w:numPr>
@@ -2724,7 +2724,7 @@
         <w:t>Crítica literaria</w:t>
       </w:r>
     </w:p>
-    <w:p ns2:paraId="4F85F739" ns2:textId="77777777">
+    <w:p>
       <w:pPr>
         <w:pStyle w:val="ListParagraph"/>
         <w:numPr>
@@ -2746,7 +2746,7 @@
         <w:t>Historia literaria</w:t>
       </w:r>
     </w:p>
-    <w:p ns2:paraId="616A32A7" ns2:textId="77777777">
+    <w:p>
       <w:pPr>
         <w:pStyle w:val="ListParagraph"/>
         <w:numPr>
@@ -2768,7 +2768,7 @@
         <w:t>Filología</w:t>
       </w:r>
     </w:p>
-    <w:p ns2:paraId="42260E8E" ns2:textId="77777777">
+    <w:p>
       <w:pPr>
         <w:pStyle w:val="ListParagraph"/>
         <w:numPr>
@@ -2790,7 +2790,7 @@
         <w:t>Antología</w:t>
       </w:r>
     </w:p>
-    <w:p ns2:paraId="490927EA" ns2:textId="77777777">
+    <w:p>
       <w:pPr>
         <w:pStyle w:val="ListParagraph"/>
         <w:ind w:left="1080"/>
@@ -2801,7 +2801,7 @@
         </w:rPr>
       </w:pPr>
     </w:p>
-    <w:p ns2:paraId="7F4D1D09" ns2:textId="77777777">
+    <w:p>
       <w:pPr>
         <w:pStyle w:val="ListParagraph"/>
         <w:numPr>
@@ -2823,7 +2823,7 @@
         <w:t>En el siguiente verso escrito por Garcilaso, se observa la figura literaria predominante:</w:t>
       </w:r>
     </w:p>
-    <w:p ns2:paraId="4C5FEB17" ns2:textId="77777777">
+    <w:p>
       <w:pPr>
         <w:pStyle w:val="ListParagraph"/>
         <w:ind w:left="2694"/>
@@ -2844,7 +2844,7 @@
         <w:t>Al fin era dejado con su esposa</w:t>
       </w:r>
     </w:p>
-    <w:p ns2:paraId="16CA9EE9" ns2:textId="77777777">
+    <w:p>
       <w:pPr>
         <w:pStyle w:val="ListParagraph"/>
         <w:ind w:left="2694"/>
@@ -2872,7 +2872,7 @@
         <w:t>.</w:t>
       </w:r>
     </w:p>
-    <w:p ns2:paraId="763F040B" ns2:textId="77777777">
+    <w:p>
       <w:pPr>
         <w:pStyle w:val="ListParagraph"/>
         <w:numPr>
@@ -2896,7 +2896,7 @@
         <w:t>Asíndeton</w:t>
       </w:r>
     </w:p>
-    <w:p ns2:paraId="6A8B0B10" ns2:textId="77777777">
+    <w:p>
       <w:pPr>
         <w:pStyle w:val="ListParagraph"/>
         <w:numPr>
@@ -2918,7 +2918,7 @@
         <w:t>Hipérbaton</w:t>
       </w:r>
     </w:p>
-    <w:p ns2:paraId="73344265" ns2:textId="77777777">
+    <w:p>
       <w:pPr>
         <w:pStyle w:val="ListParagraph"/>
         <w:numPr>
@@ -2940,7 +2940,7 @@
         <w:t>Polisíndeton</w:t>
       </w:r>
     </w:p>
-    <w:p ns2:paraId="36E417E0" ns2:textId="77777777">
+    <w:p>
       <w:pPr>
         <w:pStyle w:val="ListParagraph"/>
         <w:numPr>
@@ -2962,7 +2962,7 @@
         <w:t>Anáfora</w:t>
       </w:r>
     </w:p>
-    <w:p ns2:paraId="6774B787" ns2:textId="77777777">
+    <w:p>
       <w:pPr>
         <w:pStyle w:val="ListParagraph"/>
         <w:numPr>
@@ -2984,7 +2984,7 @@
         <w:t>Sinécdoque</w:t>
       </w:r>
     </w:p>
-    <w:p ns2:paraId="03B19701" ns2:textId="77777777">
+    <w:p>
       <w:pPr>
         <w:pStyle w:val="ListParagraph"/>
         <w:ind w:left="1080"/>
@@ -2995,7 +2995,7 @@
         </w:rPr>
       </w:pPr>
     </w:p>
-    <w:p ns2:paraId="4EFAB67D" ns2:textId="77777777">
+    <w:p>
       <w:pPr>
         <w:pStyle w:val="ListParagraph"/>
         <w:numPr>
@@ -3033,17 +3033,17 @@
         <w:t>“El rapto de Proserpina”, corresponde a:</w:t>
       </w:r>
     </w:p>
-    <w:p ns2:paraId="0337AAF0" ns2:textId="77777777">
-      <w:pPr>
-        <w:pStyle w:val="ListParagraph"/>
-        <w:rPr>
-          <w:rFonts w:ascii="Arial" w:hAnsi="Arial" w:cs="Arial"/>
-          <w:sz w:val="24"/>
-          <w:szCs w:val="24"/>
-        </w:rPr>
-      </w:pPr>
-    </w:p>
-    <w:p ns2:paraId="09A55E48" ns2:textId="77777777">
+    <w:p>
+      <w:pPr>
+        <w:pStyle w:val="ListParagraph"/>
+        <w:rPr>
+          <w:rFonts w:ascii="Arial" w:hAnsi="Arial" w:cs="Arial"/>
+          <w:sz w:val="24"/>
+          <w:szCs w:val="24"/>
+        </w:rPr>
+      </w:pPr>
+    </w:p>
+    <w:p>
       <w:pPr>
         <w:pStyle w:val="ListParagraph"/>
         <w:numPr>
@@ -3067,7 +3067,7 @@
         <w:t>Juan de Espinoza Medrano</w:t>
       </w:r>
     </w:p>
-    <w:p ns2:paraId="281EA044" ns2:textId="77777777">
+    <w:p>
       <w:pPr>
         <w:pStyle w:val="ListParagraph"/>
         <w:numPr>
@@ -3089,7 +3089,7 @@
         <w:t>Juan del Valle y Caviedes.</w:t>
       </w:r>
     </w:p>
-    <w:p ns2:paraId="39F70C56" ns2:textId="77777777">
+    <w:p>
       <w:pPr>
         <w:pStyle w:val="ListParagraph"/>
         <w:numPr>
@@ -3111,7 +3111,7 @@
         <w:t>Pedro de Peralta Barnuevo</w:t>
       </w:r>
     </w:p>
-    <w:p ns2:paraId="55A12050" ns2:textId="77777777">
+    <w:p>
       <w:pPr>
         <w:pStyle w:val="ListParagraph"/>
         <w:numPr>
@@ -3133,7 +3133,7 @@
         <w:t>Diego de Hojeda</w:t>
       </w:r>
     </w:p>
-    <w:p ns2:paraId="21616FC9" ns2:textId="77777777">
+    <w:p>
       <w:pPr>
         <w:pStyle w:val="ListParagraph"/>
         <w:numPr>
@@ -3155,7 +3155,7 @@
         <w:t>Amarilis</w:t>
       </w:r>
     </w:p>
-    <w:p ns2:paraId="320A39E0" ns2:textId="77777777">
+    <w:p>
       <w:pPr>
         <w:pStyle w:val="ListParagraph"/>
         <w:ind w:left="1080"/>
@@ -3166,7 +3166,7 @@
         </w:rPr>
       </w:pPr>
     </w:p>
-    <w:p ns2:paraId="4D5B27A2" ns2:textId="77777777">
+    <w:p>
       <w:pPr>
         <w:pStyle w:val="ListParagraph"/>
         <w:numPr>
@@ -3188,17 +3188,17 @@
         <w:t>La famosa obra de Mariano Melgar “Carta a Silvia” corresponde a la especie poética…</w:t>
       </w:r>
     </w:p>
-    <w:p ns2:paraId="3D0C42D9" ns2:textId="77777777">
-      <w:pPr>
-        <w:pStyle w:val="ListParagraph"/>
-        <w:rPr>
-          <w:rFonts w:ascii="Arial" w:hAnsi="Arial" w:cs="Arial"/>
-          <w:sz w:val="24"/>
-          <w:szCs w:val="24"/>
-        </w:rPr>
-      </w:pPr>
-    </w:p>
-    <w:p ns2:paraId="1A6D663C" ns2:textId="77777777">
+    <w:p>
+      <w:pPr>
+        <w:pStyle w:val="ListParagraph"/>
+        <w:rPr>
+          <w:rFonts w:ascii="Arial" w:hAnsi="Arial" w:cs="Arial"/>
+          <w:sz w:val="24"/>
+          <w:szCs w:val="24"/>
+        </w:rPr>
+      </w:pPr>
+    </w:p>
+    <w:p>
       <w:pPr>
         <w:pStyle w:val="ListParagraph"/>
         <w:numPr>
@@ -3222,7 +3222,7 @@
         <w:t>epístola</w:t>
       </w:r>
     </w:p>
-    <w:p ns2:paraId="71F7D8BF" ns2:textId="77777777">
+    <w:p>
       <w:pPr>
         <w:pStyle w:val="ListParagraph"/>
         <w:numPr>
@@ -3244,7 +3244,7 @@
         <w:t>fábula</w:t>
       </w:r>
     </w:p>
-    <w:p ns2:paraId="4C430621" ns2:textId="77777777">
+    <w:p>
       <w:pPr>
         <w:pStyle w:val="ListParagraph"/>
         <w:numPr>
@@ -3266,7 +3266,7 @@
         <w:t>oda</w:t>
       </w:r>
     </w:p>
-    <w:p ns2:paraId="424F0BCF" ns2:textId="77777777">
+    <w:p>
       <w:pPr>
         <w:pStyle w:val="ListParagraph"/>
         <w:numPr>
@@ -3288,7 +3288,7 @@
         <w:t>soneto</w:t>
       </w:r>
     </w:p>
-    <w:p ns2:paraId="6D84ECA6" ns2:textId="77777777">
+    <w:p>
       <w:pPr>
         <w:pStyle w:val="ListParagraph"/>
         <w:numPr>
@@ -3310,7 +3310,7 @@
         <w:t>yaraví</w:t>
       </w:r>
     </w:p>
-    <w:p ns2:paraId="1F777E17" ns2:textId="77777777">
+    <w:p>
       <w:pPr>
         <w:pStyle w:val="ListParagraph"/>
         <w:ind w:left="1080"/>
@@ -3321,7 +3321,7 @@
         </w:rPr>
       </w:pPr>
     </w:p>
-    <w:p ns2:paraId="462CED7B" ns2:textId="77777777">
+    <w:p>
       <w:pPr>
         <w:pStyle w:val="ListParagraph"/>
         <w:numPr>
@@ -3343,17 +3343,17 @@
         <w:t>Los siguientes versos:</w:t>
       </w:r>
     </w:p>
-    <w:p ns2:paraId="449F5935" ns2:textId="77777777">
-      <w:pPr>
-        <w:pStyle w:val="ListParagraph"/>
-        <w:rPr>
-          <w:rFonts w:ascii="Arial" w:hAnsi="Arial" w:cs="Arial"/>
-          <w:sz w:val="24"/>
-          <w:szCs w:val="24"/>
-        </w:rPr>
-      </w:pPr>
-    </w:p>
-    <w:p ns2:paraId="302E11B5" ns2:textId="77777777">
+    <w:p>
+      <w:pPr>
+        <w:pStyle w:val="ListParagraph"/>
+        <w:rPr>
+          <w:rFonts w:ascii="Arial" w:hAnsi="Arial" w:cs="Arial"/>
+          <w:sz w:val="24"/>
+          <w:szCs w:val="24"/>
+        </w:rPr>
+      </w:pPr>
+    </w:p>
+    <w:p>
       <w:pPr>
         <w:pStyle w:val="ListParagraph"/>
         <w:ind w:firstLine="2115"/>
@@ -3374,7 +3374,7 @@
         <w:t>El poeta Roque Roca</w:t>
       </w:r>
     </w:p>
-    <w:p ns2:paraId="726A2338" ns2:textId="77777777">
+    <w:p>
       <w:pPr>
         <w:pStyle w:val="ListParagraph"/>
         <w:ind w:firstLine="2115"/>
@@ -3395,7 +3395,7 @@
         <w:t>Echa flores por la boca.</w:t>
       </w:r>
     </w:p>
-    <w:p ns2:paraId="6CD60CB5" ns2:textId="77777777">
+    <w:p>
       <w:pPr>
         <w:pStyle w:val="ListParagraph"/>
         <w:ind w:firstLine="2115"/>
@@ -3407,7 +3407,7 @@
         </w:rPr>
       </w:pPr>
     </w:p>
-    <w:p ns2:paraId="6AB27536" ns2:textId="77777777">
+    <w:p>
       <w:pPr>
         <w:pStyle w:val="ListParagraph"/>
         <w:ind w:firstLine="2115"/>
@@ -3428,7 +3428,7 @@
         <w:t>El poeta Roque Roca</w:t>
       </w:r>
     </w:p>
-    <w:p ns2:paraId="5B478363" ns2:textId="77777777">
+    <w:p>
       <w:pPr>
         <w:pStyle w:val="ListParagraph"/>
         <w:ind w:firstLine="2115"/>
@@ -3449,7 +3449,7 @@
         <w:t>Echa coles por la boca.</w:t>
       </w:r>
     </w:p>
-    <w:p ns2:paraId="618866F2" ns2:textId="77777777">
+    <w:p>
       <w:pPr>
         <w:pStyle w:val="ListParagraph"/>
         <w:ind w:firstLine="2115"/>
@@ -3461,7 +3461,7 @@
         </w:rPr>
       </w:pPr>
     </w:p>
-    <w:p ns2:paraId="48E24707" ns2:textId="77777777">
+    <w:p>
       <w:pPr>
         <w:pStyle w:val="ListParagraph"/>
         <w:ind w:firstLine="2115"/>
@@ -3483,7 +3483,7 @@
         <w:t>El poeta Roque Roca</w:t>
       </w:r>
     </w:p>
-    <w:p ns2:paraId="2BCBADB6" ns2:textId="77777777">
+    <w:p>
       <w:pPr>
         <w:pStyle w:val="ListParagraph"/>
         <w:ind w:firstLine="2115"/>
@@ -3504,17 +3504,17 @@
         <w:t>Echa sapos por la boca.</w:t>
       </w:r>
     </w:p>
-    <w:p ns2:paraId="3FD3F49C" ns2:textId="77777777">
-      <w:pPr>
-        <w:pStyle w:val="ListParagraph"/>
-        <w:rPr>
-          <w:rFonts w:ascii="Arial" w:hAnsi="Arial" w:cs="Arial"/>
-          <w:sz w:val="24"/>
-          <w:szCs w:val="24"/>
-        </w:rPr>
-      </w:pPr>
-    </w:p>
-    <w:p ns2:paraId="415BE82D" ns2:textId="77777777">
+    <w:p>
+      <w:pPr>
+        <w:pStyle w:val="ListParagraph"/>
+        <w:rPr>
+          <w:rFonts w:ascii="Arial" w:hAnsi="Arial" w:cs="Arial"/>
+          <w:sz w:val="24"/>
+          <w:szCs w:val="24"/>
+        </w:rPr>
+      </w:pPr>
+    </w:p>
+    <w:p>
       <w:pPr>
         <w:pStyle w:val="ListParagraph"/>
         <w:rPr>
@@ -3532,17 +3532,17 @@
         <w:t>Fueron escritos por:</w:t>
       </w:r>
     </w:p>
-    <w:p ns2:paraId="7DE6E893" ns2:textId="77777777">
-      <w:pPr>
-        <w:pStyle w:val="ListParagraph"/>
-        <w:rPr>
-          <w:rFonts w:ascii="Arial" w:hAnsi="Arial" w:cs="Arial"/>
-          <w:sz w:val="24"/>
-          <w:szCs w:val="24"/>
-        </w:rPr>
-      </w:pPr>
-    </w:p>
-    <w:p ns2:paraId="1E7554A1" ns2:textId="77777777">
+    <w:p>
+      <w:pPr>
+        <w:pStyle w:val="ListParagraph"/>
+        <w:rPr>
+          <w:rFonts w:ascii="Arial" w:hAnsi="Arial" w:cs="Arial"/>
+          <w:sz w:val="24"/>
+          <w:szCs w:val="24"/>
+        </w:rPr>
+      </w:pPr>
+    </w:p>
+    <w:p>
       <w:pPr>
         <w:pStyle w:val="ListParagraph"/>
         <w:numPr>
@@ -3566,7 +3566,7 @@
         <w:t>Manuel González Prada y Ulloa</w:t>
       </w:r>
     </w:p>
-    <w:p ns2:paraId="163C5678" ns2:textId="77777777">
+    <w:p>
       <w:pPr>
         <w:pStyle w:val="ListParagraph"/>
         <w:numPr>
@@ -3588,7 +3588,7 @@
         <w:t>Mercedes Cabello de Carbonera</w:t>
       </w:r>
     </w:p>
-    <w:p ns2:paraId="23CDF2FE" ns2:textId="77777777">
+    <w:p>
       <w:pPr>
         <w:pStyle w:val="ListParagraph"/>
         <w:numPr>
@@ -3638,7 +3638,7 @@
       </w:r>
       <w:proofErr w:type="spellEnd"/>
     </w:p>
-    <w:p ns2:paraId="2EEFB2FF" ns2:textId="77777777">
+    <w:p>
       <w:pPr>
         <w:pStyle w:val="ListParagraph"/>
         <w:numPr>
@@ -3660,7 +3660,7 @@
         <w:t>Ricardo Palma Soriano</w:t>
       </w:r>
     </w:p>
-    <w:p ns2:paraId="3CB2A75F" ns2:textId="77777777">
+    <w:p>
       <w:pPr>
         <w:pStyle w:val="ListParagraph"/>
         <w:numPr>
@@ -3682,7 +3682,7 @@
         <w:t>María Nieves y Bustamante</w:t>
       </w:r>
     </w:p>
-    <w:p ns2:paraId="3092DA48" ns2:textId="77777777"/>
+    <w:p/>
     <w:p>
       <w:pPr>
         <w:spacing w:after="0"/>
@@ -3695,7 +3695,7 @@
         <w:t>ECOLOGÍA Y MEDIO AMBIENTE</w:t>
       </w:r>
     </w:p>
-    <w:p ns2:paraId="1761C6C5" ns2:textId="77777777">
+    <w:p>
       <w:pPr>
         <w:pStyle w:val="ListParagraph"/>
         <w:numPr>
@@ -3718,7 +3718,7 @@
         <w:t>De acuerdo a los análisis químicos realizados a la atmósfera, el elemento químico más abundante es:</w:t>
       </w:r>
     </w:p>
-    <w:p ns2:paraId="1D1322D9" ns2:textId="77777777">
+    <w:p>
       <w:pPr>
         <w:pStyle w:val="ListParagraph"/>
         <w:jc w:val="both"/>
@@ -3729,7 +3729,7 @@
         </w:rPr>
       </w:pPr>
     </w:p>
-    <w:p ns2:paraId="022CA9EA" ns2:textId="77777777">
+    <w:p>
       <w:pPr>
         <w:pStyle w:val="ListParagraph"/>
         <w:numPr>
@@ -3753,7 +3753,7 @@
         <w:t>Nitrógeno</w:t>
       </w:r>
     </w:p>
-    <w:p ns2:paraId="067F29A3" ns2:textId="77777777">
+    <w:p>
       <w:pPr>
         <w:pStyle w:val="ListParagraph"/>
         <w:numPr>
@@ -3783,7 +3783,7 @@
         <w:tab/>
       </w:r>
     </w:p>
-    <w:p ns2:paraId="576D0B76" ns2:textId="77777777">
+    <w:p>
       <w:pPr>
         <w:pStyle w:val="ListParagraph"/>
         <w:numPr>
@@ -3808,7 +3808,7 @@
         <w:t>Argón</w:t>
       </w:r>
     </w:p>
-    <w:p ns2:paraId="0D5D9603" ns2:textId="77777777">
+    <w:p>
       <w:pPr>
         <w:pStyle w:val="ListParagraph"/>
         <w:numPr>
@@ -3830,7 +3830,7 @@
         <w:t>Helio</w:t>
       </w:r>
     </w:p>
-    <w:p ns2:paraId="5A50A7B6" ns2:textId="77777777">
+    <w:p>
       <w:pPr>
         <w:pStyle w:val="ListParagraph"/>
         <w:numPr>
@@ -3852,7 +3852,7 @@
         <w:t>Hidrógeno</w:t>
       </w:r>
     </w:p>
-    <w:p ns2:paraId="633EDAEA" ns2:textId="77777777">
+    <w:p>
       <w:pPr>
         <w:pStyle w:val="ListParagraph"/>
         <w:ind w:left="1080"/>
@@ -3863,7 +3863,7 @@
         </w:rPr>
       </w:pPr>
     </w:p>
-    <w:p ns2:paraId="7D612F20" ns2:textId="77777777">
+    <w:p>
       <w:pPr>
         <w:pStyle w:val="ListParagraph"/>
         <w:numPr>
@@ -3886,17 +3886,17 @@
         <w:t>Las plantas, como organismos autótrofos, tienen capacidad de sintetizar su propia masa corporal a partir de los elementos y compuestos inorgánicos del medio, en presencia de agua como vehículo de las reacciones y con la intervención de la luz solar como aporte energético para estas. El resultado de esta actividad, es decir, los tejidos vegetales constituyen la:</w:t>
       </w:r>
     </w:p>
-    <w:p ns2:paraId="1459E2F4" ns2:textId="77777777">
-      <w:pPr>
-        <w:pStyle w:val="ListParagraph"/>
-        <w:rPr>
-          <w:rFonts w:ascii="Arial" w:hAnsi="Arial" w:cs="Arial"/>
-          <w:sz w:val="24"/>
-          <w:szCs w:val="24"/>
-        </w:rPr>
-      </w:pPr>
-    </w:p>
-    <w:p ns2:paraId="576455B9" ns2:textId="77777777">
+    <w:p>
+      <w:pPr>
+        <w:pStyle w:val="ListParagraph"/>
+        <w:rPr>
+          <w:rFonts w:ascii="Arial" w:hAnsi="Arial" w:cs="Arial"/>
+          <w:sz w:val="24"/>
+          <w:szCs w:val="24"/>
+        </w:rPr>
+      </w:pPr>
+    </w:p>
+    <w:p>
       <w:pPr>
         <w:pStyle w:val="ListParagraph"/>
         <w:numPr>
@@ -3920,7 +3920,7 @@
         <w:t>Producción primaria</w:t>
       </w:r>
     </w:p>
-    <w:p ns2:paraId="3F39850E" ns2:textId="77777777">
+    <w:p>
       <w:pPr>
         <w:pStyle w:val="ListParagraph"/>
         <w:numPr>
@@ -3942,7 +3942,7 @@
         <w:t>Producción secundaria</w:t>
       </w:r>
     </w:p>
-    <w:p ns2:paraId="1CB244AD" ns2:textId="77777777">
+    <w:p>
       <w:pPr>
         <w:pStyle w:val="ListParagraph"/>
         <w:numPr>
@@ -3964,7 +3964,7 @@
         <w:t>Producción terciaria</w:t>
       </w:r>
     </w:p>
-    <w:p ns2:paraId="7E016B79" ns2:textId="77777777">
+    <w:p>
       <w:pPr>
         <w:pStyle w:val="ListParagraph"/>
         <w:numPr>
@@ -4002,7 +4002,7 @@
         <w:t>limentaria</w:t>
       </w:r>
     </w:p>
-    <w:p ns2:paraId="1784FDDE" ns2:textId="77777777">
+    <w:p>
       <w:pPr>
         <w:pStyle w:val="ListParagraph"/>
         <w:numPr>
@@ -4024,7 +4024,7 @@
         <w:t>Red alimentaria</w:t>
       </w:r>
     </w:p>
-    <w:p ns2:paraId="640BD954" ns2:textId="77777777">
+    <w:p>
       <w:pPr>
         <w:pStyle w:val="ListParagraph"/>
         <w:ind w:left="1080"/>
@@ -4035,7 +4035,7 @@
         </w:rPr>
       </w:pPr>
     </w:p>
-    <w:p ns2:paraId="359D67BF" ns2:textId="77777777">
+    <w:p>
       <w:pPr>
         <w:pStyle w:val="ListParagraph"/>
         <w:numPr>
@@ -4058,7 +4058,7 @@
         <w:t>El ecosistema consta de dos partes: una serie de organismos, la porción viva del ecosistema, y el medio donde están y desarrollan sus actividades, es decir, la porción inanimada. El primero de esos dos componentes recibe el nombre de:</w:t>
       </w:r>
     </w:p>
-    <w:p ns2:paraId="72A1EA5E" ns2:textId="77777777">
+    <w:p>
       <w:pPr>
         <w:pStyle w:val="ListParagraph"/>
         <w:jc w:val="both"/>
@@ -4069,7 +4069,7 @@
         </w:rPr>
       </w:pPr>
     </w:p>
-    <w:p ns2:paraId="48A90C23" ns2:textId="77777777">
+    <w:p>
       <w:pPr>
         <w:pStyle w:val="ListParagraph"/>
         <w:numPr>
@@ -4093,7 +4093,7 @@
         <w:t>Biocenosis</w:t>
       </w:r>
     </w:p>
-    <w:p ns2:paraId="18437B73" ns2:textId="77777777">
+    <w:p>
       <w:pPr>
         <w:pStyle w:val="ListParagraph"/>
         <w:numPr>
@@ -4115,7 +4115,7 @@
         <w:t>Biotopo</w:t>
       </w:r>
     </w:p>
-    <w:p ns2:paraId="6FE3B15B" ns2:textId="77777777">
+    <w:p>
       <w:pPr>
         <w:pStyle w:val="ListParagraph"/>
         <w:numPr>
@@ -4137,7 +4137,7 @@
         <w:t>Hábitat</w:t>
       </w:r>
     </w:p>
-    <w:p ns2:paraId="0D17F44F" ns2:textId="77777777">
+    <w:p>
       <w:pPr>
         <w:pStyle w:val="ListParagraph"/>
         <w:numPr>
@@ -4159,7 +4159,7 @@
         <w:t>Nicho ecológico</w:t>
       </w:r>
     </w:p>
-    <w:p ns2:paraId="6B04451A" ns2:textId="77777777">
+    <w:p>
       <w:pPr>
         <w:pStyle w:val="ListParagraph"/>
         <w:numPr>
@@ -4181,7 +4181,7 @@
         <w:t>Factor edafológico</w:t>
       </w:r>
     </w:p>
-    <w:p ns2:paraId="1DDBDE73" ns2:textId="77777777">
+    <w:p>
       <w:pPr>
         <w:pStyle w:val="ListParagraph"/>
         <w:ind w:left="1080"/>
@@ -4192,7 +4192,7 @@
         </w:rPr>
       </w:pPr>
     </w:p>
-    <w:p ns2:paraId="16F199C0" ns2:textId="77777777">
+    <w:p>
       <w:pPr>
         <w:pStyle w:val="ListParagraph"/>
         <w:numPr>
@@ -4215,17 +4215,17 @@
         <w:t>Bajo el nombre de energías alternativas, se engloban todas aquellas fuentes de energía, a ser posible renovables que reducen a un mínimo o incluso anulan por completo toda emisión perjudicial para el medio. En este contexto, la principal energía limpia es la:</w:t>
       </w:r>
     </w:p>
-    <w:p ns2:paraId="4DA42886" ns2:textId="77777777">
-      <w:pPr>
-        <w:pStyle w:val="ListParagraph"/>
-        <w:rPr>
-          <w:rFonts w:ascii="Arial" w:hAnsi="Arial" w:cs="Arial"/>
-          <w:sz w:val="24"/>
-          <w:szCs w:val="24"/>
-        </w:rPr>
-      </w:pPr>
-    </w:p>
-    <w:p ns2:paraId="2DB38B5A" ns2:textId="77777777">
+    <w:p>
+      <w:pPr>
+        <w:pStyle w:val="ListParagraph"/>
+        <w:rPr>
+          <w:rFonts w:ascii="Arial" w:hAnsi="Arial" w:cs="Arial"/>
+          <w:sz w:val="24"/>
+          <w:szCs w:val="24"/>
+        </w:rPr>
+      </w:pPr>
+    </w:p>
+    <w:p>
       <w:pPr>
         <w:pStyle w:val="ListParagraph"/>
         <w:numPr>
@@ -4249,7 +4249,7 @@
         <w:t>Solar</w:t>
       </w:r>
     </w:p>
-    <w:p ns2:paraId="5BF5BA09" ns2:textId="77777777">
+    <w:p>
       <w:pPr>
         <w:pStyle w:val="ListParagraph"/>
         <w:numPr>
@@ -4271,7 +4271,7 @@
         <w:t>Eólica</w:t>
       </w:r>
     </w:p>
-    <w:p ns2:paraId="7CEEC9E7" ns2:textId="77777777">
+    <w:p>
       <w:pPr>
         <w:pStyle w:val="ListParagraph"/>
         <w:numPr>
@@ -4293,7 +4293,7 @@
         <w:t>Geotérmica</w:t>
       </w:r>
     </w:p>
-    <w:p ns2:paraId="6FC48C90" ns2:textId="77777777">
+    <w:p>
       <w:pPr>
         <w:pStyle w:val="ListParagraph"/>
         <w:numPr>
@@ -4315,7 +4315,7 @@
         <w:t>Hidroeléctrica</w:t>
       </w:r>
     </w:p>
-    <w:p ns2:paraId="62517502" ns2:textId="77777777">
+    <w:p>
       <w:pPr>
         <w:pStyle w:val="ListParagraph"/>
         <w:numPr>
@@ -4337,7 +4337,7 @@
         <w:t>Mareomotriz</w:t>
       </w:r>
     </w:p>
-    <w:p ns2:paraId="6A02C1F0" ns2:textId="77777777">
+    <w:p>
       <w:pPr>
         <w:pStyle w:val="ListParagraph"/>
         <w:ind w:left="1080"/>
@@ -4348,7 +4348,7 @@
         </w:rPr>
       </w:pPr>
     </w:p>
-    <w:p ns2:paraId="06D709D4" ns2:textId="77777777">
+    <w:p>
       <w:pPr>
         <w:pStyle w:val="ListParagraph"/>
         <w:numPr>
@@ -4372,17 +4372,17 @@
         <w:t>En el caso de que sea el biotopo el que al cambiar provoque la reacción de las biocenosis que lo pueblan. Este fenómeno se denomina:</w:t>
       </w:r>
     </w:p>
-    <w:p ns2:paraId="02A0C43D" ns2:textId="77777777">
-      <w:pPr>
-        <w:pStyle w:val="ListParagraph"/>
-        <w:rPr>
-          <w:rFonts w:ascii="Arial" w:hAnsi="Arial" w:cs="Arial"/>
-          <w:sz w:val="24"/>
-          <w:szCs w:val="24"/>
-        </w:rPr>
-      </w:pPr>
-    </w:p>
-    <w:p ns2:paraId="6C9510CE" ns2:textId="77777777">
+    <w:p>
+      <w:pPr>
+        <w:pStyle w:val="ListParagraph"/>
+        <w:rPr>
+          <w:rFonts w:ascii="Arial" w:hAnsi="Arial" w:cs="Arial"/>
+          <w:sz w:val="24"/>
+          <w:szCs w:val="24"/>
+        </w:rPr>
+      </w:pPr>
+    </w:p>
+    <w:p>
       <w:pPr>
         <w:pStyle w:val="ListParagraph"/>
         <w:numPr>
@@ -4406,7 +4406,7 @@
         <w:t>Sucesiones geológicas</w:t>
       </w:r>
     </w:p>
-    <w:p ns2:paraId="2DB294F8" ns2:textId="77777777">
+    <w:p>
       <w:pPr>
         <w:pStyle w:val="ListParagraph"/>
         <w:numPr>
@@ -4428,7 +4428,7 @@
         <w:t>Sucesiones climáticas</w:t>
       </w:r>
     </w:p>
-    <w:p ns2:paraId="3709A850" ns2:textId="77777777">
+    <w:p>
       <w:pPr>
         <w:pStyle w:val="ListParagraph"/>
         <w:numPr>
@@ -4450,7 +4450,7 @@
         <w:t>Sucesiones bióticas</w:t>
       </w:r>
     </w:p>
-    <w:p ns2:paraId="088AE413" ns2:textId="77777777">
+    <w:p>
       <w:pPr>
         <w:pStyle w:val="ListParagraph"/>
         <w:numPr>
@@ -4472,7 +4472,7 @@
         <w:t>Clímax</w:t>
       </w:r>
     </w:p>
-    <w:p ns2:paraId="535C6CAA" ns2:textId="77777777">
+    <w:p>
       <w:pPr>
         <w:pStyle w:val="ListParagraph"/>
         <w:numPr>
@@ -4494,7 +4494,7 @@
         <w:t>Sinecología</w:t>
       </w:r>
     </w:p>
-    <w:p ns2:paraId="1BC1A5B4" ns2:textId="77777777">
+    <w:p>
       <w:pPr>
         <w:pStyle w:val="ListParagraph"/>
         <w:ind w:left="1080"/>
@@ -4505,7 +4505,7 @@
         </w:rPr>
       </w:pPr>
     </w:p>
-    <w:p ns2:paraId="17CCF34E" ns2:textId="77777777"/>
+    <w:p/>
     <w:p>
       <w:pPr>
         <w:spacing w:after="0"/>
@@ -4518,7 +4518,7 @@
         <w:t>FÍSICA</w:t>
       </w:r>
     </w:p>
-    <w:p ns2:paraId="26377B33" ns2:textId="77777777">
+    <w:p>
       <w:pPr>
         <w:pStyle w:val="ListParagraph"/>
         <w:numPr>
@@ -4600,17 +4600,17 @@
         <w:t xml:space="preserve"> </w:t>
       </w:r>
     </w:p>
-    <w:p ns2:paraId="397E2413" ns2:textId="77777777">
-      <w:pPr>
-        <w:pStyle w:val="ListParagraph"/>
-        <w:rPr>
-          <w:rFonts w:ascii="Arial" w:hAnsi="Arial" w:cs="Arial"/>
-          <w:sz w:val="24"/>
-          <w:szCs w:val="24"/>
-        </w:rPr>
-      </w:pPr>
-    </w:p>
-    <w:p ns2:paraId="373AD0DC" ns2:textId="77777777">
+    <w:p>
+      <w:pPr>
+        <w:pStyle w:val="ListParagraph"/>
+        <w:rPr>
+          <w:rFonts w:ascii="Arial" w:hAnsi="Arial" w:cs="Arial"/>
+          <w:sz w:val="24"/>
+          <w:szCs w:val="24"/>
+        </w:rPr>
+      </w:pPr>
+    </w:p>
+    <w:p>
       <w:pPr>
         <w:pStyle w:val="ListParagraph"/>
         <w:rPr>
@@ -4680,7 +4680,7 @@
         </m:oMath>
       </m:oMathPara>
     </w:p>
-    <w:p ns2:paraId="666B473C" ns2:textId="77777777">
+    <w:p>
       <w:pPr>
         <w:pStyle w:val="ListParagraph"/>
         <w:rPr>
@@ -4690,7 +4690,7 @@
         </w:rPr>
       </w:pPr>
     </w:p>
-    <w:p ns2:paraId="3C98B54B" ns2:textId="77777777">
+    <w:p>
       <w:pPr>
         <w:pStyle w:val="ListParagraph"/>
         <w:rPr>
@@ -4708,7 +4708,7 @@
         <w:t>Donde:</w:t>
       </w:r>
     </w:p>
-    <w:p ns2:paraId="496FD8AF" ns2:textId="77777777">
+    <w:p>
       <w:pPr>
         <w:pStyle w:val="ListParagraph"/>
         <w:rPr>
@@ -4736,7 +4736,7 @@
         <w:t>.</w:t>
       </w:r>
     </w:p>
-    <w:p ns2:paraId="62D894A1" ns2:textId="77777777">
+    <w:p>
       <w:pPr>
         <w:pStyle w:val="ListParagraph"/>
         <w:rPr>
@@ -4761,17 +4761,17 @@
         </m:oMath>
       </m:oMathPara>
     </w:p>
-    <w:p ns2:paraId="29CAC346" ns2:textId="77777777">
-      <w:pPr>
-        <w:pStyle w:val="ListParagraph"/>
-        <w:rPr>
-          <w:rFonts w:ascii="Arial" w:hAnsi="Arial" w:cs="Arial"/>
-          <w:sz w:val="24"/>
-          <w:szCs w:val="24"/>
-        </w:rPr>
-      </w:pPr>
-    </w:p>
-    <w:p ns2:paraId="62B225A6" ns2:textId="77777777">
+    <w:p>
+      <w:pPr>
+        <w:pStyle w:val="ListParagraph"/>
+        <w:rPr>
+          <w:rFonts w:ascii="Arial" w:hAnsi="Arial" w:cs="Arial"/>
+          <w:sz w:val="24"/>
+          <w:szCs w:val="24"/>
+        </w:rPr>
+      </w:pPr>
+    </w:p>
+    <w:p>
       <w:pPr>
         <w:pStyle w:val="ListParagraph"/>
         <w:numPr>
@@ -4829,7 +4829,7 @@
         </m:sSup>
       </m:oMath>
     </w:p>
-    <w:p ns2:paraId="675B4D9C" ns2:textId="77777777">
+    <w:p>
       <w:pPr>
         <w:pStyle w:val="ListParagraph"/>
         <w:numPr>
@@ -4877,7 +4877,7 @@
         </m:sSup>
       </m:oMath>
     </w:p>
-    <w:p ns2:paraId="34BD40A0" ns2:textId="77777777">
+    <w:p>
       <w:pPr>
         <w:pStyle w:val="ListParagraph"/>
         <w:numPr>
@@ -4933,7 +4933,7 @@
         </m:sSup>
       </m:oMath>
     </w:p>
-    <w:p ns2:paraId="5B6503A1" ns2:textId="77777777">
+    <w:p>
       <w:pPr>
         <w:pStyle w:val="ListParagraph"/>
         <w:numPr>
@@ -4997,7 +4997,7 @@
         </m:r>
       </m:oMath>
     </w:p>
-    <w:p ns2:paraId="4D491898" ns2:textId="77777777">
+    <w:p>
       <w:pPr>
         <w:pStyle w:val="ListParagraph"/>
         <w:numPr>
@@ -5053,7 +5053,7 @@
         </m:sSup>
       </m:oMath>
     </w:p>
-    <w:p ns2:paraId="084168A6" ns2:textId="77777777">
+    <w:p>
       <w:pPr>
         <w:pStyle w:val="ListParagraph"/>
         <w:ind w:left="1080"/>
@@ -5064,7 +5064,7 @@
         </w:rPr>
       </w:pPr>
     </w:p>
-    <w:p ns2:paraId="50584B38" ns2:textId="77777777">
+    <w:p>
       <w:pPr>
         <w:pStyle w:val="ListParagraph"/>
         <w:numPr>
@@ -5086,17 +5086,17 @@
         <w:t>Determinar el módulo de la fuerza resultante sobre el punto de anclaje, debido a los cables mostrados.</w:t>
       </w:r>
     </w:p>
-    <w:p ns2:paraId="664A95E8" ns2:textId="77777777">
-      <w:pPr>
-        <w:pStyle w:val="ListParagraph"/>
-        <w:rPr>
-          <w:rFonts w:ascii="Arial" w:hAnsi="Arial" w:cs="Arial"/>
-          <w:sz w:val="24"/>
-          <w:szCs w:val="24"/>
-        </w:rPr>
-      </w:pPr>
-    </w:p>
-    <w:p ns2:paraId="5665DB11" ns2:textId="77777777">
+    <w:p>
+      <w:pPr>
+        <w:pStyle w:val="ListParagraph"/>
+        <w:rPr>
+          <w:rFonts w:ascii="Arial" w:hAnsi="Arial" w:cs="Arial"/>
+          <w:sz w:val="24"/>
+          <w:szCs w:val="24"/>
+        </w:rPr>
+      </w:pPr>
+    </w:p>
+    <w:p>
       <w:pPr>
         <w:pStyle w:val="ListParagraph"/>
         <w:jc w:val="center"/>
@@ -5115,7 +5115,7 @@
           <w:lang w:eastAsia="es-PE"/>
         </w:rPr>
         <w:drawing>
-          <wp:inline distT="0" distB="0" distL="0" distR="0" ns5:anchorId="119BEA7C" ns5:editId="257F5AA2">
+          <wp:inline distT="0" distB="0" distL="0" distR="0" wp14:anchorId="119BEA7C" wp14:editId="257F5AA2">
             <wp:extent cx="3037352" cy="1991360"/>
             <wp:effectExtent l="0" t="0" r="0" b="0"/>
             <wp:docPr id="2" name="Imagen 25"/>
@@ -5133,7 +5133,7 @@
                     <a:blip r:embed="rId9" cstate="print">
                       <a:extLst>
                         <a:ext uri="{28A0092B-C50C-407E-A947-70E740481C1C}">
-                          <ns12:useLocalDpi val="0"/>
+                          <a14:useLocalDpi val="0"/>
                         </a:ext>
                       </a:extLst>
                     </a:blip>
@@ -5157,17 +5157,17 @@
         </w:drawing>
       </w:r>
     </w:p>
-    <w:p ns2:paraId="1C9209B3" ns2:textId="77777777">
-      <w:pPr>
-        <w:pStyle w:val="ListParagraph"/>
-        <w:rPr>
-          <w:rFonts w:ascii="Arial" w:hAnsi="Arial" w:cs="Arial"/>
-          <w:sz w:val="24"/>
-          <w:szCs w:val="24"/>
-        </w:rPr>
-      </w:pPr>
-    </w:p>
-    <w:p ns2:paraId="298AC86F" ns2:textId="77777777">
+    <w:p>
+      <w:pPr>
+        <w:pStyle w:val="ListParagraph"/>
+        <w:rPr>
+          <w:rFonts w:ascii="Arial" w:hAnsi="Arial" w:cs="Arial"/>
+          <w:sz w:val="24"/>
+          <w:szCs w:val="24"/>
+        </w:rPr>
+      </w:pPr>
+    </w:p>
+    <w:p>
       <w:pPr>
         <w:pStyle w:val="ListParagraph"/>
         <w:numPr>
@@ -5191,7 +5191,7 @@
         <w:t>14 N</w:t>
       </w:r>
     </w:p>
-    <w:p ns2:paraId="4C380AD6" ns2:textId="77777777">
+    <w:p>
       <w:pPr>
         <w:pStyle w:val="ListParagraph"/>
         <w:numPr>
@@ -5213,7 +5213,7 @@
         <w:t xml:space="preserve">  7 N</w:t>
       </w:r>
     </w:p>
-    <w:p ns2:paraId="1D049CA5" ns2:textId="77777777">
+    <w:p>
       <w:pPr>
         <w:pStyle w:val="ListParagraph"/>
         <w:numPr>
@@ -5235,7 +5235,7 @@
         <w:t>28 N</w:t>
       </w:r>
     </w:p>
-    <w:p ns2:paraId="54FA24CE" ns2:textId="77777777">
+    <w:p>
       <w:pPr>
         <w:pStyle w:val="ListParagraph"/>
         <w:numPr>
@@ -5257,7 +5257,7 @@
         <w:t>16 N</w:t>
       </w:r>
     </w:p>
-    <w:p ns2:paraId="1B62DBE3" ns2:textId="77777777">
+    <w:p>
       <w:pPr>
         <w:pStyle w:val="ListParagraph"/>
         <w:numPr>
@@ -5279,7 +5279,7 @@
         <w:t>20 N</w:t>
       </w:r>
     </w:p>
-    <w:p ns2:paraId="3A9A6044" ns2:textId="77777777">
+    <w:p>
       <w:pPr>
         <w:pStyle w:val="ListParagraph"/>
         <w:ind w:left="1080"/>
@@ -5290,7 +5290,7 @@
         </w:rPr>
       </w:pPr>
     </w:p>
-    <w:p ns2:paraId="4F6BF183" ns2:textId="77777777">
+    <w:p>
       <w:pPr>
         <w:pStyle w:val="ListParagraph"/>
         <w:numPr>
@@ -5330,17 +5330,17 @@
         <w:t xml:space="preserve"> 8 m/s y      3 m/s, respectivamente. ¿Al cabo de cuánto tiempo estarán separados por 100 m?</w:t>
       </w:r>
     </w:p>
-    <w:p ns2:paraId="7B1CFC23" ns2:textId="77777777">
-      <w:pPr>
-        <w:pStyle w:val="ListParagraph"/>
-        <w:rPr>
-          <w:rFonts w:ascii="Arial" w:hAnsi="Arial" w:cs="Arial"/>
-          <w:sz w:val="24"/>
-          <w:szCs w:val="24"/>
-        </w:rPr>
-      </w:pPr>
-    </w:p>
-    <w:p ns2:paraId="2201CAD8" ns2:textId="77777777">
+    <w:p>
+      <w:pPr>
+        <w:pStyle w:val="ListParagraph"/>
+        <w:rPr>
+          <w:rFonts w:ascii="Arial" w:hAnsi="Arial" w:cs="Arial"/>
+          <w:sz w:val="24"/>
+          <w:szCs w:val="24"/>
+        </w:rPr>
+      </w:pPr>
+    </w:p>
+    <w:p>
       <w:pPr>
         <w:pStyle w:val="ListParagraph"/>
         <w:numPr>
@@ -5364,7 +5364,7 @@
         <w:t>20 s</w:t>
       </w:r>
     </w:p>
-    <w:p ns2:paraId="39CF8B53" ns2:textId="77777777">
+    <w:p>
       <w:pPr>
         <w:pStyle w:val="ListParagraph"/>
         <w:numPr>
@@ -5386,7 +5386,7 @@
         <w:t>10 s</w:t>
       </w:r>
     </w:p>
-    <w:p ns2:paraId="6A20B43C" ns2:textId="77777777">
+    <w:p>
       <w:pPr>
         <w:pStyle w:val="ListParagraph"/>
         <w:numPr>
@@ -5408,7 +5408,7 @@
         <w:t>30 s</w:t>
       </w:r>
     </w:p>
-    <w:p ns2:paraId="03AF4DC6" ns2:textId="77777777">
+    <w:p>
       <w:pPr>
         <w:pStyle w:val="ListParagraph"/>
         <w:numPr>
@@ -5431,7 +5431,7 @@
         <w:t>40 s</w:t>
       </w:r>
     </w:p>
-    <w:p ns2:paraId="77474E96" ns2:textId="77777777">
+    <w:p>
       <w:pPr>
         <w:pStyle w:val="ListParagraph"/>
         <w:numPr>
@@ -5453,16 +5453,16 @@
         <w:t>50 s</w:t>
       </w:r>
     </w:p>
-    <w:p ns2:paraId="059ED066" ns2:textId="77777777">
-      <w:pPr>
-        <w:rPr>
-          <w:rFonts w:ascii="Arial" w:hAnsi="Arial" w:cs="Arial"/>
-          <w:sz w:val="24"/>
-          <w:szCs w:val="24"/>
-        </w:rPr>
-      </w:pPr>
-    </w:p>
-    <w:p ns2:paraId="38AD8EEE" ns2:textId="77777777">
+    <w:p>
+      <w:pPr>
+        <w:rPr>
+          <w:rFonts w:ascii="Arial" w:hAnsi="Arial" w:cs="Arial"/>
+          <w:sz w:val="24"/>
+          <w:szCs w:val="24"/>
+        </w:rPr>
+      </w:pPr>
+    </w:p>
+    <w:p>
       <w:pPr>
         <w:pStyle w:val="ListParagraph"/>
         <w:numPr>
@@ -5502,17 +5502,17 @@
         <w:t>” que sostiene a la esfera metálica de 40 N de peso.</w:t>
       </w:r>
     </w:p>
-    <w:p ns2:paraId="75510AF0" ns2:textId="77777777">
-      <w:pPr>
-        <w:pStyle w:val="ListParagraph"/>
-        <w:rPr>
-          <w:rFonts w:ascii="Arial" w:hAnsi="Arial" w:cs="Arial"/>
-          <w:sz w:val="24"/>
-          <w:szCs w:val="24"/>
-        </w:rPr>
-      </w:pPr>
-    </w:p>
-    <w:p ns2:paraId="411D8828" ns2:textId="77777777">
+    <w:p>
+      <w:pPr>
+        <w:pStyle w:val="ListParagraph"/>
+        <w:rPr>
+          <w:rFonts w:ascii="Arial" w:hAnsi="Arial" w:cs="Arial"/>
+          <w:sz w:val="24"/>
+          <w:szCs w:val="24"/>
+        </w:rPr>
+      </w:pPr>
+    </w:p>
+    <w:p>
       <w:pPr>
         <w:pStyle w:val="ListParagraph"/>
         <w:jc w:val="center"/>
@@ -5529,7 +5529,7 @@
         <mc:AlternateContent>
           <mc:Choice Requires="wps">
             <w:drawing>
-              <wp:anchor distT="0" distB="0" distL="114300" distR="114300" simplePos="0" relativeHeight="251659264" behindDoc="1" locked="0" layoutInCell="1" allowOverlap="1" ns5:anchorId="21C4CC8C" ns5:editId="15E7EC95">
+              <wp:anchor distT="0" distB="0" distL="114300" distR="114300" simplePos="0" relativeHeight="251659264" behindDoc="1" locked="0" layoutInCell="1" allowOverlap="1" wp14:anchorId="21C4CC8C" wp14:editId="15E7EC95">
                 <wp:simplePos x="0" y="0"/>
                 <wp:positionH relativeFrom="column">
                   <wp:posOffset>2832735</wp:posOffset>
@@ -5544,9 +5544,9 @@
                 <wp:cNvGraphicFramePr/>
                 <a:graphic>
                   <a:graphicData uri="http://schemas.microsoft.com/office/word/2010/wordprocessingShape">
-                    <ns7:wsp>
-                      <ns7:cNvSpPr txBox="1"/>
-                      <ns7:spPr>
+                    <wps:wsp>
+                      <wps:cNvSpPr txBox="1"/>
+                      <wps:spPr>
                         <a:xfrm>
                           <a:off x="0" y="0"/>
                           <a:ext cx="276226" cy="390526"/>
@@ -5559,8 +5559,8 @@
                           <a:noFill/>
                         </a:ln>
                         <a:effectLst/>
-                      </ns7:spPr>
-                      <ns7:style>
+                      </wps:spPr>
+                      <wps:style>
                         <a:lnRef idx="0">
                           <a:schemeClr val="accent1"/>
                         </a:lnRef>
@@ -5573,10 +5573,10 @@
                         <a:fontRef idx="minor">
                           <a:schemeClr val="dk1"/>
                         </a:fontRef>
-                      </ns7:style>
-                      <ns7:txbx>
+                      </wps:style>
+                      <wps:txbx>
                         <w:txbxContent>
-                          <w:p ns2:paraId="14DCD5A6" ns2:textId="77777777">
+                          <w:p>
                             <w:pPr>
                               <w:rPr>
                                 <w:b/>
@@ -5599,35 +5599,35 @@
                             </m:oMathPara>
                           </w:p>
                         </w:txbxContent>
-                      </ns7:txbx>
-                      <ns7:bodyPr rot="0" spcFirstLastPara="0" vertOverflow="overflow" horzOverflow="overflow" vert="horz" wrap="square" lIns="91440" tIns="45720" rIns="91440" bIns="45720" numCol="1" spcCol="0" rtlCol="0" fromWordArt="0" anchor="t" anchorCtr="0" forceAA="0" compatLnSpc="1">
+                      </wps:txbx>
+                      <wps:bodyPr rot="0" spcFirstLastPara="0" vertOverflow="overflow" horzOverflow="overflow" vert="horz" wrap="square" lIns="91440" tIns="45720" rIns="91440" bIns="45720" numCol="1" spcCol="0" rtlCol="0" fromWordArt="0" anchor="t" anchorCtr="0" forceAA="0" compatLnSpc="1">
                         <a:prstTxWarp prst="textNoShape">
                           <a:avLst/>
                         </a:prstTxWarp>
                         <a:noAutofit/>
-                      </ns7:bodyPr>
-                    </ns7:wsp>
+                      </wps:bodyPr>
+                    </wps:wsp>
                   </a:graphicData>
                 </a:graphic>
-                <ns5:sizeRelH relativeFrom="margin">
-                  <ns5:pctWidth>0</ns5:pctWidth>
-                </ns5:sizeRelH>
-                <ns5:sizeRelV relativeFrom="margin">
-                  <ns5:pctHeight>0</ns5:pctHeight>
-                </ns5:sizeRelV>
+                <wp14:sizeRelH relativeFrom="margin">
+                  <wp14:pctWidth>0</wp14:pctWidth>
+                </wp14:sizeRelH>
+                <wp14:sizeRelV relativeFrom="margin">
+                  <wp14:pctHeight>0</wp14:pctHeight>
+                </wp14:sizeRelV>
               </wp:anchor>
             </w:drawing>
           </mc:Choice>
           <mc:Fallback>
             <w:pict>
-              <v:shapetype ns2:anchorId="21C4CC8C" id="_x0000_t202" coordsize="21600,21600" o:spt="202" path="m,l,21600r21600,l21600,xe">
+              <v:shapetype w14:anchorId="21C4CC8C" id="_x0000_t202" coordsize="21600,21600" o:spt="202" path="m,l,21600r21600,l21600,xe">
                 <v:stroke joinstyle="miter"/>
                 <v:path gradientshapeok="t" o:connecttype="rect"/>
               </v:shapetype>
               <v:shape id="Cuadro de texto 23" o:spid="_x0000_s1026" type="#_x0000_t202" style="position:absolute;left:0;text-align:left;margin-left:223.05pt;margin-top:104.15pt;width:21.75pt;height:30.75pt;z-index:-251657216;visibility:visible;mso-wrap-style:square;mso-width-percent:0;mso-height-percent:0;mso-wrap-distance-left:9pt;mso-wrap-distance-top:0;mso-wrap-distance-right:9pt;mso-wrap-distance-bottom:0;mso-position-horizontal:absolute;mso-position-horizontal-relative:text;mso-position-vertical:absolute;mso-position-vertical-relative:text;mso-width-percent:0;mso-height-percent:0;mso-width-relative:margin;mso-height-relative:margin;v-text-anchor:top" o:gfxdata="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" filled="f" stroked="f" strokeweight=".5pt">
                 <v:textbox>
                   <w:txbxContent>
-                    <w:p ns2:paraId="14DCD5A6" ns2:textId="77777777">
+                    <w:p>
                       <w:pPr>
                         <w:rPr>
                           <w:b/>
@@ -5665,7 +5665,7 @@
         <mc:AlternateContent>
           <mc:Choice Requires="wps">
             <w:drawing>
-              <wp:anchor distT="0" distB="0" distL="114300" distR="114300" simplePos="0" relativeHeight="251660288" behindDoc="1" locked="0" layoutInCell="1" allowOverlap="1" ns5:anchorId="7D6BBBCF" ns5:editId="2910F06F">
+              <wp:anchor distT="0" distB="0" distL="114300" distR="114300" simplePos="0" relativeHeight="251660288" behindDoc="1" locked="0" layoutInCell="1" allowOverlap="1" wp14:anchorId="7D6BBBCF" wp14:editId="2910F06F">
                 <wp:simplePos x="0" y="0"/>
                 <wp:positionH relativeFrom="column">
                   <wp:posOffset>2918460</wp:posOffset>
@@ -5680,9 +5680,9 @@
                 <wp:cNvGraphicFramePr/>
                 <a:graphic>
                   <a:graphicData uri="http://schemas.microsoft.com/office/word/2010/wordprocessingShape">
-                    <ns7:wsp>
-                      <ns7:cNvSpPr txBox="1"/>
-                      <ns7:spPr>
+                    <wps:wsp>
+                      <wps:cNvSpPr txBox="1"/>
+                      <wps:spPr>
                         <a:xfrm>
                           <a:off x="0" y="0"/>
                           <a:ext cx="476250" cy="361950"/>
@@ -5695,8 +5695,8 @@
                           <a:noFill/>
                         </a:ln>
                         <a:effectLst/>
-                      </ns7:spPr>
-                      <ns7:style>
+                      </wps:spPr>
+                      <wps:style>
                         <a:lnRef idx="0">
                           <a:schemeClr val="accent1"/>
                         </a:lnRef>
@@ -5709,10 +5709,10 @@
                         <a:fontRef idx="minor">
                           <a:schemeClr val="dk1"/>
                         </a:fontRef>
-                      </ns7:style>
-                      <ns7:txbx>
+                      </wps:style>
+                      <wps:txbx>
                         <w:txbxContent>
-                          <w:p ns2:paraId="61AEE9AC" ns2:textId="77777777">
+                          <w:p>
                             <w:pPr>
                               <w:rPr>
                                 <w:rFonts w:ascii="Arial" w:hAnsi="Arial" w:cs="Arial"/>
@@ -5737,28 +5737,28 @@
                             </w:r>
                           </w:p>
                         </w:txbxContent>
-                      </ns7:txbx>
-                      <ns7:bodyPr rot="0" spcFirstLastPara="0" vertOverflow="overflow" horzOverflow="overflow" vert="horz" wrap="square" lIns="91440" tIns="45720" rIns="91440" bIns="45720" numCol="1" spcCol="0" rtlCol="0" fromWordArt="0" anchor="t" anchorCtr="0" forceAA="0" compatLnSpc="1">
+                      </wps:txbx>
+                      <wps:bodyPr rot="0" spcFirstLastPara="0" vertOverflow="overflow" horzOverflow="overflow" vert="horz" wrap="square" lIns="91440" tIns="45720" rIns="91440" bIns="45720" numCol="1" spcCol="0" rtlCol="0" fromWordArt="0" anchor="t" anchorCtr="0" forceAA="0" compatLnSpc="1">
                         <a:prstTxWarp prst="textNoShape">
                           <a:avLst/>
                         </a:prstTxWarp>
                         <a:noAutofit/>
-                      </ns7:bodyPr>
-                    </ns7:wsp>
+                      </wps:bodyPr>
+                    </wps:wsp>
                   </a:graphicData>
                 </a:graphic>
-                <ns5:sizeRelH relativeFrom="margin">
-                  <ns5:pctWidth>0</ns5:pctWidth>
-                </ns5:sizeRelH>
+                <wp14:sizeRelH relativeFrom="margin">
+                  <wp14:pctWidth>0</wp14:pctWidth>
+                </wp14:sizeRelH>
               </wp:anchor>
             </w:drawing>
           </mc:Choice>
           <mc:Fallback>
             <w:pict>
-              <v:shape ns2:anchorId="7D6BBBCF" id="Cuadro de texto 24" o:spid="_x0000_s1027" type="#_x0000_t202" style="position:absolute;left:0;text-align:left;margin-left:229.8pt;margin-top:21.65pt;width:37.5pt;height:28.5pt;z-index:-251656192;visibility:visible;mso-wrap-style:square;mso-width-percent:0;mso-wrap-distance-left:9pt;mso-wrap-distance-top:0;mso-wrap-distance-right:9pt;mso-wrap-distance-bottom:0;mso-position-horizontal:absolute;mso-position-horizontal-relative:text;mso-position-vertical:absolute;mso-position-vertical-relative:text;mso-width-percent:0;mso-width-relative:margin;v-text-anchor:top" o:gfxdata="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" filled="f" stroked="f" strokeweight=".5pt">
+              <v:shape w14:anchorId="7D6BBBCF" id="Cuadro de texto 24" o:spid="_x0000_s1027" type="#_x0000_t202" style="position:absolute;left:0;text-align:left;margin-left:229.8pt;margin-top:21.65pt;width:37.5pt;height:28.5pt;z-index:-251656192;visibility:visible;mso-wrap-style:square;mso-width-percent:0;mso-wrap-distance-left:9pt;mso-wrap-distance-top:0;mso-wrap-distance-right:9pt;mso-wrap-distance-bottom:0;mso-position-horizontal:absolute;mso-position-horizontal-relative:text;mso-position-vertical:absolute;mso-position-vertical-relative:text;mso-width-percent:0;mso-width-relative:margin;v-text-anchor:top" o:gfxdata="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" filled="f" stroked="f" strokeweight=".5pt">
                 <v:textbox>
                   <w:txbxContent>
-                    <w:p ns2:paraId="61AEE9AC" ns2:textId="77777777">
+                    <w:p>
                       <w:pPr>
                         <w:rPr>
                           <w:rFonts w:ascii="Arial" w:hAnsi="Arial" w:cs="Arial"/>
@@ -5799,7 +5799,7 @@
         <w:rPr>
           <w:b/>
         </w:rPr>
-        <w:object w:dxaOrig="2737" w:dyaOrig="1144" ns2:anchorId="27488C54">
+        <w:object w:dxaOrig="2737" w:dyaOrig="1144" w14:anchorId="27488C54">
           <v:shapetype id="_x0000_t75" coordsize="21600,21600" o:spt="75" o:preferrelative="t" path="m@4@5l@4@11@9@11@9@5xe" filled="f" stroked="f">
             <v:stroke joinstyle="miter"/>
             <v:formulas>
@@ -5826,17 +5826,17 @@
         </w:object>
       </w:r>
     </w:p>
-    <w:p ns2:paraId="24FD40D2" ns2:textId="77777777">
-      <w:pPr>
-        <w:pStyle w:val="ListParagraph"/>
-        <w:rPr>
-          <w:rFonts w:ascii="Arial" w:hAnsi="Arial" w:cs="Arial"/>
-          <w:sz w:val="24"/>
-          <w:szCs w:val="24"/>
-        </w:rPr>
-      </w:pPr>
-    </w:p>
-    <w:p ns2:paraId="22AC8D69" ns2:textId="77777777">
+    <w:p>
+      <w:pPr>
+        <w:pStyle w:val="ListParagraph"/>
+        <w:rPr>
+          <w:rFonts w:ascii="Arial" w:hAnsi="Arial" w:cs="Arial"/>
+          <w:sz w:val="24"/>
+          <w:szCs w:val="24"/>
+        </w:rPr>
+      </w:pPr>
+    </w:p>
+    <w:p>
       <w:pPr>
         <w:pStyle w:val="ListParagraph"/>
         <w:numPr>
@@ -5860,7 +5860,7 @@
         <w:t>30 N</w:t>
       </w:r>
     </w:p>
-    <w:p ns2:paraId="50B9B5CF" ns2:textId="77777777">
+    <w:p>
       <w:pPr>
         <w:pStyle w:val="ListParagraph"/>
         <w:numPr>
@@ -5882,7 +5882,7 @@
         <w:t>10 N</w:t>
       </w:r>
     </w:p>
-    <w:p ns2:paraId="7F8096AB" ns2:textId="77777777">
+    <w:p>
       <w:pPr>
         <w:pStyle w:val="ListParagraph"/>
         <w:numPr>
@@ -5904,7 +5904,7 @@
         <w:t>20 N</w:t>
       </w:r>
     </w:p>
-    <w:p ns2:paraId="03212179" ns2:textId="77777777">
+    <w:p>
       <w:pPr>
         <w:pStyle w:val="ListParagraph"/>
         <w:numPr>
@@ -5926,7 +5926,7 @@
         <w:t>40 N</w:t>
       </w:r>
     </w:p>
-    <w:p ns2:paraId="290DE278" ns2:textId="77777777">
+    <w:p>
       <w:pPr>
         <w:pStyle w:val="ListParagraph"/>
         <w:numPr>
@@ -5948,7 +5948,7 @@
         <w:t>50 N</w:t>
       </w:r>
     </w:p>
-    <w:p ns2:paraId="14B5E253" ns2:textId="77777777">
+    <w:p>
       <w:pPr>
         <w:pStyle w:val="ListParagraph"/>
         <w:ind w:left="1080"/>
@@ -5959,7 +5959,7 @@
         </w:rPr>
       </w:pPr>
     </w:p>
-    <w:p ns2:paraId="20B854A2" ns2:textId="77777777">
+    <w:p>
       <w:pPr>
         <w:pStyle w:val="ListParagraph"/>
         <w:numPr>
@@ -6047,27 +6047,27 @@
         <w:t xml:space="preserve"> </w:t>
       </w:r>
     </w:p>
-    <w:p ns2:paraId="5A939375" ns2:textId="77777777">
-      <w:pPr>
-        <w:pStyle w:val="ListParagraph"/>
-        <w:rPr>
-          <w:rFonts w:ascii="Arial" w:hAnsi="Arial" w:cs="Arial"/>
-          <w:sz w:val="24"/>
-          <w:szCs w:val="24"/>
-        </w:rPr>
-      </w:pPr>
-    </w:p>
-    <w:p ns2:paraId="6A8CC9B7" ns2:textId="77777777">
-      <w:pPr>
-        <w:pStyle w:val="ListParagraph"/>
-        <w:rPr>
-          <w:rFonts w:ascii="Arial" w:hAnsi="Arial" w:cs="Arial"/>
-          <w:sz w:val="24"/>
-          <w:szCs w:val="24"/>
-        </w:rPr>
-      </w:pPr>
-    </w:p>
-    <w:p ns2:paraId="362365FF" ns2:textId="77777777">
+    <w:p>
+      <w:pPr>
+        <w:pStyle w:val="ListParagraph"/>
+        <w:rPr>
+          <w:rFonts w:ascii="Arial" w:hAnsi="Arial" w:cs="Arial"/>
+          <w:sz w:val="24"/>
+          <w:szCs w:val="24"/>
+        </w:rPr>
+      </w:pPr>
+    </w:p>
+    <w:p>
+      <w:pPr>
+        <w:pStyle w:val="ListParagraph"/>
+        <w:rPr>
+          <w:rFonts w:ascii="Arial" w:hAnsi="Arial" w:cs="Arial"/>
+          <w:sz w:val="24"/>
+          <w:szCs w:val="24"/>
+        </w:rPr>
+      </w:pPr>
+    </w:p>
+    <w:p>
       <w:pPr>
         <w:pStyle w:val="ListParagraph"/>
         <w:jc w:val="center"/>
@@ -6078,7 +6078,7 @@
         </w:rPr>
       </w:pPr>
       <w:r>
-        <w:object w:dxaOrig="4014" w:dyaOrig="1785" ns2:anchorId="253C4982">
+        <w:object w:dxaOrig="4014" w:dyaOrig="1785" w14:anchorId="253C4982">
           <v:shape id="_x0000_i1028" type="#_x0000_t75" style="width:207.75pt;height:92.25pt" o:ole="">
             <v:imagedata r:id="rId13" o:title=""/>
           </v:shape>
@@ -6086,7 +6086,7 @@
         </w:object>
       </w:r>
     </w:p>
-    <w:p ns2:paraId="070CAC6D" ns2:textId="77777777">
+    <w:p>
       <w:pPr>
         <w:pStyle w:val="ListParagraph"/>
         <w:jc w:val="center"/>
@@ -6097,17 +6097,17 @@
         </w:rPr>
       </w:pPr>
     </w:p>
-    <w:p ns2:paraId="0C3F7B56" ns2:textId="77777777">
-      <w:pPr>
-        <w:pStyle w:val="ListParagraph"/>
-        <w:rPr>
-          <w:rFonts w:ascii="Arial" w:hAnsi="Arial" w:cs="Arial"/>
-          <w:sz w:val="24"/>
-          <w:szCs w:val="24"/>
-        </w:rPr>
-      </w:pPr>
-    </w:p>
-    <w:p ns2:paraId="7A6B4C62" ns2:textId="77777777">
+    <w:p>
+      <w:pPr>
+        <w:pStyle w:val="ListParagraph"/>
+        <w:rPr>
+          <w:rFonts w:ascii="Arial" w:hAnsi="Arial" w:cs="Arial"/>
+          <w:sz w:val="24"/>
+          <w:szCs w:val="24"/>
+        </w:rPr>
+      </w:pPr>
+    </w:p>
+    <w:p>
       <w:pPr>
         <w:pStyle w:val="ListParagraph"/>
         <w:numPr>
@@ -6133,7 +6133,7 @@
         </m:r>
       </m:oMath>
     </w:p>
-    <w:p ns2:paraId="015E4A02" ns2:textId="77777777">
+    <w:p>
       <w:pPr>
         <w:pStyle w:val="ListParagraph"/>
         <w:numPr>
@@ -6157,7 +6157,7 @@
         </m:r>
       </m:oMath>
     </w:p>
-    <w:p ns2:paraId="1949F2B0" ns2:textId="77777777">
+    <w:p>
       <w:pPr>
         <w:pStyle w:val="ListParagraph"/>
         <w:numPr>
@@ -6181,7 +6181,7 @@
         </m:r>
       </m:oMath>
     </w:p>
-    <w:p ns2:paraId="44F01A1D" ns2:textId="77777777">
+    <w:p>
       <w:pPr>
         <w:pStyle w:val="ListParagraph"/>
         <w:numPr>
@@ -6205,7 +6205,7 @@
         </m:r>
       </m:oMath>
     </w:p>
-    <w:p ns2:paraId="4A269726" ns2:textId="77777777">
+    <w:p>
       <w:pPr>
         <w:pStyle w:val="ListParagraph"/>
         <w:numPr>
@@ -6229,7 +6229,7 @@
         </m:r>
       </m:oMath>
     </w:p>
-    <w:p ns2:paraId="45816F69" ns2:textId="77777777">
+    <w:p>
       <w:pPr>
         <w:tabs>
           <w:tab w:val="left" w:pos="2550"/>
@@ -6241,7 +6241,7 @@
         </w:rPr>
       </w:pPr>
     </w:p>
-    <w:p ns2:paraId="4F5EDE74" ns2:textId="77777777"/>
+    <w:p/>
     <w:p>
       <w:pPr>
         <w:spacing w:after="0"/>
@@ -6254,7 +6254,7 @@
         <w:t>QUÍMICA</w:t>
       </w:r>
     </w:p>
-    <w:p ns2:paraId="46AA895F" ns2:textId="77777777">
+    <w:p>
       <w:pPr>
         <w:pStyle w:val="ListParagraph"/>
         <w:numPr>
@@ -6376,17 +6376,17 @@
         </m:r>
       </m:oMath>
     </w:p>
-    <w:p ns2:paraId="1764DD27" ns2:textId="77777777">
-      <w:pPr>
-        <w:pStyle w:val="ListParagraph"/>
-        <w:rPr>
-          <w:rFonts w:ascii="Arial" w:hAnsi="Arial" w:cs="Arial"/>
-          <w:sz w:val="24"/>
-          <w:szCs w:val="24"/>
-        </w:rPr>
-      </w:pPr>
-    </w:p>
-    <w:p ns2:paraId="1384F145" ns2:textId="77777777">
+    <w:p>
+      <w:pPr>
+        <w:pStyle w:val="ListParagraph"/>
+        <w:rPr>
+          <w:rFonts w:ascii="Arial" w:hAnsi="Arial" w:cs="Arial"/>
+          <w:sz w:val="24"/>
+          <w:szCs w:val="24"/>
+        </w:rPr>
+      </w:pPr>
+    </w:p>
+    <w:p>
       <w:pPr>
         <w:pStyle w:val="ListParagraph"/>
         <w:numPr>
@@ -6460,7 +6460,7 @@
         <w:t xml:space="preserve"> </w:t>
       </w:r>
     </w:p>
-    <w:p ns2:paraId="6E289E35" ns2:textId="77777777">
+    <w:p>
       <w:pPr>
         <w:pStyle w:val="ListParagraph"/>
         <w:numPr>
@@ -6524,7 +6524,7 @@
         </m:r>
       </m:oMath>
     </w:p>
-    <w:p ns2:paraId="274A55A9" ns2:textId="77777777">
+    <w:p>
       <w:pPr>
         <w:pStyle w:val="ListParagraph"/>
         <w:numPr>
@@ -6588,7 +6588,7 @@
         </m:r>
       </m:oMath>
     </w:p>
-    <w:p ns2:paraId="69C4F85A" ns2:textId="77777777">
+    <w:p>
       <w:pPr>
         <w:pStyle w:val="ListParagraph"/>
         <w:numPr>
@@ -6652,7 +6652,7 @@
         </m:r>
       </m:oMath>
     </w:p>
-    <w:p ns2:paraId="44788B3B" ns2:textId="77777777">
+    <w:p>
       <w:pPr>
         <w:pStyle w:val="ListParagraph"/>
         <w:numPr>
@@ -6716,7 +6716,7 @@
         </m:r>
       </m:oMath>
     </w:p>
-    <w:p ns2:paraId="5F823DE8" ns2:textId="77777777">
+    <w:p>
       <w:pPr>
         <w:pStyle w:val="ListParagraph"/>
         <w:ind w:left="1080"/>
@@ -6727,7 +6727,7 @@
         </w:rPr>
       </w:pPr>
     </w:p>
-    <w:p ns2:paraId="228DE791" ns2:textId="77777777">
+    <w:p>
       <w:pPr>
         <w:pStyle w:val="ListParagraph"/>
         <w:numPr>
@@ -6807,17 +6807,17 @@
         <w:t>)</w:t>
       </w:r>
     </w:p>
-    <w:p ns2:paraId="38F969F0" ns2:textId="77777777">
-      <w:pPr>
-        <w:pStyle w:val="ListParagraph"/>
-        <w:rPr>
-          <w:rFonts w:ascii="Arial" w:hAnsi="Arial" w:cs="Arial"/>
-          <w:sz w:val="24"/>
-          <w:szCs w:val="24"/>
-        </w:rPr>
-      </w:pPr>
-    </w:p>
-    <w:p ns2:paraId="5361E1DF" ns2:textId="77777777">
+    <w:p>
+      <w:pPr>
+        <w:pStyle w:val="ListParagraph"/>
+        <w:rPr>
+          <w:rFonts w:ascii="Arial" w:hAnsi="Arial" w:cs="Arial"/>
+          <w:sz w:val="24"/>
+          <w:szCs w:val="24"/>
+        </w:rPr>
+      </w:pPr>
+    </w:p>
+    <w:p>
       <w:pPr>
         <w:pStyle w:val="ListParagraph"/>
         <w:rPr>
@@ -6837,7 +6837,7 @@
         <mc:AlternateContent>
           <mc:Choice Requires="wps">
             <w:drawing>
-              <wp:anchor distT="0" distB="0" distL="114300" distR="114300" simplePos="0" relativeHeight="251664384" behindDoc="1" locked="0" layoutInCell="1" allowOverlap="1" ns5:anchorId="7783D912" ns5:editId="182B9202">
+              <wp:anchor distT="0" distB="0" distL="114300" distR="114300" simplePos="0" relativeHeight="251664384" behindDoc="1" locked="0" layoutInCell="1" allowOverlap="1" wp14:anchorId="7783D912" wp14:editId="182B9202">
                 <wp:simplePos x="0" y="0"/>
                 <wp:positionH relativeFrom="column">
                   <wp:posOffset>2557235</wp:posOffset>
@@ -6852,9 +6852,9 @@
                 <wp:cNvGraphicFramePr/>
                 <a:graphic>
                   <a:graphicData uri="http://schemas.microsoft.com/office/word/2010/wordprocessingShape">
-                    <ns7:wsp>
-                      <ns7:cNvSpPr txBox="1"/>
-                      <ns7:spPr>
+                    <wps:wsp>
+                      <wps:cNvSpPr txBox="1"/>
+                      <wps:spPr>
                         <a:xfrm>
                           <a:off x="0" y="0"/>
                           <a:ext cx="665018" cy="285750"/>
@@ -6867,8 +6867,8 @@
                           <a:noFill/>
                         </a:ln>
                         <a:effectLst/>
-                      </ns7:spPr>
-                      <ns7:style>
+                      </wps:spPr>
+                      <wps:style>
                         <a:lnRef idx="0">
                           <a:schemeClr val="accent1"/>
                         </a:lnRef>
@@ -6881,10 +6881,10 @@
                         <a:fontRef idx="minor">
                           <a:schemeClr val="dk1"/>
                         </a:fontRef>
-                      </ns7:style>
-                      <ns7:txbx>
+                      </wps:style>
+                      <wps:txbx>
                         <w:txbxContent>
-                          <w:p ns2:paraId="76C59A37" ns2:textId="77777777">
+                          <w:p>
                             <w:pPr>
                               <w:rPr>
                                 <w:sz w:val="24"/>
@@ -6900,32 +6900,32 @@
                             </w:r>
                           </w:p>
                         </w:txbxContent>
-                      </ns7:txbx>
-                      <ns7:bodyPr rot="0" spcFirstLastPara="0" vertOverflow="overflow" horzOverflow="overflow" vert="horz" wrap="square" lIns="91440" tIns="45720" rIns="91440" bIns="45720" numCol="1" spcCol="0" rtlCol="0" fromWordArt="0" anchor="t" anchorCtr="0" forceAA="0" compatLnSpc="1">
+                      </wps:txbx>
+                      <wps:bodyPr rot="0" spcFirstLastPara="0" vertOverflow="overflow" horzOverflow="overflow" vert="horz" wrap="square" lIns="91440" tIns="45720" rIns="91440" bIns="45720" numCol="1" spcCol="0" rtlCol="0" fromWordArt="0" anchor="t" anchorCtr="0" forceAA="0" compatLnSpc="1">
                         <a:prstTxWarp prst="textNoShape">
                           <a:avLst/>
                         </a:prstTxWarp>
                         <a:noAutofit/>
-                      </ns7:bodyPr>
-                    </ns7:wsp>
+                      </wps:bodyPr>
+                    </wps:wsp>
                   </a:graphicData>
                 </a:graphic>
-                <ns5:sizeRelH relativeFrom="margin">
-                  <ns5:pctWidth>0</ns5:pctWidth>
-                </ns5:sizeRelH>
+                <wp14:sizeRelH relativeFrom="margin">
+                  <wp14:pctWidth>0</wp14:pctWidth>
+                </wp14:sizeRelH>
               </wp:anchor>
             </w:drawing>
           </mc:Choice>
           <mc:Fallback>
             <w:pict>
-              <v:shapetype ns2:anchorId="7783D912" id="_x0000_t202" coordsize="21600,21600" o:spt="202" path="m,l,21600r21600,l21600,xe">
+              <v:shapetype w14:anchorId="7783D912" id="_x0000_t202" coordsize="21600,21600" o:spt="202" path="m,l,21600r21600,l21600,xe">
                 <v:stroke joinstyle="miter"/>
                 <v:path gradientshapeok="t" o:connecttype="rect"/>
               </v:shapetype>
               <v:shape id="Cuadro de texto 27" o:spid="_x0000_s1026" type="#_x0000_t202" style="position:absolute;left:0;text-align:left;margin-left:201.35pt;margin-top:11.95pt;width:52.35pt;height:22.5pt;z-index:-251652096;visibility:visible;mso-wrap-style:square;mso-width-percent:0;mso-wrap-distance-left:9pt;mso-wrap-distance-top:0;mso-wrap-distance-right:9pt;mso-wrap-distance-bottom:0;mso-position-horizontal:absolute;mso-position-horizontal-relative:text;mso-position-vertical:absolute;mso-position-vertical-relative:text;mso-width-percent:0;mso-width-relative:margin;v-text-anchor:top" o:gfxdata="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" filled="f" stroked="f" strokeweight=".5pt">
                 <v:textbox>
                   <w:txbxContent>
-                    <w:p ns2:paraId="76C59A37" ns2:textId="77777777">
+                    <w:p>
                       <w:pPr>
                         <w:rPr>
                           <w:sz w:val="24"/>
@@ -6948,7 +6948,7 @@
         </mc:AlternateContent>
       </w:r>
     </w:p>
-    <w:p ns2:paraId="6D22FF00" ns2:textId="77777777">
+    <w:p>
       <w:pPr>
         <w:pStyle w:val="ListParagraph"/>
       </w:pPr>
@@ -6960,7 +6960,7 @@
         <mc:AlternateContent>
           <mc:Choice Requires="wps">
             <w:drawing>
-              <wp:anchor distT="0" distB="0" distL="114300" distR="114300" simplePos="0" relativeHeight="251665408" behindDoc="1" locked="0" layoutInCell="1" allowOverlap="1" ns5:anchorId="5A8D23FA" ns5:editId="73AA1212">
+              <wp:anchor distT="0" distB="0" distL="114300" distR="114300" simplePos="0" relativeHeight="251665408" behindDoc="1" locked="0" layoutInCell="1" allowOverlap="1" wp14:anchorId="5A8D23FA" wp14:editId="73AA1212">
                 <wp:simplePos x="0" y="0"/>
                 <wp:positionH relativeFrom="column">
                   <wp:posOffset>232773</wp:posOffset>
@@ -6975,9 +6975,9 @@
                 <wp:cNvGraphicFramePr/>
                 <a:graphic>
                   <a:graphicData uri="http://schemas.microsoft.com/office/word/2010/wordprocessingShape">
-                    <ns7:wsp>
-                      <ns7:cNvSpPr txBox="1"/>
-                      <ns7:spPr>
+                    <wps:wsp>
+                      <wps:cNvSpPr txBox="1"/>
+                      <wps:spPr>
                         <a:xfrm>
                           <a:off x="0" y="0"/>
                           <a:ext cx="688769" cy="368135"/>
@@ -6990,8 +6990,8 @@
                           <a:noFill/>
                         </a:ln>
                         <a:effectLst/>
-                      </ns7:spPr>
-                      <ns7:style>
+                      </wps:spPr>
+                      <wps:style>
                         <a:lnRef idx="0">
                           <a:schemeClr val="accent1"/>
                         </a:lnRef>
@@ -7004,10 +7004,10 @@
                         <a:fontRef idx="minor">
                           <a:schemeClr val="dk1"/>
                         </a:fontRef>
-                      </ns7:style>
-                      <ns7:txbx>
+                      </wps:style>
+                      <wps:txbx>
                         <w:txbxContent>
-                          <w:p ns2:paraId="1FFD2DAC" ns2:textId="77777777">
+                          <w:p>
                             <w:pPr>
                               <w:rPr>
                                 <w:sz w:val="28"/>
@@ -7030,14 +7030,14 @@
                             </m:oMathPara>
                           </w:p>
                         </w:txbxContent>
-                      </ns7:txbx>
-                      <ns7:bodyPr rot="0" spcFirstLastPara="0" vertOverflow="overflow" horzOverflow="overflow" vert="horz" wrap="square" lIns="91440" tIns="45720" rIns="91440" bIns="45720" numCol="1" spcCol="0" rtlCol="0" fromWordArt="0" anchor="t" anchorCtr="0" forceAA="0" compatLnSpc="1">
+                      </wps:txbx>
+                      <wps:bodyPr rot="0" spcFirstLastPara="0" vertOverflow="overflow" horzOverflow="overflow" vert="horz" wrap="square" lIns="91440" tIns="45720" rIns="91440" bIns="45720" numCol="1" spcCol="0" rtlCol="0" fromWordArt="0" anchor="t" anchorCtr="0" forceAA="0" compatLnSpc="1">
                         <a:prstTxWarp prst="textNoShape">
                           <a:avLst/>
                         </a:prstTxWarp>
                         <a:noAutofit/>
-                      </ns7:bodyPr>
-                    </ns7:wsp>
+                      </wps:bodyPr>
+                    </wps:wsp>
                   </a:graphicData>
                 </a:graphic>
               </wp:anchor>
@@ -7045,10 +7045,10 @@
           </mc:Choice>
           <mc:Fallback>
             <w:pict>
-              <v:shape ns2:anchorId="5A8D23FA" id="Cuadro de texto 28" o:spid="_x0000_s1027" type="#_x0000_t202" style="position:absolute;left:0;text-align:left;margin-left:18.35pt;margin-top:101.1pt;width:54.25pt;height:29pt;z-index:-251651072;visibility:visible;mso-wrap-style:square;mso-wrap-distance-left:9pt;mso-wrap-distance-top:0;mso-wrap-distance-right:9pt;mso-wrap-distance-bottom:0;mso-position-horizontal:absolute;mso-position-horizontal-relative:text;mso-position-vertical:absolute;mso-position-vertical-relative:text;v-text-anchor:top" o:gfxdata="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" filled="f" stroked="f" strokeweight=".5pt">
+              <v:shape w14:anchorId="5A8D23FA" id="Cuadro de texto 28" o:spid="_x0000_s1027" type="#_x0000_t202" style="position:absolute;left:0;text-align:left;margin-left:18.35pt;margin-top:101.1pt;width:54.25pt;height:29pt;z-index:-251651072;visibility:visible;mso-wrap-style:square;mso-wrap-distance-left:9pt;mso-wrap-distance-top:0;mso-wrap-distance-right:9pt;mso-wrap-distance-bottom:0;mso-position-horizontal:absolute;mso-position-horizontal-relative:text;mso-position-vertical:absolute;mso-position-vertical-relative:text;v-text-anchor:top" o:gfxdata="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" filled="f" stroked="f" strokeweight=".5pt">
                 <v:textbox>
                   <w:txbxContent>
-                    <w:p ns2:paraId="1FFD2DAC" ns2:textId="77777777">
+                    <w:p>
                       <w:pPr>
                         <w:rPr>
                           <w:sz w:val="28"/>
@@ -7085,7 +7085,7 @@
         <mc:AlternateContent>
           <mc:Choice Requires="wps">
             <w:drawing>
-              <wp:anchor distT="0" distB="0" distL="114300" distR="114300" simplePos="0" relativeHeight="251666432" behindDoc="0" locked="0" layoutInCell="1" allowOverlap="1" ns5:anchorId="5E843E17" ns5:editId="124ED472">
+              <wp:anchor distT="0" distB="0" distL="114300" distR="114300" simplePos="0" relativeHeight="251666432" behindDoc="0" locked="0" layoutInCell="1" allowOverlap="1" wp14:anchorId="5E843E17" wp14:editId="124ED472">
                 <wp:simplePos x="0" y="0"/>
                 <wp:positionH relativeFrom="column">
                   <wp:posOffset>799523</wp:posOffset>
@@ -7100,9 +7100,9 @@
                 <wp:cNvGraphicFramePr/>
                 <a:graphic>
                   <a:graphicData uri="http://schemas.microsoft.com/office/word/2010/wordprocessingShape">
-                    <ns7:wsp>
-                      <ns7:cNvCnPr/>
-                      <ns7:spPr>
+                    <wps:wsp>
+                      <wps:cNvCnPr/>
+                      <wps:spPr>
                         <a:xfrm flipV="1">
                           <a:off x="0" y="0"/>
                           <a:ext cx="297312" cy="356260"/>
@@ -7113,8 +7113,8 @@
                         <a:ln>
                           <a:tailEnd type="triangle"/>
                         </a:ln>
-                      </ns7:spPr>
-                      <ns7:style>
+                      </wps:spPr>
+                      <wps:style>
                         <a:lnRef idx="3">
                           <a:schemeClr val="dk1"/>
                         </a:lnRef>
@@ -7127,9 +7127,9 @@
                         <a:fontRef idx="minor">
                           <a:schemeClr val="tx1"/>
                         </a:fontRef>
-                      </ns7:style>
-                      <ns7:bodyPr/>
-                    </ns7:wsp>
+                      </wps:style>
+                      <wps:bodyPr/>
+                    </wps:wsp>
                   </a:graphicData>
                 </a:graphic>
               </wp:anchor>
@@ -7137,7 +7137,7 @@
           </mc:Choice>
           <mc:Fallback>
             <w:pict>
-              <v:shapetype ns2:anchorId="5186AC0B" id="_x0000_t38" coordsize="21600,21600" o:spt="38" o:oned="t" path="m,c@0,0@1,5400@1,10800@1,16200@2,21600,21600,21600e" filled="f">
+              <v:shapetype w14:anchorId="5186AC0B" id="_x0000_t38" coordsize="21600,21600" o:spt="38" o:oned="t" path="m,c@0,0@1,5400@1,10800@1,16200@2,21600,21600,21600e" filled="f">
                 <v:formulas>
                   <v:f eqn="mid #0 0"/>
                   <v:f eqn="val #0"/>
@@ -7157,7 +7157,7 @@
         </mc:AlternateContent>
       </w:r>
       <w:r>
-        <w:object w:dxaOrig="6218" w:dyaOrig="2249" ns2:anchorId="63636279">
+        <w:object w:dxaOrig="6218" w:dyaOrig="2249" w14:anchorId="63636279">
           <v:shapetype id="_x0000_t75" coordsize="21600,21600" o:spt="75" o:preferrelative="t" path="m@4@5l@4@11@9@11@9@5xe" filled="f" stroked="f">
             <v:stroke joinstyle="miter"/>
             <v:formulas>
@@ -7184,22 +7184,22 @@
         </w:object>
       </w:r>
     </w:p>
-    <w:p ns2:paraId="729D9EC7" ns2:textId="77777777">
-      <w:pPr>
-        <w:pStyle w:val="ListParagraph"/>
-      </w:pPr>
-    </w:p>
-    <w:p ns2:paraId="23E13B32" ns2:textId="77777777">
-      <w:pPr>
-        <w:pStyle w:val="ListParagraph"/>
-        <w:rPr>
-          <w:rFonts w:ascii="Arial" w:hAnsi="Arial" w:cs="Arial"/>
-          <w:sz w:val="24"/>
-          <w:szCs w:val="24"/>
-        </w:rPr>
-      </w:pPr>
-    </w:p>
-    <w:p ns2:paraId="12A8AD3B" ns2:textId="77777777">
+    <w:p>
+      <w:pPr>
+        <w:pStyle w:val="ListParagraph"/>
+      </w:pPr>
+    </w:p>
+    <w:p>
+      <w:pPr>
+        <w:pStyle w:val="ListParagraph"/>
+        <w:rPr>
+          <w:rFonts w:ascii="Arial" w:hAnsi="Arial" w:cs="Arial"/>
+          <w:sz w:val="24"/>
+          <w:szCs w:val="24"/>
+        </w:rPr>
+      </w:pPr>
+    </w:p>
+    <w:p>
       <w:pPr>
         <w:pStyle w:val="ListParagraph"/>
         <w:numPr>
@@ -7225,7 +7225,7 @@
         </m:r>
       </m:oMath>
     </w:p>
-    <w:p ns2:paraId="6C0A6F85" ns2:textId="77777777">
+    <w:p>
       <w:pPr>
         <w:pStyle w:val="ListParagraph"/>
         <w:numPr>
@@ -7249,7 +7249,7 @@
         </m:r>
       </m:oMath>
     </w:p>
-    <w:p ns2:paraId="67653F45" ns2:textId="77777777">
+    <w:p>
       <w:pPr>
         <w:pStyle w:val="ListParagraph"/>
         <w:numPr>
@@ -7273,7 +7273,7 @@
         </m:r>
       </m:oMath>
     </w:p>
-    <w:p ns2:paraId="323920F2" ns2:textId="77777777">
+    <w:p>
       <w:pPr>
         <w:pStyle w:val="ListParagraph"/>
         <w:numPr>
@@ -7297,7 +7297,7 @@
         </m:r>
       </m:oMath>
     </w:p>
-    <w:p ns2:paraId="54B1A673" ns2:textId="77777777">
+    <w:p>
       <w:pPr>
         <w:pStyle w:val="ListParagraph"/>
         <w:numPr>
@@ -7321,7 +7321,7 @@
         </m:r>
       </m:oMath>
     </w:p>
-    <w:p ns2:paraId="3E4B6F02" ns2:textId="77777777">
+    <w:p>
       <w:pPr>
         <w:pStyle w:val="ListParagraph"/>
         <w:ind w:left="1080"/>
@@ -7332,7 +7332,7 @@
         </w:rPr>
       </w:pPr>
     </w:p>
-    <w:p ns2:paraId="6EEE6269" ns2:textId="77777777">
+    <w:p>
       <w:pPr>
         <w:pStyle w:val="ListParagraph"/>
         <w:numPr>
@@ -7364,17 +7364,17 @@
         <w:t xml:space="preserve"> número de protones y de electrones de: </w:t>
       </w:r>
     </w:p>
-    <w:p ns2:paraId="4A42494F" ns2:textId="77777777">
-      <w:pPr>
-        <w:pStyle w:val="ListParagraph"/>
-        <w:rPr>
-          <w:rFonts w:ascii="Arial" w:hAnsi="Arial" w:cs="Arial"/>
-          <w:sz w:val="24"/>
-          <w:szCs w:val="24"/>
-        </w:rPr>
-      </w:pPr>
-    </w:p>
-    <w:p ns2:paraId="6C033C94" ns2:textId="77777777">
+    <w:p>
+      <w:pPr>
+        <w:pStyle w:val="ListParagraph"/>
+        <w:rPr>
+          <w:rFonts w:ascii="Arial" w:hAnsi="Arial" w:cs="Arial"/>
+          <w:sz w:val="24"/>
+          <w:szCs w:val="24"/>
+        </w:rPr>
+      </w:pPr>
+    </w:p>
+    <w:p>
       <w:pPr>
         <w:pStyle w:val="ListParagraph"/>
         <w:rPr>
@@ -7394,7 +7394,7 @@
         <mc:AlternateContent>
           <mc:Choice Requires="wps">
             <w:drawing>
-              <wp:anchor distT="0" distB="0" distL="114300" distR="114300" simplePos="0" relativeHeight="251662336" behindDoc="1" locked="0" layoutInCell="1" allowOverlap="1" ns5:anchorId="7538D5F4" ns5:editId="2074E8DB">
+              <wp:anchor distT="0" distB="0" distL="114300" distR="114300" simplePos="0" relativeHeight="251662336" behindDoc="1" locked="0" layoutInCell="1" allowOverlap="1" wp14:anchorId="7538D5F4" wp14:editId="2074E8DB">
                 <wp:simplePos x="0" y="0"/>
                 <wp:positionH relativeFrom="column">
                   <wp:posOffset>1584960</wp:posOffset>
@@ -7409,9 +7409,9 @@
                 <wp:cNvGraphicFramePr/>
                 <a:graphic>
                   <a:graphicData uri="http://schemas.microsoft.com/office/word/2010/wordprocessingShape">
-                    <ns7:wsp>
-                      <ns7:cNvSpPr txBox="1"/>
-                      <ns7:spPr>
+                    <wps:wsp>
+                      <wps:cNvSpPr txBox="1"/>
+                      <wps:spPr>
                         <a:xfrm>
                           <a:off x="0" y="0"/>
                           <a:ext cx="552450" cy="266700"/>
@@ -7424,8 +7424,8 @@
                           <a:noFill/>
                         </a:ln>
                         <a:effectLst/>
-                      </ns7:spPr>
-                      <ns7:style>
+                      </wps:spPr>
+                      <wps:style>
                         <a:lnRef idx="0">
                           <a:schemeClr val="accent1"/>
                         </a:lnRef>
@@ -7438,10 +7438,10 @@
                         <a:fontRef idx="minor">
                           <a:schemeClr val="dk1"/>
                         </a:fontRef>
-                      </ns7:style>
-                      <ns7:txbx>
+                      </wps:style>
+                      <wps:txbx>
                         <w:txbxContent>
-                          <w:p ns2:paraId="4BC0BAE8" ns2:textId="77777777">
+                          <w:p>
                             <w:pPr>
                               <w:rPr>
                                 <w:lang w:val="es-ES"/>
@@ -7455,31 +7455,31 @@
                             </w:r>
                           </w:p>
                         </w:txbxContent>
-                      </ns7:txbx>
-                      <ns7:bodyPr rot="0" spcFirstLastPara="0" vertOverflow="overflow" horzOverflow="overflow" vert="horz" wrap="square" lIns="91440" tIns="45720" rIns="91440" bIns="45720" numCol="1" spcCol="0" rtlCol="0" fromWordArt="0" anchor="t" anchorCtr="0" forceAA="0" compatLnSpc="1">
+                      </wps:txbx>
+                      <wps:bodyPr rot="0" spcFirstLastPara="0" vertOverflow="overflow" horzOverflow="overflow" vert="horz" wrap="square" lIns="91440" tIns="45720" rIns="91440" bIns="45720" numCol="1" spcCol="0" rtlCol="0" fromWordArt="0" anchor="t" anchorCtr="0" forceAA="0" compatLnSpc="1">
                         <a:prstTxWarp prst="textNoShape">
                           <a:avLst/>
                         </a:prstTxWarp>
                         <a:noAutofit/>
-                      </ns7:bodyPr>
-                    </ns7:wsp>
+                      </wps:bodyPr>
+                    </wps:wsp>
                   </a:graphicData>
                 </a:graphic>
-                <ns5:sizeRelH relativeFrom="margin">
-                  <ns5:pctWidth>0</ns5:pctWidth>
-                </ns5:sizeRelH>
-                <ns5:sizeRelV relativeFrom="margin">
-                  <ns5:pctHeight>0</ns5:pctHeight>
-                </ns5:sizeRelV>
+                <wp14:sizeRelH relativeFrom="margin">
+                  <wp14:pctWidth>0</wp14:pctWidth>
+                </wp14:sizeRelH>
+                <wp14:sizeRelV relativeFrom="margin">
+                  <wp14:pctHeight>0</wp14:pctHeight>
+                </wp14:sizeRelV>
               </wp:anchor>
             </w:drawing>
           </mc:Choice>
           <mc:Fallback>
             <w:pict>
-              <v:shape ns2:anchorId="7538D5F4" id="Cuadro de texto 31" o:spid="_x0000_s1028" type="#_x0000_t202" style="position:absolute;left:0;text-align:left;margin-left:124.8pt;margin-top:1.55pt;width:43.5pt;height:21pt;z-index:-251654144;visibility:visible;mso-wrap-style:square;mso-width-percent:0;mso-height-percent:0;mso-wrap-distance-left:9pt;mso-wrap-distance-top:0;mso-wrap-distance-right:9pt;mso-wrap-distance-bottom:0;mso-position-horizontal:absolute;mso-position-horizontal-relative:text;mso-position-vertical:absolute;mso-position-vertical-relative:text;mso-width-percent:0;mso-height-percent:0;mso-width-relative:margin;mso-height-relative:margin;v-text-anchor:top" o:gfxdata="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" filled="f" stroked="f" strokeweight=".5pt">
+              <v:shape w14:anchorId="7538D5F4" id="Cuadro de texto 31" o:spid="_x0000_s1028" type="#_x0000_t202" style="position:absolute;left:0;text-align:left;margin-left:124.8pt;margin-top:1.55pt;width:43.5pt;height:21pt;z-index:-251654144;visibility:visible;mso-wrap-style:square;mso-width-percent:0;mso-height-percent:0;mso-wrap-distance-left:9pt;mso-wrap-distance-top:0;mso-wrap-distance-right:9pt;mso-wrap-distance-bottom:0;mso-position-horizontal:absolute;mso-position-horizontal-relative:text;mso-position-vertical:absolute;mso-position-vertical-relative:text;mso-width-percent:0;mso-height-percent:0;mso-width-relative:margin;mso-height-relative:margin;v-text-anchor:top" o:gfxdata="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" filled="f" stroked="f" strokeweight=".5pt">
                 <v:textbox>
                   <w:txbxContent>
-                    <w:p ns2:paraId="4BC0BAE8" ns2:textId="77777777">
+                    <w:p>
                       <w:pPr>
                         <w:rPr>
                           <w:lang w:val="es-ES"/>
@@ -7510,7 +7510,7 @@
         <mc:AlternateContent>
           <mc:Choice Requires="wps">
             <w:drawing>
-              <wp:anchor distT="0" distB="0" distL="114300" distR="114300" simplePos="0" relativeHeight="251660288" behindDoc="1" locked="0" layoutInCell="1" allowOverlap="1" ns5:anchorId="4015CCBC" ns5:editId="1F5C2476">
+              <wp:anchor distT="0" distB="0" distL="114300" distR="114300" simplePos="0" relativeHeight="251660288" behindDoc="1" locked="0" layoutInCell="1" allowOverlap="1" wp14:anchorId="4015CCBC" wp14:editId="1F5C2476">
                 <wp:simplePos x="0" y="0"/>
                 <wp:positionH relativeFrom="column">
                   <wp:posOffset>2023110</wp:posOffset>
@@ -7525,9 +7525,9 @@
                 <wp:cNvGraphicFramePr/>
                 <a:graphic>
                   <a:graphicData uri="http://schemas.microsoft.com/office/word/2010/wordprocessingShape">
-                    <ns7:wsp>
-                      <ns7:cNvSpPr txBox="1"/>
-                      <ns7:spPr>
+                    <wps:wsp>
+                      <wps:cNvSpPr txBox="1"/>
+                      <wps:spPr>
                         <a:xfrm>
                           <a:off x="0" y="0"/>
                           <a:ext cx="371475" cy="238125"/>
@@ -7542,8 +7542,8 @@
                           <a:noFill/>
                         </a:ln>
                         <a:effectLst/>
-                      </ns7:spPr>
-                      <ns7:style>
+                      </wps:spPr>
+                      <wps:style>
                         <a:lnRef idx="0">
                           <a:schemeClr val="accent1"/>
                         </a:lnRef>
@@ -7556,10 +7556,10 @@
                         <a:fontRef idx="minor">
                           <a:schemeClr val="dk1"/>
                         </a:fontRef>
-                      </ns7:style>
-                      <ns7:txbx>
+                      </wps:style>
+                      <wps:txbx>
                         <w:txbxContent>
-                          <w:p ns2:paraId="163989A7" ns2:textId="77777777">
+                          <w:p>
                             <w:pPr>
                               <w:rPr>
                                 <w:lang w:val="es-ES"/>
@@ -7573,31 +7573,31 @@
                             </w:r>
                           </w:p>
                         </w:txbxContent>
-                      </ns7:txbx>
-                      <ns7:bodyPr rot="0" spcFirstLastPara="0" vertOverflow="overflow" horzOverflow="overflow" vert="horz" wrap="square" lIns="91440" tIns="45720" rIns="91440" bIns="45720" numCol="1" spcCol="0" rtlCol="0" fromWordArt="0" anchor="t" anchorCtr="0" forceAA="0" compatLnSpc="1">
+                      </wps:txbx>
+                      <wps:bodyPr rot="0" spcFirstLastPara="0" vertOverflow="overflow" horzOverflow="overflow" vert="horz" wrap="square" lIns="91440" tIns="45720" rIns="91440" bIns="45720" numCol="1" spcCol="0" rtlCol="0" fromWordArt="0" anchor="t" anchorCtr="0" forceAA="0" compatLnSpc="1">
                         <a:prstTxWarp prst="textNoShape">
                           <a:avLst/>
                         </a:prstTxWarp>
                         <a:noAutofit/>
-                      </ns7:bodyPr>
-                    </ns7:wsp>
+                      </wps:bodyPr>
+                    </wps:wsp>
                   </a:graphicData>
                 </a:graphic>
-                <ns5:sizeRelH relativeFrom="margin">
-                  <ns5:pctWidth>0</ns5:pctWidth>
-                </ns5:sizeRelH>
-                <ns5:sizeRelV relativeFrom="margin">
-                  <ns5:pctHeight>0</ns5:pctHeight>
-                </ns5:sizeRelV>
+                <wp14:sizeRelH relativeFrom="margin">
+                  <wp14:pctWidth>0</wp14:pctWidth>
+                </wp14:sizeRelH>
+                <wp14:sizeRelV relativeFrom="margin">
+                  <wp14:pctHeight>0</wp14:pctHeight>
+                </wp14:sizeRelV>
               </wp:anchor>
             </w:drawing>
           </mc:Choice>
           <mc:Fallback>
             <w:pict>
-              <v:shape ns2:anchorId="4015CCBC" id="Cuadro de texto 32" o:spid="_x0000_s1029" type="#_x0000_t202" style="position:absolute;left:0;text-align:left;margin-left:159.3pt;margin-top:.8pt;width:29.25pt;height:18.75pt;z-index:-251656192;visibility:visible;mso-wrap-style:square;mso-width-percent:0;mso-height-percent:0;mso-wrap-distance-left:9pt;mso-wrap-distance-top:0;mso-wrap-distance-right:9pt;mso-wrap-distance-bottom:0;mso-position-horizontal:absolute;mso-position-horizontal-relative:text;mso-position-vertical:absolute;mso-position-vertical-relative:text;mso-width-percent:0;mso-height-percent:0;mso-width-relative:margin;mso-height-relative:margin;v-text-anchor:top" o:gfxdata="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" fillcolor="white [3212]" stroked="f" strokeweight=".5pt">
+              <v:shape w14:anchorId="4015CCBC" id="Cuadro de texto 32" o:spid="_x0000_s1029" type="#_x0000_t202" style="position:absolute;left:0;text-align:left;margin-left:159.3pt;margin-top:.8pt;width:29.25pt;height:18.75pt;z-index:-251656192;visibility:visible;mso-wrap-style:square;mso-width-percent:0;mso-height-percent:0;mso-wrap-distance-left:9pt;mso-wrap-distance-top:0;mso-wrap-distance-right:9pt;mso-wrap-distance-bottom:0;mso-position-horizontal:absolute;mso-position-horizontal-relative:text;mso-position-vertical:absolute;mso-position-vertical-relative:text;mso-width-percent:0;mso-height-percent:0;mso-width-relative:margin;mso-height-relative:margin;v-text-anchor:top" o:gfxdata="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" fillcolor="white [3212]" stroked="f" strokeweight=".5pt">
                 <v:textbox>
                   <w:txbxContent>
-                    <w:p ns2:paraId="163989A7" ns2:textId="77777777">
+                    <w:p>
                       <w:pPr>
                         <w:rPr>
                           <w:lang w:val="es-ES"/>
@@ -7628,7 +7628,7 @@
         <mc:AlternateContent>
           <mc:Choice Requires="wps">
             <w:drawing>
-              <wp:anchor distT="0" distB="0" distL="114300" distR="114300" simplePos="0" relativeHeight="251659264" behindDoc="0" locked="0" layoutInCell="1" allowOverlap="1" ns5:anchorId="2CEF8661" ns5:editId="7C0303F6">
+              <wp:anchor distT="0" distB="0" distL="114300" distR="114300" simplePos="0" relativeHeight="251659264" behindDoc="0" locked="0" layoutInCell="1" allowOverlap="1" wp14:anchorId="2CEF8661" wp14:editId="7C0303F6">
                 <wp:simplePos x="0" y="0"/>
                 <wp:positionH relativeFrom="column">
                   <wp:posOffset>1842135</wp:posOffset>
@@ -7643,9 +7643,9 @@
                 <wp:cNvGraphicFramePr/>
                 <a:graphic>
                   <a:graphicData uri="http://schemas.microsoft.com/office/word/2010/wordprocessingShape">
-                    <ns7:wsp>
-                      <ns7:cNvSpPr txBox="1"/>
-                      <ns7:spPr>
+                    <wps:wsp>
+                      <wps:cNvSpPr txBox="1"/>
+                      <wps:spPr>
                         <a:xfrm>
                           <a:off x="0" y="0"/>
                           <a:ext cx="333375" cy="419100"/>
@@ -7658,8 +7658,8 @@
                           <a:noFill/>
                         </a:ln>
                         <a:effectLst/>
-                      </ns7:spPr>
-                      <ns7:style>
+                      </wps:spPr>
+                      <wps:style>
                         <a:lnRef idx="0">
                           <a:schemeClr val="accent1"/>
                         </a:lnRef>
@@ -7672,10 +7672,10 @@
                         <a:fontRef idx="minor">
                           <a:schemeClr val="dk1"/>
                         </a:fontRef>
-                      </ns7:style>
-                      <ns7:txbx>
+                      </wps:style>
+                      <wps:txbx>
                         <w:txbxContent>
-                          <w:p ns2:paraId="371BCFF3" ns2:textId="77777777">
+                          <w:p>
                             <w:pPr>
                               <w:rPr>
                                 <w:i/>
@@ -7695,28 +7695,28 @@
                             </w:r>
                           </w:p>
                         </w:txbxContent>
-                      </ns7:txbx>
-                      <ns7:bodyPr rot="0" spcFirstLastPara="0" vertOverflow="overflow" horzOverflow="overflow" vert="horz" wrap="square" lIns="91440" tIns="45720" rIns="91440" bIns="45720" numCol="1" spcCol="0" rtlCol="0" fromWordArt="0" anchor="t" anchorCtr="0" forceAA="0" compatLnSpc="1">
+                      </wps:txbx>
+                      <wps:bodyPr rot="0" spcFirstLastPara="0" vertOverflow="overflow" horzOverflow="overflow" vert="horz" wrap="square" lIns="91440" tIns="45720" rIns="91440" bIns="45720" numCol="1" spcCol="0" rtlCol="0" fromWordArt="0" anchor="t" anchorCtr="0" forceAA="0" compatLnSpc="1">
                         <a:prstTxWarp prst="textNoShape">
                           <a:avLst/>
                         </a:prstTxWarp>
                         <a:noAutofit/>
-                      </ns7:bodyPr>
-                    </ns7:wsp>
+                      </wps:bodyPr>
+                    </wps:wsp>
                   </a:graphicData>
                 </a:graphic>
-                <ns5:sizeRelH relativeFrom="margin">
-                  <ns5:pctWidth>0</ns5:pctWidth>
-                </ns5:sizeRelH>
+                <wp14:sizeRelH relativeFrom="margin">
+                  <wp14:pctWidth>0</wp14:pctWidth>
+                </wp14:sizeRelH>
               </wp:anchor>
             </w:drawing>
           </mc:Choice>
           <mc:Fallback>
             <w:pict>
-              <v:shape ns2:anchorId="2CEF8661" id="Cuadro de texto 33" o:spid="_x0000_s1030" type="#_x0000_t202" style="position:absolute;left:0;text-align:left;margin-left:145.05pt;margin-top:4.55pt;width:26.25pt;height:33pt;z-index:251659264;visibility:visible;mso-wrap-style:square;mso-width-percent:0;mso-wrap-distance-left:9pt;mso-wrap-distance-top:0;mso-wrap-distance-right:9pt;mso-wrap-distance-bottom:0;mso-position-horizontal:absolute;mso-position-horizontal-relative:text;mso-position-vertical:absolute;mso-position-vertical-relative:text;mso-width-percent:0;mso-width-relative:margin;v-text-anchor:top" o:gfxdata="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" filled="f" stroked="f" strokeweight=".5pt">
+              <v:shape w14:anchorId="2CEF8661" id="Cuadro de texto 33" o:spid="_x0000_s1030" type="#_x0000_t202" style="position:absolute;left:0;text-align:left;margin-left:145.05pt;margin-top:4.55pt;width:26.25pt;height:33pt;z-index:251659264;visibility:visible;mso-wrap-style:square;mso-width-percent:0;mso-wrap-distance-left:9pt;mso-wrap-distance-top:0;mso-wrap-distance-right:9pt;mso-wrap-distance-bottom:0;mso-position-horizontal:absolute;mso-position-horizontal-relative:text;mso-position-vertical:absolute;mso-position-vertical-relative:text;mso-width-percent:0;mso-width-relative:margin;v-text-anchor:top" o:gfxdata="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" filled="f" stroked="f" strokeweight=".5pt">
                 <v:textbox>
                   <w:txbxContent>
-                    <w:p ns2:paraId="371BCFF3" ns2:textId="77777777">
+                    <w:p>
                       <w:pPr>
                         <w:rPr>
                           <w:i/>
@@ -7743,7 +7743,7 @@
         </mc:AlternateContent>
       </w:r>
     </w:p>
-    <w:p ns2:paraId="5337F4A6" ns2:textId="77777777">
+    <w:p>
       <w:pPr>
         <w:pStyle w:val="ListParagraph"/>
         <w:rPr>
@@ -7763,7 +7763,7 @@
         <mc:AlternateContent>
           <mc:Choice Requires="wps">
             <w:drawing>
-              <wp:anchor distT="0" distB="0" distL="114300" distR="114300" simplePos="0" relativeHeight="251663360" behindDoc="1" locked="0" layoutInCell="1" allowOverlap="1" ns5:anchorId="1ABBF492" ns5:editId="37A256C9">
+              <wp:anchor distT="0" distB="0" distL="114300" distR="114300" simplePos="0" relativeHeight="251663360" behindDoc="1" locked="0" layoutInCell="1" allowOverlap="1" wp14:anchorId="1ABBF492" wp14:editId="37A256C9">
                 <wp:simplePos x="0" y="0"/>
                 <wp:positionH relativeFrom="column">
                   <wp:posOffset>1556385</wp:posOffset>
@@ -7778,9 +7778,9 @@
                 <wp:cNvGraphicFramePr/>
                 <a:graphic>
                   <a:graphicData uri="http://schemas.microsoft.com/office/word/2010/wordprocessingShape">
-                    <ns7:wsp>
-                      <ns7:cNvSpPr txBox="1"/>
-                      <ns7:spPr>
+                    <wps:wsp>
+                      <wps:cNvSpPr txBox="1"/>
+                      <wps:spPr>
                         <a:xfrm>
                           <a:off x="0" y="0"/>
                           <a:ext cx="533400" cy="295275"/>
@@ -7793,8 +7793,8 @@
                           <a:noFill/>
                         </a:ln>
                         <a:effectLst/>
-                      </ns7:spPr>
-                      <ns7:style>
+                      </wps:spPr>
+                      <wps:style>
                         <a:lnRef idx="0">
                           <a:schemeClr val="accent1"/>
                         </a:lnRef>
@@ -7807,10 +7807,10 @@
                         <a:fontRef idx="minor">
                           <a:schemeClr val="dk1"/>
                         </a:fontRef>
-                      </ns7:style>
-                      <ns7:txbx>
+                      </wps:style>
+                      <wps:txbx>
                         <w:txbxContent>
-                          <w:p ns2:paraId="0730C8AC" ns2:textId="77777777">
+                          <w:p>
                             <w:pPr>
                               <w:rPr>
                                 <w:lang w:val="es-ES"/>
@@ -7824,31 +7824,31 @@
                             </w:r>
                           </w:p>
                         </w:txbxContent>
-                      </ns7:txbx>
-                      <ns7:bodyPr rot="0" spcFirstLastPara="0" vertOverflow="overflow" horzOverflow="overflow" vert="horz" wrap="square" lIns="91440" tIns="45720" rIns="91440" bIns="45720" numCol="1" spcCol="0" rtlCol="0" fromWordArt="0" anchor="t" anchorCtr="0" forceAA="0" compatLnSpc="1">
+                      </wps:txbx>
+                      <wps:bodyPr rot="0" spcFirstLastPara="0" vertOverflow="overflow" horzOverflow="overflow" vert="horz" wrap="square" lIns="91440" tIns="45720" rIns="91440" bIns="45720" numCol="1" spcCol="0" rtlCol="0" fromWordArt="0" anchor="t" anchorCtr="0" forceAA="0" compatLnSpc="1">
                         <a:prstTxWarp prst="textNoShape">
                           <a:avLst/>
                         </a:prstTxWarp>
                         <a:noAutofit/>
-                      </ns7:bodyPr>
-                    </ns7:wsp>
+                      </wps:bodyPr>
+                    </wps:wsp>
                   </a:graphicData>
                 </a:graphic>
-                <ns5:sizeRelH relativeFrom="margin">
-                  <ns5:pctWidth>0</ns5:pctWidth>
-                </ns5:sizeRelH>
-                <ns5:sizeRelV relativeFrom="margin">
-                  <ns5:pctHeight>0</ns5:pctHeight>
-                </ns5:sizeRelV>
+                <wp14:sizeRelH relativeFrom="margin">
+                  <wp14:pctWidth>0</wp14:pctWidth>
+                </wp14:sizeRelH>
+                <wp14:sizeRelV relativeFrom="margin">
+                  <wp14:pctHeight>0</wp14:pctHeight>
+                </wp14:sizeRelV>
               </wp:anchor>
             </w:drawing>
           </mc:Choice>
           <mc:Fallback>
             <w:pict>
-              <v:shape ns2:anchorId="1ABBF492" id="Cuadro de texto 34" o:spid="_x0000_s1031" type="#_x0000_t202" style="position:absolute;left:0;text-align:left;margin-left:122.55pt;margin-top:7.65pt;width:42pt;height:23.25pt;z-index:-251653120;visibility:visible;mso-wrap-style:square;mso-width-percent:0;mso-height-percent:0;mso-wrap-distance-left:9pt;mso-wrap-distance-top:0;mso-wrap-distance-right:9pt;mso-wrap-distance-bottom:0;mso-position-horizontal:absolute;mso-position-horizontal-relative:text;mso-position-vertical:absolute;mso-position-vertical-relative:text;mso-width-percent:0;mso-height-percent:0;mso-width-relative:margin;mso-height-relative:margin;v-text-anchor:top" o:gfxdata="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" filled="f" stroked="f" strokeweight=".5pt">
+              <v:shape w14:anchorId="1ABBF492" id="Cuadro de texto 34" o:spid="_x0000_s1031" type="#_x0000_t202" style="position:absolute;left:0;text-align:left;margin-left:122.55pt;margin-top:7.65pt;width:42pt;height:23.25pt;z-index:-251653120;visibility:visible;mso-wrap-style:square;mso-width-percent:0;mso-height-percent:0;mso-wrap-distance-left:9pt;mso-wrap-distance-top:0;mso-wrap-distance-right:9pt;mso-wrap-distance-bottom:0;mso-position-horizontal:absolute;mso-position-horizontal-relative:text;mso-position-vertical:absolute;mso-position-vertical-relative:text;mso-width-percent:0;mso-height-percent:0;mso-width-relative:margin;mso-height-relative:margin;v-text-anchor:top" o:gfxdata="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" filled="f" stroked="f" strokeweight=".5pt">
                 <v:textbox>
                   <w:txbxContent>
-                    <w:p ns2:paraId="0730C8AC" ns2:textId="77777777">
+                    <w:p>
                       <w:pPr>
                         <w:rPr>
                           <w:lang w:val="es-ES"/>
@@ -7879,7 +7879,7 @@
         <mc:AlternateContent>
           <mc:Choice Requires="wps">
             <w:drawing>
-              <wp:anchor distT="0" distB="0" distL="114300" distR="114300" simplePos="0" relativeHeight="251661312" behindDoc="1" locked="0" layoutInCell="1" allowOverlap="1" ns5:anchorId="69E83D60" ns5:editId="0D877C59">
+              <wp:anchor distT="0" distB="0" distL="114300" distR="114300" simplePos="0" relativeHeight="251661312" behindDoc="1" locked="0" layoutInCell="1" allowOverlap="1" wp14:anchorId="69E83D60" wp14:editId="0D877C59">
                 <wp:simplePos x="0" y="0"/>
                 <wp:positionH relativeFrom="column">
                   <wp:posOffset>2004060</wp:posOffset>
@@ -7894,9 +7894,9 @@
                 <wp:cNvGraphicFramePr/>
                 <a:graphic>
                   <a:graphicData uri="http://schemas.microsoft.com/office/word/2010/wordprocessingShape">
-                    <ns7:wsp>
-                      <ns7:cNvSpPr txBox="1"/>
-                      <ns7:spPr>
+                    <wps:wsp>
+                      <wps:cNvSpPr txBox="1"/>
+                      <wps:spPr>
                         <a:xfrm>
                           <a:off x="0" y="0"/>
                           <a:ext cx="438150" cy="238125"/>
@@ -7911,8 +7911,8 @@
                           <a:noFill/>
                         </a:ln>
                         <a:effectLst/>
-                      </ns7:spPr>
-                      <ns7:style>
+                      </wps:spPr>
+                      <wps:style>
                         <a:lnRef idx="0">
                           <a:schemeClr val="accent1"/>
                         </a:lnRef>
@@ -7925,10 +7925,10 @@
                         <a:fontRef idx="minor">
                           <a:schemeClr val="dk1"/>
                         </a:fontRef>
-                      </ns7:style>
-                      <ns7:txbx>
+                      </wps:style>
+                      <wps:txbx>
                         <w:txbxContent>
-                          <w:p ns2:paraId="0FFF8191" ns2:textId="77777777">
+                          <w:p>
                             <w:pPr>
                               <w:rPr>
                                 <w:lang w:val="es-ES"/>
@@ -7942,28 +7942,28 @@
                             </w:r>
                           </w:p>
                         </w:txbxContent>
-                      </ns7:txbx>
-                      <ns7:bodyPr rot="0" spcFirstLastPara="0" vertOverflow="overflow" horzOverflow="overflow" vert="horz" wrap="square" lIns="91440" tIns="45720" rIns="91440" bIns="45720" numCol="1" spcCol="0" rtlCol="0" fromWordArt="0" anchor="t" anchorCtr="0" forceAA="0" compatLnSpc="1">
+                      </wps:txbx>
+                      <wps:bodyPr rot="0" spcFirstLastPara="0" vertOverflow="overflow" horzOverflow="overflow" vert="horz" wrap="square" lIns="91440" tIns="45720" rIns="91440" bIns="45720" numCol="1" spcCol="0" rtlCol="0" fromWordArt="0" anchor="t" anchorCtr="0" forceAA="0" compatLnSpc="1">
                         <a:prstTxWarp prst="textNoShape">
                           <a:avLst/>
                         </a:prstTxWarp>
                         <a:noAutofit/>
-                      </ns7:bodyPr>
-                    </ns7:wsp>
+                      </wps:bodyPr>
+                    </wps:wsp>
                   </a:graphicData>
                 </a:graphic>
-                <ns5:sizeRelH relativeFrom="margin">
-                  <ns5:pctWidth>0</ns5:pctWidth>
-                </ns5:sizeRelH>
+                <wp14:sizeRelH relativeFrom="margin">
+                  <wp14:pctWidth>0</wp14:pctWidth>
+                </wp14:sizeRelH>
               </wp:anchor>
             </w:drawing>
           </mc:Choice>
           <mc:Fallback>
             <w:pict>
-              <v:shape ns2:anchorId="69E83D60" id="Cuadro de texto 36" o:spid="_x0000_s1032" type="#_x0000_t202" style="position:absolute;left:0;text-align:left;margin-left:157.8pt;margin-top:8.15pt;width:34.5pt;height:18.75pt;z-index:-251655168;visibility:visible;mso-wrap-style:square;mso-width-percent:0;mso-wrap-distance-left:9pt;mso-wrap-distance-top:0;mso-wrap-distance-right:9pt;mso-wrap-distance-bottom:0;mso-position-horizontal:absolute;mso-position-horizontal-relative:text;mso-position-vertical:absolute;mso-position-vertical-relative:text;mso-width-percent:0;mso-width-relative:margin;v-text-anchor:top" o:gfxdata="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" fillcolor="white [3201]" stroked="f" strokeweight=".5pt">
+              <v:shape w14:anchorId="69E83D60" id="Cuadro de texto 36" o:spid="_x0000_s1032" type="#_x0000_t202" style="position:absolute;left:0;text-align:left;margin-left:157.8pt;margin-top:8.15pt;width:34.5pt;height:18.75pt;z-index:-251655168;visibility:visible;mso-wrap-style:square;mso-width-percent:0;mso-wrap-distance-left:9pt;mso-wrap-distance-top:0;mso-wrap-distance-right:9pt;mso-wrap-distance-bottom:0;mso-position-horizontal:absolute;mso-position-horizontal-relative:text;mso-position-vertical:absolute;mso-position-vertical-relative:text;mso-width-percent:0;mso-width-relative:margin;v-text-anchor:top" o:gfxdata="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" fillcolor="white [3201]" stroked="f" strokeweight=".5pt">
                 <v:textbox>
                   <w:txbxContent>
-                    <w:p ns2:paraId="0FFF8191" ns2:textId="77777777">
+                    <w:p>
                       <w:pPr>
                         <w:rPr>
                           <w:lang w:val="es-ES"/>
@@ -7984,27 +7984,27 @@
         </mc:AlternateContent>
       </w:r>
     </w:p>
-    <w:p ns2:paraId="24B159F3" ns2:textId="77777777">
-      <w:pPr>
-        <w:pStyle w:val="ListParagraph"/>
-        <w:rPr>
-          <w:rFonts w:ascii="Arial" w:hAnsi="Arial" w:cs="Arial"/>
-          <w:sz w:val="24"/>
-          <w:szCs w:val="24"/>
-        </w:rPr>
-      </w:pPr>
-    </w:p>
-    <w:p ns2:paraId="42D48A5B" ns2:textId="77777777">
-      <w:pPr>
-        <w:pStyle w:val="ListParagraph"/>
-        <w:rPr>
-          <w:rFonts w:ascii="Arial" w:hAnsi="Arial" w:cs="Arial"/>
-          <w:sz w:val="24"/>
-          <w:szCs w:val="24"/>
-        </w:rPr>
-      </w:pPr>
-    </w:p>
-    <w:p ns2:paraId="6ECC9F0C" ns2:textId="77777777">
+    <w:p>
+      <w:pPr>
+        <w:pStyle w:val="ListParagraph"/>
+        <w:rPr>
+          <w:rFonts w:ascii="Arial" w:hAnsi="Arial" w:cs="Arial"/>
+          <w:sz w:val="24"/>
+          <w:szCs w:val="24"/>
+        </w:rPr>
+      </w:pPr>
+    </w:p>
+    <w:p>
+      <w:pPr>
+        <w:pStyle w:val="ListParagraph"/>
+        <w:rPr>
+          <w:rFonts w:ascii="Arial" w:hAnsi="Arial" w:cs="Arial"/>
+          <w:sz w:val="24"/>
+          <w:szCs w:val="24"/>
+        </w:rPr>
+      </w:pPr>
+    </w:p>
+    <w:p>
       <w:pPr>
         <w:pStyle w:val="ListParagraph"/>
         <w:numPr>
@@ -8028,7 +8028,7 @@
         <w:t>106; 104</w:t>
       </w:r>
     </w:p>
-    <w:p ns2:paraId="3AFE6EF8" ns2:textId="77777777">
+    <w:p>
       <w:pPr>
         <w:pStyle w:val="ListParagraph"/>
         <w:numPr>
@@ -8050,7 +8050,7 @@
         <w:t>112; 110</w:t>
       </w:r>
     </w:p>
-    <w:p ns2:paraId="4DF3F13E" ns2:textId="77777777">
+    <w:p>
       <w:pPr>
         <w:pStyle w:val="ListParagraph"/>
         <w:numPr>
@@ -8072,7 +8072,7 @@
         <w:t>208; 206</w:t>
       </w:r>
     </w:p>
-    <w:p ns2:paraId="227AA680" ns2:textId="77777777">
+    <w:p>
       <w:pPr>
         <w:pStyle w:val="ListParagraph"/>
         <w:numPr>
@@ -8094,7 +8094,7 @@
         <w:t>124; 108</w:t>
       </w:r>
     </w:p>
-    <w:p ns2:paraId="56524135" ns2:textId="77777777">
+    <w:p>
       <w:pPr>
         <w:pStyle w:val="ListParagraph"/>
         <w:numPr>
@@ -8117,7 +8117,7 @@
         <w:t>111; 109</w:t>
       </w:r>
     </w:p>
-    <w:p ns2:paraId="2C9C7DC0" ns2:textId="77777777">
+    <w:p>
       <w:pPr>
         <w:pStyle w:val="ListParagraph"/>
         <w:ind w:left="1080"/>
@@ -8128,7 +8128,7 @@
         </w:rPr>
       </w:pPr>
     </w:p>
-    <w:p ns2:paraId="0A90ED05" ns2:textId="77777777">
+    <w:p>
       <w:pPr>
         <w:pStyle w:val="ListParagraph"/>
         <w:numPr>
@@ -8168,17 +8168,17 @@
         <w:t>.</w:t>
       </w:r>
     </w:p>
-    <w:p ns2:paraId="74E18A1E" ns2:textId="77777777">
-      <w:pPr>
-        <w:pStyle w:val="ListParagraph"/>
-        <w:rPr>
-          <w:rFonts w:ascii="Arial" w:hAnsi="Arial" w:cs="Arial"/>
-          <w:sz w:val="24"/>
-          <w:szCs w:val="24"/>
-        </w:rPr>
-      </w:pPr>
-    </w:p>
-    <w:p ns2:paraId="0B7C8EAC" ns2:textId="77777777">
+    <w:p>
+      <w:pPr>
+        <w:pStyle w:val="ListParagraph"/>
+        <w:rPr>
+          <w:rFonts w:ascii="Arial" w:hAnsi="Arial" w:cs="Arial"/>
+          <w:sz w:val="24"/>
+          <w:szCs w:val="24"/>
+        </w:rPr>
+      </w:pPr>
+    </w:p>
+    <w:p>
       <w:pPr>
         <w:pStyle w:val="ListParagraph"/>
         <w:numPr>
@@ -8315,7 +8315,7 @@
         </m:sSup>
       </m:oMath>
     </w:p>
-    <w:p ns2:paraId="447A1402" ns2:textId="77777777">
+    <w:p>
       <w:pPr>
         <w:pStyle w:val="ListParagraph"/>
         <w:numPr>
@@ -8443,7 +8443,7 @@
         </m:sSup>
       </m:oMath>
     </w:p>
-    <w:p ns2:paraId="1A5E5B0F" ns2:textId="77777777">
+    <w:p>
       <w:pPr>
         <w:pStyle w:val="ListParagraph"/>
         <w:numPr>
@@ -8499,7 +8499,7 @@
         </m:sSup>
       </m:oMath>
     </w:p>
-    <w:p ns2:paraId="30D8091F" ns2:textId="77777777">
+    <w:p>
       <w:pPr>
         <w:pStyle w:val="ListParagraph"/>
         <w:numPr>
@@ -8595,7 +8595,7 @@
         </m:sSup>
       </m:oMath>
     </w:p>
-    <w:p ns2:paraId="6AE2A65A" ns2:textId="77777777">
+    <w:p>
       <w:pPr>
         <w:pStyle w:val="ListParagraph"/>
         <w:numPr>
@@ -8731,16 +8731,16 @@
         </m:sSup>
       </m:oMath>
     </w:p>
-    <w:p ns2:paraId="1414BE76" ns2:textId="77777777">
-      <w:pPr>
-        <w:rPr>
-          <w:rFonts w:ascii="Arial" w:hAnsi="Arial" w:cs="Arial"/>
-          <w:sz w:val="24"/>
-          <w:szCs w:val="24"/>
-        </w:rPr>
-      </w:pPr>
-    </w:p>
-    <w:p ns2:paraId="7ADB80C4" ns2:textId="77777777">
+    <w:p>
+      <w:pPr>
+        <w:rPr>
+          <w:rFonts w:ascii="Arial" w:hAnsi="Arial" w:cs="Arial"/>
+          <w:sz w:val="24"/>
+          <w:szCs w:val="24"/>
+        </w:rPr>
+      </w:pPr>
+    </w:p>
+    <w:p>
       <w:pPr>
         <w:pStyle w:val="ListParagraph"/>
         <w:numPr>
@@ -8763,16 +8763,16 @@
         <w:t>Identificar a los siguientes orbitales o nubes electrónicas y elegir la aseveración correcta.</w:t>
       </w:r>
     </w:p>
-    <w:p ns2:paraId="51E7DF7B" ns2:textId="77777777">
-      <w:pPr>
-        <w:rPr>
-          <w:rFonts w:ascii="Arial" w:hAnsi="Arial" w:cs="Arial"/>
-          <w:sz w:val="24"/>
-          <w:szCs w:val="24"/>
-        </w:rPr>
-      </w:pPr>
-    </w:p>
-    <w:p ns2:paraId="47754A53" ns2:textId="77777777">
+    <w:p>
+      <w:pPr>
+        <w:rPr>
+          <w:rFonts w:ascii="Arial" w:hAnsi="Arial" w:cs="Arial"/>
+          <w:sz w:val="24"/>
+          <w:szCs w:val="24"/>
+        </w:rPr>
+      </w:pPr>
+    </w:p>
+    <w:p>
       <w:pPr>
         <w:pStyle w:val="ListParagraph"/>
         <w:rPr>
@@ -8787,7 +8787,7 @@
           <w:lang w:eastAsia="es-PE"/>
         </w:rPr>
         <w:drawing>
-          <wp:inline distT="0" distB="0" distL="0" distR="0" ns5:anchorId="21BA0819" ns5:editId="78D56F89">
+          <wp:inline distT="0" distB="0" distL="0" distR="0" wp14:anchorId="21BA0819" wp14:editId="78D56F89">
             <wp:extent cx="5612130" cy="1761490"/>
             <wp:effectExtent l="0" t="0" r="7620" b="0"/>
             <wp:docPr id="13" name="Imagen 37"/>
@@ -8805,7 +8805,7 @@
                     <a:blip r:embed="rId16" cstate="print">
                       <a:extLst>
                         <a:ext uri="{28A0092B-C50C-407E-A947-70E740481C1C}">
-                          <ns12:useLocalDpi val="0"/>
+                          <a14:useLocalDpi val="0"/>
                         </a:ext>
                       </a:extLst>
                     </a:blip>
@@ -8829,17 +8829,17 @@
         </w:drawing>
       </w:r>
     </w:p>
-    <w:p ns2:paraId="79B1276B" ns2:textId="77777777">
-      <w:pPr>
-        <w:pStyle w:val="ListParagraph"/>
-        <w:rPr>
-          <w:rFonts w:ascii="Arial" w:hAnsi="Arial" w:cs="Arial"/>
-          <w:sz w:val="24"/>
-          <w:szCs w:val="24"/>
-        </w:rPr>
-      </w:pPr>
-    </w:p>
-    <w:p ns2:paraId="1C4228D6" ns2:textId="77777777">
+    <w:p>
+      <w:pPr>
+        <w:pStyle w:val="ListParagraph"/>
+        <w:rPr>
+          <w:rFonts w:ascii="Arial" w:hAnsi="Arial" w:cs="Arial"/>
+          <w:sz w:val="24"/>
+          <w:szCs w:val="24"/>
+        </w:rPr>
+      </w:pPr>
+    </w:p>
+    <w:p>
       <w:pPr>
         <w:pStyle w:val="ListParagraph"/>
         <w:numPr>
@@ -8922,7 +8922,7 @@
         </m:sSub>
       </m:oMath>
     </w:p>
-    <w:p ns2:paraId="3125620D" ns2:textId="77777777">
+    <w:p>
       <w:pPr>
         <w:pStyle w:val="ListParagraph"/>
         <w:numPr>
@@ -8988,7 +8988,7 @@
         </m:sSub>
       </m:oMath>
     </w:p>
-    <w:p ns2:paraId="022F4B11" ns2:textId="77777777">
+    <w:p>
       <w:pPr>
         <w:pStyle w:val="ListParagraph"/>
         <w:numPr>
@@ -9030,7 +9030,7 @@
         <w:t>”</w:t>
       </w:r>
     </w:p>
-    <w:p ns2:paraId="6B5F8372" ns2:textId="77777777">
+    <w:p>
       <w:pPr>
         <w:pStyle w:val="ListParagraph"/>
         <w:numPr>
@@ -9072,7 +9072,7 @@
         <w:t>”</w:t>
       </w:r>
     </w:p>
-    <w:p ns2:paraId="4A429611" ns2:textId="77777777">
+    <w:p>
       <w:pPr>
         <w:pStyle w:val="ListParagraph"/>
         <w:numPr>
@@ -9114,7 +9114,7 @@
         <w:t>”</w:t>
       </w:r>
     </w:p>
-    <w:p ns2:paraId="26B8382E" ns2:textId="77777777"/>
+    <w:p/>
     <w:p>
       <w:pPr>
         <w:spacing w:after="0"/>
@@ -9127,7 +9127,7 @@
         <w:t>RAZONAMIENTO MATEMÁTICA</w:t>
       </w:r>
     </w:p>
-    <w:p ns2:paraId="7F04E914" ns2:textId="77777777">
+    <w:p>
       <w:pPr>
         <w:pStyle w:val="ListParagraph"/>
         <w:numPr>
@@ -9150,7 +9150,7 @@
         <w:t>En cierto año, ocurrió que el primer día de un determinado mes fue lunes; mientras que el último día de dicho mes también fue lunes.</w:t>
       </w:r>
     </w:p>
-    <w:p ns2:paraId="7A6E9D59" ns2:textId="77777777">
+    <w:p>
       <w:pPr>
         <w:pStyle w:val="ListParagraph"/>
         <w:rPr>
@@ -9168,17 +9168,17 @@
         <w:t>¿Qué fecha cayó el último martes del mes posterior?</w:t>
       </w:r>
     </w:p>
-    <w:p ns2:paraId="00974D8E" ns2:textId="77777777">
-      <w:pPr>
-        <w:pStyle w:val="ListParagraph"/>
-        <w:rPr>
-          <w:rFonts w:ascii="Arial" w:hAnsi="Arial" w:cs="Arial"/>
-          <w:sz w:val="24"/>
-          <w:szCs w:val="24"/>
-        </w:rPr>
-      </w:pPr>
-    </w:p>
-    <w:p ns2:paraId="4786FB8E" ns2:textId="77777777">
+    <w:p>
+      <w:pPr>
+        <w:pStyle w:val="ListParagraph"/>
+        <w:rPr>
+          <w:rFonts w:ascii="Arial" w:hAnsi="Arial" w:cs="Arial"/>
+          <w:sz w:val="24"/>
+          <w:szCs w:val="24"/>
+        </w:rPr>
+      </w:pPr>
+    </w:p>
+    <w:p>
       <w:pPr>
         <w:pStyle w:val="ListParagraph"/>
         <w:numPr>
@@ -9202,7 +9202,7 @@
         <w:t>29</w:t>
       </w:r>
     </w:p>
-    <w:p ns2:paraId="206D4E8E" ns2:textId="77777777">
+    <w:p>
       <w:pPr>
         <w:pStyle w:val="ListParagraph"/>
         <w:numPr>
@@ -9224,7 +9224,7 @@
         <w:t>31</w:t>
       </w:r>
     </w:p>
-    <w:p ns2:paraId="1C6B65F8" ns2:textId="77777777">
+    <w:p>
       <w:pPr>
         <w:pStyle w:val="ListParagraph"/>
         <w:numPr>
@@ -9246,7 +9246,7 @@
         <w:t>30</w:t>
       </w:r>
     </w:p>
-    <w:p ns2:paraId="5F33A067" ns2:textId="77777777">
+    <w:p>
       <w:pPr>
         <w:pStyle w:val="ListParagraph"/>
         <w:numPr>
@@ -9268,7 +9268,7 @@
         <w:t>28</w:t>
       </w:r>
     </w:p>
-    <w:p ns2:paraId="5A9D69EE" ns2:textId="77777777">
+    <w:p>
       <w:pPr>
         <w:pStyle w:val="ListParagraph"/>
         <w:numPr>
@@ -9290,7 +9290,7 @@
         <w:t>27</w:t>
       </w:r>
     </w:p>
-    <w:p ns2:paraId="63F5B97C" ns2:textId="77777777">
+    <w:p>
       <w:pPr>
         <w:pStyle w:val="ListParagraph"/>
         <w:ind w:left="1080"/>
@@ -9301,7 +9301,7 @@
         </w:rPr>
       </w:pPr>
     </w:p>
-    <w:p ns2:paraId="64D9A4B5" ns2:textId="77777777">
+    <w:p>
       <w:pPr>
         <w:pStyle w:val="ListParagraph"/>
         <w:numPr>
@@ -9324,17 +9324,17 @@
         <w:t>El tío del hijo de la hermana de mi padre es mi…</w:t>
       </w:r>
     </w:p>
-    <w:p ns2:paraId="0C90ABB8" ns2:textId="77777777">
-      <w:pPr>
-        <w:pStyle w:val="ListParagraph"/>
-        <w:rPr>
-          <w:rFonts w:ascii="Arial" w:hAnsi="Arial" w:cs="Arial"/>
-          <w:sz w:val="24"/>
-          <w:szCs w:val="24"/>
-        </w:rPr>
-      </w:pPr>
-    </w:p>
-    <w:p ns2:paraId="25185DE7" ns2:textId="77777777">
+    <w:p>
+      <w:pPr>
+        <w:pStyle w:val="ListParagraph"/>
+        <w:rPr>
+          <w:rFonts w:ascii="Arial" w:hAnsi="Arial" w:cs="Arial"/>
+          <w:sz w:val="24"/>
+          <w:szCs w:val="24"/>
+        </w:rPr>
+      </w:pPr>
+    </w:p>
+    <w:p>
       <w:pPr>
         <w:pStyle w:val="ListParagraph"/>
         <w:numPr>
@@ -9358,7 +9358,7 @@
         <w:t>padre</w:t>
       </w:r>
     </w:p>
-    <w:p ns2:paraId="32D73944" ns2:textId="77777777">
+    <w:p>
       <w:pPr>
         <w:pStyle w:val="ListParagraph"/>
         <w:numPr>
@@ -9380,7 +9380,7 @@
         <w:t>primo</w:t>
       </w:r>
     </w:p>
-    <w:p ns2:paraId="05BCB116" ns2:textId="77777777">
+    <w:p>
       <w:pPr>
         <w:pStyle w:val="ListParagraph"/>
         <w:numPr>
@@ -9402,7 +9402,7 @@
         <w:t>sobrino</w:t>
       </w:r>
     </w:p>
-    <w:p ns2:paraId="32E24221" ns2:textId="77777777">
+    <w:p>
       <w:pPr>
         <w:pStyle w:val="ListParagraph"/>
         <w:numPr>
@@ -9424,7 +9424,7 @@
         <w:t>nieto</w:t>
       </w:r>
     </w:p>
-    <w:p ns2:paraId="2D0FBB1D" ns2:textId="77777777">
+    <w:p>
       <w:pPr>
         <w:pStyle w:val="ListParagraph"/>
         <w:numPr>
@@ -9446,7 +9446,7 @@
         <w:t>hijo</w:t>
       </w:r>
     </w:p>
-    <w:p ns2:paraId="4F8A1A2E" ns2:textId="77777777">
+    <w:p>
       <w:pPr>
         <w:pStyle w:val="ListParagraph"/>
         <w:ind w:left="1080"/>
@@ -9457,7 +9457,7 @@
         </w:rPr>
       </w:pPr>
     </w:p>
-    <w:p ns2:paraId="001B3DF7" ns2:textId="77777777">
+    <w:p>
       <w:pPr>
         <w:pStyle w:val="ListParagraph"/>
         <w:numPr>
@@ -9582,7 +9582,7 @@
         <w:t>uál es la máxima altura alcanzada?</w:t>
       </w:r>
     </w:p>
-    <w:p ns2:paraId="3024EBBF" ns2:textId="77777777">
+    <w:p>
       <w:pPr>
         <w:pStyle w:val="ListParagraph"/>
         <w:numPr>
@@ -9614,7 +9614,7 @@
         <w:t>pies</w:t>
       </w:r>
     </w:p>
-    <w:p ns2:paraId="1374CF04" ns2:textId="77777777">
+    <w:p>
       <w:pPr>
         <w:pStyle w:val="ListParagraph"/>
         <w:numPr>
@@ -9644,7 +9644,7 @@
         <w:t>pies</w:t>
       </w:r>
     </w:p>
-    <w:p ns2:paraId="0336790A" ns2:textId="77777777">
+    <w:p>
       <w:pPr>
         <w:pStyle w:val="ListParagraph"/>
         <w:numPr>
@@ -9682,7 +9682,7 @@
         <w:t xml:space="preserve"> </w:t>
       </w:r>
     </w:p>
-    <w:p ns2:paraId="5BCE2B08" ns2:textId="77777777">
+    <w:p>
       <w:pPr>
         <w:pStyle w:val="ListParagraph"/>
         <w:numPr>
@@ -9712,7 +9712,7 @@
         <w:t>pies</w:t>
       </w:r>
     </w:p>
-    <w:p ns2:paraId="0F55A6CE" ns2:textId="77777777">
+    <w:p>
       <w:pPr>
         <w:pStyle w:val="ListParagraph"/>
         <w:numPr>
@@ -9742,7 +9742,7 @@
         <w:t>pies</w:t>
       </w:r>
     </w:p>
-    <w:p ns2:paraId="63ECEF98" ns2:textId="77777777">
+    <w:p>
       <w:pPr>
         <w:pStyle w:val="ListParagraph"/>
         <w:ind w:left="1080"/>
@@ -9753,7 +9753,7 @@
         </w:rPr>
       </w:pPr>
     </w:p>
-    <w:p ns2:paraId="13B0945B" ns2:textId="77777777">
+    <w:p>
       <w:pPr>
         <w:pStyle w:val="ListParagraph"/>
         <w:numPr>
@@ -9778,27 +9778,27 @@
         <w:t xml:space="preserve"> </w:t>
       </w:r>
     </w:p>
-    <w:p ns2:paraId="78381D61" ns2:textId="77777777">
-      <w:pPr>
-        <w:pStyle w:val="ListParagraph"/>
-        <w:rPr>
-          <w:rFonts w:ascii="Arial" w:hAnsi="Arial" w:cs="Arial"/>
-          <w:sz w:val="24"/>
-          <w:szCs w:val="24"/>
-        </w:rPr>
-      </w:pPr>
-    </w:p>
-    <w:p ns2:paraId="1BCC0688" ns2:textId="77777777">
-      <w:pPr>
-        <w:pStyle w:val="ListParagraph"/>
-        <w:rPr>
-          <w:rFonts w:ascii="Arial" w:hAnsi="Arial" w:cs="Arial"/>
-          <w:sz w:val="24"/>
-          <w:szCs w:val="24"/>
-        </w:rPr>
-      </w:pPr>
-      <w:r>
-        <w:object w:dxaOrig="14074" w:dyaOrig="4770" ns2:anchorId="6AD4FEFD">
+    <w:p>
+      <w:pPr>
+        <w:pStyle w:val="ListParagraph"/>
+        <w:rPr>
+          <w:rFonts w:ascii="Arial" w:hAnsi="Arial" w:cs="Arial"/>
+          <w:sz w:val="24"/>
+          <w:szCs w:val="24"/>
+        </w:rPr>
+      </w:pPr>
+    </w:p>
+    <w:p>
+      <w:pPr>
+        <w:pStyle w:val="ListParagraph"/>
+        <w:rPr>
+          <w:rFonts w:ascii="Arial" w:hAnsi="Arial" w:cs="Arial"/>
+          <w:sz w:val="24"/>
+          <w:szCs w:val="24"/>
+        </w:rPr>
+      </w:pPr>
+      <w:r>
+        <w:object w:dxaOrig="14074" w:dyaOrig="4770" w14:anchorId="6AD4FEFD">
           <v:shapetype id="_x0000_t75" coordsize="21600,21600" o:spt="75" o:preferrelative="t" path="m@4@5l@4@11@9@11@9@5xe" filled="f" stroked="f">
             <v:stroke joinstyle="miter"/>
             <v:formulas>
@@ -9825,7 +9825,7 @@
         </w:object>
       </w:r>
     </w:p>
-    <w:p ns2:paraId="7D233F48" ns2:textId="77777777">
+    <w:p>
       <w:pPr>
         <w:pStyle w:val="ListParagraph"/>
         <w:numPr>
@@ -9840,7 +9840,7 @@
         </w:rPr>
       </w:pPr>
       <w:r>
-        <w:object w:dxaOrig="2057" w:dyaOrig="719" ns2:anchorId="08470ED9">
+        <w:object w:dxaOrig="2057" w:dyaOrig="719" w14:anchorId="08470ED9">
           <v:shape id="_x0000_i1026" type="#_x0000_t75" style="width:58.5pt;height:20.25pt" o:ole="">
             <v:imagedata r:id="rId20" o:title=""/>
           </v:shape>
@@ -9848,7 +9848,7 @@
         </w:object>
       </w:r>
     </w:p>
-    <w:p ns2:paraId="4C3FAFFB" ns2:textId="77777777">
+    <w:p>
       <w:pPr>
         <w:pStyle w:val="ListParagraph"/>
         <w:ind w:left="1080"/>
@@ -9860,7 +9860,7 @@
         </w:rPr>
       </w:pPr>
     </w:p>
-    <w:p ns2:paraId="424F0FB8" ns2:textId="77777777">
+    <w:p>
       <w:pPr>
         <w:pStyle w:val="ListParagraph"/>
         <w:numPr>
@@ -9874,7 +9874,7 @@
         </w:rPr>
       </w:pPr>
       <w:r>
-        <w:object w:dxaOrig="2057" w:dyaOrig="719" ns2:anchorId="291153B4">
+        <w:object w:dxaOrig="2057" w:dyaOrig="719" w14:anchorId="291153B4">
           <v:shape id="_x0000_i1027" type="#_x0000_t75" style="width:58.5pt;height:20.25pt" o:ole="">
             <v:imagedata r:id="rId22" o:title=""/>
           </v:shape>
@@ -9882,7 +9882,7 @@
         </w:object>
       </w:r>
     </w:p>
-    <w:p ns2:paraId="6E1AD005" ns2:textId="77777777">
+    <w:p>
       <w:pPr>
         <w:pStyle w:val="ListParagraph"/>
         <w:ind w:left="1080"/>
@@ -9893,7 +9893,7 @@
         </w:rPr>
       </w:pPr>
     </w:p>
-    <w:p ns2:paraId="15AB4947" ns2:textId="77777777">
+    <w:p>
       <w:pPr>
         <w:pStyle w:val="ListParagraph"/>
         <w:numPr>
@@ -9907,7 +9907,7 @@
         </w:rPr>
       </w:pPr>
       <w:r>
-        <w:object w:dxaOrig="2057" w:dyaOrig="719" ns2:anchorId="18C4F510">
+        <w:object w:dxaOrig="2057" w:dyaOrig="719" w14:anchorId="18C4F510">
           <v:shape id="_x0000_i1028" type="#_x0000_t75" style="width:58.5pt;height:20.25pt" o:ole="">
             <v:imagedata r:id="rId24" o:title=""/>
           </v:shape>
@@ -9915,7 +9915,7 @@
         </w:object>
       </w:r>
     </w:p>
-    <w:p ns2:paraId="6726ED33" ns2:textId="77777777">
+    <w:p>
       <w:pPr>
         <w:pStyle w:val="ListParagraph"/>
         <w:ind w:left="1080"/>
@@ -9926,7 +9926,7 @@
         </w:rPr>
       </w:pPr>
     </w:p>
-    <w:p ns2:paraId="5B66B782" ns2:textId="77777777">
+    <w:p>
       <w:pPr>
         <w:pStyle w:val="ListParagraph"/>
         <w:numPr>
@@ -9940,7 +9940,7 @@
         </w:rPr>
       </w:pPr>
       <w:r>
-        <w:object w:dxaOrig="2057" w:dyaOrig="719" ns2:anchorId="56FA2407">
+        <w:object w:dxaOrig="2057" w:dyaOrig="719" w14:anchorId="56FA2407">
           <v:shape id="_x0000_i1029" type="#_x0000_t75" style="width:58.5pt;height:20.25pt" o:ole="">
             <v:imagedata r:id="rId26" o:title=""/>
           </v:shape>
@@ -9948,7 +9948,7 @@
         </w:object>
       </w:r>
     </w:p>
-    <w:p ns2:paraId="0E9AEB58" ns2:textId="77777777">
+    <w:p>
       <w:pPr>
         <w:pStyle w:val="ListParagraph"/>
         <w:ind w:left="1080"/>
@@ -9959,7 +9959,7 @@
         </w:rPr>
       </w:pPr>
     </w:p>
-    <w:p ns2:paraId="68433EC5" ns2:textId="77777777">
+    <w:p>
       <w:pPr>
         <w:pStyle w:val="ListParagraph"/>
         <w:numPr>
@@ -9973,7 +9973,7 @@
         </w:rPr>
       </w:pPr>
       <w:r>
-        <w:object w:dxaOrig="2056" w:dyaOrig="719" ns2:anchorId="554509BE">
+        <w:object w:dxaOrig="2056" w:dyaOrig="719" w14:anchorId="554509BE">
           <v:shape id="_x0000_i1030" type="#_x0000_t75" style="width:58.5pt;height:20.25pt" o:ole="">
             <v:imagedata r:id="rId28" o:title=""/>
           </v:shape>
@@ -9981,7 +9981,7 @@
         </w:object>
       </w:r>
     </w:p>
-    <w:p ns2:paraId="76CC076B" ns2:textId="77777777">
+    <w:p>
       <w:pPr>
         <w:pStyle w:val="ListParagraph"/>
         <w:ind w:left="1080"/>
@@ -9992,7 +9992,7 @@
         </w:rPr>
       </w:pPr>
     </w:p>
-    <w:p ns2:paraId="0C459DBE" ns2:textId="77777777">
+    <w:p>
       <w:pPr>
         <w:pStyle w:val="ListParagraph"/>
         <w:numPr>
@@ -10015,17 +10015,17 @@
         <w:t>Cuando compro cuadernos, por cada decena me regalan dos, y cuando vendo, por cada docena regalo uno. ¿Cuántos cuadernos debo comprar para vender 432 de los mismos, si no me quedan ninguno?</w:t>
       </w:r>
     </w:p>
-    <w:p ns2:paraId="65C13DE4" ns2:textId="77777777">
-      <w:pPr>
-        <w:pStyle w:val="ListParagraph"/>
-        <w:rPr>
-          <w:rFonts w:ascii="Arial" w:hAnsi="Arial" w:cs="Arial"/>
-          <w:sz w:val="24"/>
-          <w:szCs w:val="24"/>
-        </w:rPr>
-      </w:pPr>
-    </w:p>
-    <w:p ns2:paraId="417032B0" ns2:textId="77777777">
+    <w:p>
+      <w:pPr>
+        <w:pStyle w:val="ListParagraph"/>
+        <w:rPr>
+          <w:rFonts w:ascii="Arial" w:hAnsi="Arial" w:cs="Arial"/>
+          <w:sz w:val="24"/>
+          <w:szCs w:val="24"/>
+        </w:rPr>
+      </w:pPr>
+    </w:p>
+    <w:p>
       <w:pPr>
         <w:pStyle w:val="ListParagraph"/>
         <w:numPr>
@@ -10049,7 +10049,7 @@
         <w:t>390</w:t>
       </w:r>
     </w:p>
-    <w:p ns2:paraId="08556222" ns2:textId="77777777">
+    <w:p>
       <w:pPr>
         <w:pStyle w:val="ListParagraph"/>
         <w:numPr>
@@ -10071,7 +10071,7 @@
         <w:t>350</w:t>
       </w:r>
     </w:p>
-    <w:p ns2:paraId="4EA25DCF" ns2:textId="77777777">
+    <w:p>
       <w:pPr>
         <w:pStyle w:val="ListParagraph"/>
         <w:numPr>
@@ -10093,7 +10093,7 @@
         <w:t>300</w:t>
       </w:r>
     </w:p>
-    <w:p ns2:paraId="45F5B586" ns2:textId="77777777">
+    <w:p>
       <w:pPr>
         <w:pStyle w:val="ListParagraph"/>
         <w:numPr>
@@ -10115,7 +10115,7 @@
         <w:t>380</w:t>
       </w:r>
     </w:p>
-    <w:p ns2:paraId="7E41C206" ns2:textId="77777777">
+    <w:p>
       <w:pPr>
         <w:pStyle w:val="ListParagraph"/>
         <w:numPr>
@@ -10137,7 +10137,7 @@
         <w:t>385</w:t>
       </w:r>
     </w:p>
-    <w:p ns2:paraId="3BBD530C" ns2:textId="77777777">
+    <w:p>
       <w:pPr>
         <w:pStyle w:val="ListParagraph"/>
         <w:ind w:left="1080"/>
@@ -10148,7 +10148,7 @@
         </w:rPr>
       </w:pPr>
     </w:p>
-    <w:p ns2:paraId="6927B85E" ns2:textId="77777777">
+    <w:p>
       <w:pPr>
         <w:pStyle w:val="ListParagraph"/>
         <w:numPr>
@@ -10225,7 +10225,7 @@
         <w:t xml:space="preserve"> padre el cuádruple de la edad de su hijo?</w:t>
       </w:r>
     </w:p>
-    <w:p ns2:paraId="33D8D327" ns2:textId="77777777">
+    <w:p>
       <w:pPr>
         <w:pStyle w:val="ListParagraph"/>
         <w:jc w:val="both"/>
@@ -10236,7 +10236,7 @@
         </w:rPr>
       </w:pPr>
     </w:p>
-    <w:p ns2:paraId="20295351" ns2:textId="77777777">
+    <w:p>
       <w:pPr>
         <w:pStyle w:val="ListParagraph"/>
         <w:numPr>
@@ -10290,7 +10290,7 @@
         </m:f>
       </m:oMath>
     </w:p>
-    <w:p ns2:paraId="6C6DFD3A" ns2:textId="77777777">
+    <w:p>
       <w:pPr>
         <w:pStyle w:val="ListParagraph"/>
         <w:numPr>
@@ -10340,7 +10340,7 @@
         </m:f>
       </m:oMath>
     </w:p>
-    <w:p ns2:paraId="529879C1" ns2:textId="77777777">
+    <w:p>
       <w:pPr>
         <w:pStyle w:val="ListParagraph"/>
         <w:numPr>
@@ -10390,7 +10390,7 @@
         </m:f>
       </m:oMath>
     </w:p>
-    <w:p ns2:paraId="3E83B94E" ns2:textId="77777777">
+    <w:p>
       <w:pPr>
         <w:pStyle w:val="ListParagraph"/>
         <w:numPr>
@@ -10440,7 +10440,7 @@
         </m:f>
       </m:oMath>
     </w:p>
-    <w:p ns2:paraId="5E68B728" ns2:textId="77777777">
+    <w:p>
       <w:pPr>
         <w:pStyle w:val="ListParagraph"/>
         <w:numPr>
@@ -10490,7 +10490,7 @@
         </m:f>
       </m:oMath>
     </w:p>
-    <w:p ns2:paraId="724760DB" ns2:textId="77777777">
+    <w:p>
       <w:pPr>
         <w:spacing w:after="0"/>
         <w:rPr>
@@ -10500,7 +10500,7 @@
         </w:rPr>
       </w:pPr>
     </w:p>
-    <w:p ns2:paraId="375B9DE8" ns2:textId="77777777">
+    <w:p>
       <w:pPr>
         <w:pStyle w:val="ListParagraph"/>
         <w:numPr>
@@ -10595,7 +10595,7 @@
         <w:t>. ¿Cuál es la distancia?</w:t>
       </w:r>
     </w:p>
-    <w:p ns2:paraId="50C599EF" ns2:textId="77777777">
+    <w:p>
       <w:pPr>
         <w:pStyle w:val="ListParagraph"/>
         <w:rPr>
@@ -10605,7 +10605,7 @@
         </w:rPr>
       </w:pPr>
     </w:p>
-    <w:p ns2:paraId="47AF38B2" ns2:textId="77777777">
+    <w:p>
       <w:pPr>
         <w:pStyle w:val="ListParagraph"/>
         <w:numPr>
@@ -10640,7 +10640,7 @@
         </m:r>
       </m:oMath>
     </w:p>
-    <w:p ns2:paraId="281EDA75" ns2:textId="77777777">
+    <w:p>
       <w:pPr>
         <w:pStyle w:val="ListParagraph"/>
         <w:numPr>
@@ -10664,7 +10664,7 @@
         </m:r>
       </m:oMath>
     </w:p>
-    <w:p ns2:paraId="42AF9385" ns2:textId="77777777">
+    <w:p>
       <w:pPr>
         <w:pStyle w:val="ListParagraph"/>
         <w:numPr>
@@ -10696,7 +10696,7 @@
         </m:r>
       </m:oMath>
     </w:p>
-    <w:p ns2:paraId="64BB2710" ns2:textId="77777777">
+    <w:p>
       <w:pPr>
         <w:pStyle w:val="ListParagraph"/>
         <w:numPr>
@@ -10720,7 +10720,7 @@
         </m:r>
       </m:oMath>
     </w:p>
-    <w:p ns2:paraId="7AD6712B" ns2:textId="77777777">
+    <w:p>
       <w:pPr>
         <w:pStyle w:val="ListParagraph"/>
         <w:numPr>
@@ -10752,17 +10752,17 @@
         </m:r>
       </m:oMath>
     </w:p>
-    <w:p ns2:paraId="0FC06F17" ns2:textId="77777777">
-      <w:pPr>
-        <w:pStyle w:val="ListParagraph"/>
-        <w:rPr>
-          <w:rFonts w:ascii="Arial" w:hAnsi="Arial" w:cs="Arial"/>
-          <w:sz w:val="24"/>
-          <w:szCs w:val="24"/>
-        </w:rPr>
-      </w:pPr>
-    </w:p>
-    <w:p ns2:paraId="6472918E" ns2:textId="77777777">
+    <w:p>
+      <w:pPr>
+        <w:pStyle w:val="ListParagraph"/>
+        <w:rPr>
+          <w:rFonts w:ascii="Arial" w:hAnsi="Arial" w:cs="Arial"/>
+          <w:sz w:val="24"/>
+          <w:szCs w:val="24"/>
+        </w:rPr>
+      </w:pPr>
+    </w:p>
+    <w:p>
       <w:pPr>
         <w:pStyle w:val="ListParagraph"/>
         <w:numPr>
@@ -10785,7 +10785,7 @@
         <w:t>¿Qué ángulo forman las agujas de un reloj cuando faltan 18 minutos para que sean las 17 horas y 10 minutos?</w:t>
       </w:r>
     </w:p>
-    <w:p ns2:paraId="1A46EA60" ns2:textId="77777777">
+    <w:p>
       <w:pPr>
         <w:pStyle w:val="ListParagraph"/>
         <w:jc w:val="both"/>
@@ -10796,7 +10796,7 @@
         </w:rPr>
       </w:pPr>
     </w:p>
-    <w:p ns2:paraId="2D9A2D08" ns2:textId="77777777">
+    <w:p>
       <w:pPr>
         <w:pStyle w:val="ListParagraph"/>
         <w:numPr>
@@ -10820,7 +10820,7 @@
         <w:t>166º</w:t>
       </w:r>
     </w:p>
-    <w:p ns2:paraId="0EBE62AD" ns2:textId="77777777">
+    <w:p>
       <w:pPr>
         <w:pStyle w:val="ListParagraph"/>
         <w:numPr>
@@ -10843,7 +10843,7 @@
         <w:t>150º</w:t>
       </w:r>
     </w:p>
-    <w:p ns2:paraId="38DC475D" ns2:textId="77777777">
+    <w:p>
       <w:pPr>
         <w:pStyle w:val="ListParagraph"/>
         <w:numPr>
@@ -10865,7 +10865,7 @@
         <w:t>160º</w:t>
       </w:r>
     </w:p>
-    <w:p ns2:paraId="75AA7D52" ns2:textId="77777777">
+    <w:p>
       <w:pPr>
         <w:pStyle w:val="ListParagraph"/>
         <w:numPr>
@@ -10887,7 +10887,7 @@
         <w:t>162º</w:t>
       </w:r>
     </w:p>
-    <w:p ns2:paraId="28969805" ns2:textId="77777777">
+    <w:p>
       <w:pPr>
         <w:pStyle w:val="ListParagraph"/>
         <w:numPr>
@@ -10909,7 +10909,7 @@
         <w:t>120º</w:t>
       </w:r>
     </w:p>
-    <w:p ns2:paraId="3452BA94" ns2:textId="77777777">
+    <w:p>
       <w:pPr>
         <w:pStyle w:val="ListParagraph"/>
         <w:ind w:left="1068"/>
@@ -10920,7 +10920,7 @@
         </w:rPr>
       </w:pPr>
     </w:p>
-    <w:p ns2:paraId="64CC9389" ns2:textId="77777777">
+    <w:p>
       <w:pPr>
         <w:pStyle w:val="ListParagraph"/>
         <w:numPr>
@@ -11051,7 +11051,7 @@
         <w:t xml:space="preserve"> de lo que le costó. ¿Cuánto ganó o perdió en la venta?</w:t>
       </w:r>
     </w:p>
-    <w:p ns2:paraId="1744CB75" ns2:textId="77777777">
+    <w:p>
       <w:pPr>
         <w:pStyle w:val="ListParagraph"/>
         <w:jc w:val="both"/>
@@ -11062,7 +11062,7 @@
         </w:rPr>
       </w:pPr>
     </w:p>
-    <w:p ns2:paraId="453E156E" ns2:textId="77777777">
+    <w:p>
       <w:pPr>
         <w:pStyle w:val="ListParagraph"/>
         <w:numPr>
@@ -11104,7 +11104,7 @@
         <w:t>8</w:t>
       </w:r>
     </w:p>
-    <w:p ns2:paraId="79C8F333" ns2:textId="77777777">
+    <w:p>
       <w:pPr>
         <w:pStyle w:val="ListParagraph"/>
         <w:numPr>
@@ -11152,7 +11152,7 @@
         <w:t>8</w:t>
       </w:r>
     </w:p>
-    <w:p ns2:paraId="2D26EE5B" ns2:textId="77777777">
+    <w:p>
       <w:pPr>
         <w:pStyle w:val="ListParagraph"/>
         <w:numPr>
@@ -11206,7 +11206,7 @@
         <w:t>10</w:t>
       </w:r>
     </w:p>
-    <w:p ns2:paraId="4992D23B" ns2:textId="77777777">
+    <w:p>
       <w:pPr>
         <w:pStyle w:val="ListParagraph"/>
         <w:numPr>
@@ -11254,7 +11254,7 @@
         <w:t>12</w:t>
       </w:r>
     </w:p>
-    <w:p ns2:paraId="2097EB9D" ns2:textId="77777777">
+    <w:p>
       <w:pPr>
         <w:pStyle w:val="ListParagraph"/>
         <w:numPr>
@@ -11302,7 +11302,7 @@
         <w:t>15</w:t>
       </w:r>
     </w:p>
-    <w:p ns2:paraId="7F36B921" ns2:textId="77777777">
+    <w:p>
       <w:pPr>
         <w:pStyle w:val="ListParagraph"/>
         <w:ind w:left="1068"/>
@@ -11313,7 +11313,7 @@
         </w:rPr>
       </w:pPr>
     </w:p>
-    <w:p ns2:paraId="716911AF" ns2:textId="77777777">
+    <w:p>
       <w:pPr>
         <w:pStyle w:val="ListParagraph"/>
         <w:numPr>
@@ -11360,7 +11360,7 @@
         <w:t xml:space="preserve"> de las mujeres son apurimeños. Si el número de mujeres representa el 40% del total de personas, ¿qué tanto por ciento de las personas presentes en dicha reunión no son apurimeños?</w:t>
       </w:r>
     </w:p>
-    <w:p ns2:paraId="66D85996" ns2:textId="77777777">
+    <w:p>
       <w:pPr>
         <w:pStyle w:val="ListParagraph"/>
         <w:rPr>
@@ -11370,7 +11370,7 @@
         </w:rPr>
       </w:pPr>
     </w:p>
-    <w:p ns2:paraId="14F1C8CE" ns2:textId="77777777">
+    <w:p>
       <w:pPr>
         <w:pStyle w:val="ListParagraph"/>
         <w:numPr>
@@ -11394,7 +11394,7 @@
         <w:t>78%</w:t>
       </w:r>
     </w:p>
-    <w:p ns2:paraId="1AB13D3D" ns2:textId="77777777">
+    <w:p>
       <w:pPr>
         <w:pStyle w:val="ListParagraph"/>
         <w:numPr>
@@ -11416,7 +11416,7 @@
         <w:t>80%</w:t>
       </w:r>
     </w:p>
-    <w:p ns2:paraId="1C86FBB1" ns2:textId="77777777">
+    <w:p>
       <w:pPr>
         <w:pStyle w:val="ListParagraph"/>
         <w:numPr>
@@ -11438,7 +11438,7 @@
         <w:t>22%</w:t>
       </w:r>
     </w:p>
-    <w:p ns2:paraId="0172876D" ns2:textId="77777777">
+    <w:p>
       <w:pPr>
         <w:pStyle w:val="ListParagraph"/>
         <w:numPr>
@@ -11460,7 +11460,7 @@
         <w:t>25%</w:t>
       </w:r>
     </w:p>
-    <w:p ns2:paraId="21C21713" ns2:textId="77777777">
+    <w:p>
       <w:pPr>
         <w:pStyle w:val="ListParagraph"/>
         <w:numPr>
@@ -11482,7 +11482,7 @@
         <w:t>82%</w:t>
       </w:r>
     </w:p>
-    <w:p ns2:paraId="0761C7E6" ns2:textId="77777777"/>
+    <w:p/>
     <w:p>
       <w:pPr>
         <w:spacing w:after="0"/>
@@ -11495,7 +11495,7 @@
         <w:t>RAZONAMIENTO VERBAL</w:t>
       </w:r>
     </w:p>
-    <w:p ns2:paraId="4B1BEB22" ns2:textId="77777777">
+    <w:p>
       <w:pPr>
         <w:pStyle w:val="ListParagraph"/>
         <w:numPr>
@@ -11518,7 +11518,7 @@
         <w:t>La mujer peruana, especialmente la andina, se hizo presente durante todas las etapas de la sublevación. Muchas alcanzaron jerarquía de heroínas y de mártires, como Micaela Bastidas Puyucahua.</w:t>
       </w:r>
     </w:p>
-    <w:p ns2:paraId="09184B0D" ns2:textId="77777777">
+    <w:p>
       <w:pPr>
         <w:pStyle w:val="ListParagraph"/>
         <w:jc w:val="both"/>
@@ -11537,7 +11537,7 @@
         <w:t>¿Cuál es el sinónimo de la palabra que posee ideas fuerza?</w:t>
       </w:r>
     </w:p>
-    <w:p ns2:paraId="0403E115" ns2:textId="77777777">
+    <w:p>
       <w:pPr>
         <w:pStyle w:val="ListParagraph"/>
         <w:jc w:val="both"/>
@@ -11548,7 +11548,7 @@
         </w:rPr>
       </w:pPr>
     </w:p>
-    <w:p ns2:paraId="23DE8E50" ns2:textId="77777777">
+    <w:p>
       <w:pPr>
         <w:pStyle w:val="ListParagraph"/>
         <w:numPr>
@@ -11572,7 +11572,7 @@
         <w:t>Rebeldía</w:t>
       </w:r>
     </w:p>
-    <w:p ns2:paraId="2C0668EF" ns2:textId="77777777">
+    <w:p>
       <w:pPr>
         <w:pStyle w:val="ListParagraph"/>
         <w:numPr>
@@ -11594,7 +11594,7 @@
         <w:t>Rebelde</w:t>
       </w:r>
     </w:p>
-    <w:p ns2:paraId="0CF45273" ns2:textId="77777777">
+    <w:p>
       <w:pPr>
         <w:pStyle w:val="ListParagraph"/>
         <w:numPr>
@@ -11619,7 +11619,7 @@
         <w:t>Conspirador</w:t>
       </w:r>
     </w:p>
-    <w:p ns2:paraId="140BAD0B" ns2:textId="77777777">
+    <w:p>
       <w:pPr>
         <w:pStyle w:val="ListParagraph"/>
         <w:numPr>
@@ -11641,7 +11641,7 @@
         <w:t>Anarquista</w:t>
       </w:r>
     </w:p>
-    <w:p ns2:paraId="1EFA395E" ns2:textId="77777777">
+    <w:p>
       <w:pPr>
         <w:pStyle w:val="ListParagraph"/>
         <w:numPr>
@@ -11663,7 +11663,7 @@
         <w:t>Asonador</w:t>
       </w:r>
     </w:p>
-    <w:p ns2:paraId="007791BC" ns2:textId="77777777">
+    <w:p>
       <w:pPr>
         <w:pStyle w:val="ListParagraph"/>
         <w:ind w:left="1080"/>
@@ -11674,7 +11674,7 @@
         </w:rPr>
       </w:pPr>
     </w:p>
-    <w:p ns2:paraId="061E90D3" ns2:textId="77777777">
+    <w:p>
       <w:pPr>
         <w:spacing w:after="0"/>
         <w:jc w:val="center"/>
@@ -11713,7 +11713,7 @@
         <w:t>MIA</w:t>
       </w:r>
     </w:p>
-    <w:p ns2:paraId="5DA6929E" ns2:textId="77777777">
+    <w:p>
       <w:pPr>
         <w:pStyle w:val="ListParagraph"/>
         <w:numPr>
@@ -11736,17 +11736,17 @@
         <w:t>¿Cuál es antónimo relativo de feliz?</w:t>
       </w:r>
     </w:p>
-    <w:p ns2:paraId="5A53A3ED" ns2:textId="77777777">
-      <w:pPr>
-        <w:pStyle w:val="ListParagraph"/>
-        <w:rPr>
-          <w:rFonts w:ascii="Arial" w:hAnsi="Arial" w:cs="Arial"/>
-          <w:sz w:val="24"/>
-          <w:szCs w:val="24"/>
-        </w:rPr>
-      </w:pPr>
-    </w:p>
-    <w:p ns2:paraId="55C4A498" ns2:textId="77777777">
+    <w:p>
+      <w:pPr>
+        <w:pStyle w:val="ListParagraph"/>
+        <w:rPr>
+          <w:rFonts w:ascii="Arial" w:hAnsi="Arial" w:cs="Arial"/>
+          <w:sz w:val="24"/>
+          <w:szCs w:val="24"/>
+        </w:rPr>
+      </w:pPr>
+    </w:p>
+    <w:p>
       <w:pPr>
         <w:pStyle w:val="ListParagraph"/>
         <w:numPr>
@@ -11770,7 +11770,7 @@
         <w:t>Infausto</w:t>
       </w:r>
     </w:p>
-    <w:p ns2:paraId="73EB51D4" ns2:textId="77777777">
+    <w:p>
       <w:pPr>
         <w:pStyle w:val="ListParagraph"/>
         <w:numPr>
@@ -11792,7 +11792,7 @@
         <w:t>Locuela</w:t>
       </w:r>
     </w:p>
-    <w:p ns2:paraId="25AF2076" ns2:textId="77777777">
+    <w:p>
       <w:pPr>
         <w:pStyle w:val="ListParagraph"/>
         <w:numPr>
@@ -11814,7 +11814,7 @@
         <w:t>Tristeza</w:t>
       </w:r>
     </w:p>
-    <w:p ns2:paraId="4A7D1ED1" ns2:textId="77777777">
+    <w:p>
       <w:pPr>
         <w:pStyle w:val="ListParagraph"/>
         <w:numPr>
@@ -11836,7 +11836,7 @@
         <w:t>Alegría</w:t>
       </w:r>
     </w:p>
-    <w:p ns2:paraId="3D140A7F" ns2:textId="77777777">
+    <w:p>
       <w:pPr>
         <w:pStyle w:val="ListParagraph"/>
         <w:numPr>
@@ -11858,7 +11858,7 @@
         <w:t>Afortunado</w:t>
       </w:r>
     </w:p>
-    <w:p ns2:paraId="44E38A6B" ns2:textId="77777777">
+    <w:p>
       <w:pPr>
         <w:pStyle w:val="ListParagraph"/>
         <w:ind w:left="1080"/>
@@ -11869,7 +11869,7 @@
         </w:rPr>
       </w:pPr>
     </w:p>
-    <w:p ns2:paraId="6842145E" ns2:textId="77777777">
+    <w:p>
       <w:pPr>
         <w:pStyle w:val="ListParagraph"/>
         <w:ind w:left="6" w:hanging="6"/>
@@ -11909,7 +11909,7 @@
         <w:t>MIA</w:t>
       </w:r>
     </w:p>
-    <w:p ns2:paraId="4A1450C2" ns2:textId="77777777">
+    <w:p>
       <w:pPr>
         <w:pStyle w:val="ListParagraph"/>
         <w:numPr>
@@ -11932,7 +11932,7 @@
         <w:t>“En el penal de Abancay, el burgomaestre del periodo anterior, en su condición de interno, conversaba con el guardia de turno”.</w:t>
       </w:r>
     </w:p>
-    <w:p ns2:paraId="086B10ED" ns2:textId="77777777">
+    <w:p>
       <w:pPr>
         <w:pStyle w:val="ListParagraph"/>
         <w:jc w:val="both"/>
@@ -11951,7 +11951,7 @@
         <w:t>¿Qué palabras del texto pueden formar la relación paronímica con sus respectivos sinónimos?</w:t>
       </w:r>
     </w:p>
-    <w:p ns2:paraId="0E74FD89" ns2:textId="77777777">
+    <w:p>
       <w:pPr>
         <w:pStyle w:val="ListParagraph"/>
         <w:jc w:val="both"/>
@@ -11962,7 +11962,7 @@
         </w:rPr>
       </w:pPr>
     </w:p>
-    <w:p ns2:paraId="392F3568" ns2:textId="77777777">
+    <w:p>
       <w:pPr>
         <w:pStyle w:val="ListParagraph"/>
         <w:numPr>
@@ -11986,7 +11986,7 @@
         <w:t>Burgomaestre - guardia</w:t>
       </w:r>
     </w:p>
-    <w:p ns2:paraId="632098F1" ns2:textId="77777777">
+    <w:p>
       <w:pPr>
         <w:pStyle w:val="ListParagraph"/>
         <w:numPr>
@@ -12008,7 +12008,7 @@
         <w:t>Penal - interno</w:t>
       </w:r>
     </w:p>
-    <w:p ns2:paraId="74983E4C" ns2:textId="77777777">
+    <w:p>
       <w:pPr>
         <w:pStyle w:val="ListParagraph"/>
         <w:numPr>
@@ -12030,7 +12030,7 @@
         <w:t>Periodo - turno</w:t>
       </w:r>
     </w:p>
-    <w:p ns2:paraId="0F9AE744" ns2:textId="77777777">
+    <w:p>
       <w:pPr>
         <w:pStyle w:val="ListParagraph"/>
         <w:numPr>
@@ -12085,7 +12085,7 @@
         <w:t>o</w:t>
       </w:r>
     </w:p>
-    <w:p ns2:paraId="44A6E6B5" ns2:textId="77777777">
+    <w:p>
       <w:pPr>
         <w:pStyle w:val="ListParagraph"/>
         <w:numPr>
@@ -12107,7 +12107,7 @@
         <w:t>Penal - palabras</w:t>
       </w:r>
     </w:p>
-    <w:p ns2:paraId="51ED80C6" ns2:textId="77777777">
+    <w:p>
       <w:pPr>
         <w:pStyle w:val="ListParagraph"/>
         <w:ind w:left="1080"/>
@@ -12118,7 +12118,7 @@
         </w:rPr>
       </w:pPr>
     </w:p>
-    <w:p ns2:paraId="1F720FA9" ns2:textId="77777777">
+    <w:p>
       <w:pPr>
         <w:rPr>
           <w:rFonts w:ascii="Arial" w:hAnsi="Arial" w:cs="Arial"/>
@@ -12137,7 +12137,7 @@
         <w:br w:type="page"/>
       </w:r>
     </w:p>
-    <w:p ns2:paraId="75CF972A" ns2:textId="77777777">
+    <w:p>
       <w:pPr>
         <w:pStyle w:val="ListParagraph"/>
         <w:spacing w:after="0"/>
@@ -12170,7 +12170,7 @@
         <w:t>NÍA</w:t>
       </w:r>
     </w:p>
-    <w:p ns2:paraId="37E71F1E" ns2:textId="77777777">
+    <w:p>
       <w:pPr>
         <w:pStyle w:val="ListParagraph"/>
         <w:numPr>
@@ -12201,7 +12201,7 @@
         <w:t xml:space="preserve">¿Cuál es el homófono del sinónimo de profundidad? </w:t>
       </w:r>
     </w:p>
-    <w:p ns2:paraId="38A19B4A" ns2:textId="77777777">
+    <w:p>
       <w:pPr>
         <w:pStyle w:val="ListParagraph"/>
         <w:ind w:left="1080"/>
@@ -12212,7 +12212,7 @@
         </w:rPr>
       </w:pPr>
     </w:p>
-    <w:p ns2:paraId="2ACF341C" ns2:textId="77777777">
+    <w:p>
       <w:pPr>
         <w:pStyle w:val="ListParagraph"/>
         <w:numPr>
@@ -12236,7 +12236,7 @@
         <w:t>Cima</w:t>
       </w:r>
     </w:p>
-    <w:p ns2:paraId="6A0EE1EC" ns2:textId="77777777">
+    <w:p>
       <w:pPr>
         <w:pStyle w:val="ListParagraph"/>
         <w:numPr>
@@ -12258,7 +12258,7 @@
         <w:t>Sima</w:t>
       </w:r>
     </w:p>
-    <w:p ns2:paraId="57FE0D13" ns2:textId="77777777">
+    <w:p>
       <w:pPr>
         <w:pStyle w:val="ListParagraph"/>
         <w:numPr>
@@ -12280,7 +12280,7 @@
         <w:t>Infierno</w:t>
       </w:r>
     </w:p>
-    <w:p ns2:paraId="484872C9" ns2:textId="77777777">
+    <w:p>
       <w:pPr>
         <w:pStyle w:val="ListParagraph"/>
         <w:numPr>
@@ -12302,7 +12302,7 @@
         <w:t>Abismo</w:t>
       </w:r>
     </w:p>
-    <w:p ns2:paraId="1E685D8B" ns2:textId="77777777">
+    <w:p>
       <w:pPr>
         <w:pStyle w:val="ListParagraph"/>
         <w:numPr>
@@ -12324,7 +12324,7 @@
         <w:t>Profundo</w:t>
       </w:r>
     </w:p>
-    <w:p ns2:paraId="24D94CC7" ns2:textId="77777777">
+    <w:p>
       <w:pPr>
         <w:pStyle w:val="ListParagraph"/>
         <w:ind w:left="1080"/>
@@ -12335,7 +12335,7 @@
         </w:rPr>
       </w:pPr>
     </w:p>
-    <w:p ns2:paraId="3F63395F" ns2:textId="77777777">
+    <w:p>
       <w:pPr>
         <w:pStyle w:val="ListParagraph"/>
         <w:ind w:left="6" w:hanging="6"/>
@@ -12375,7 +12375,7 @@
         <w:t>A</w:t>
       </w:r>
     </w:p>
-    <w:p ns2:paraId="5C9CCB80" ns2:textId="77777777">
+    <w:p>
       <w:pPr>
         <w:pStyle w:val="ListParagraph"/>
         <w:numPr>
@@ -12398,17 +12398,17 @@
         <w:t>Glóbulo blanco: sangre::</w:t>
       </w:r>
     </w:p>
-    <w:p ns2:paraId="0637CD1D" ns2:textId="77777777">
-      <w:pPr>
-        <w:pStyle w:val="ListParagraph"/>
-        <w:rPr>
-          <w:rFonts w:ascii="Arial" w:hAnsi="Arial" w:cs="Arial"/>
-          <w:sz w:val="24"/>
-          <w:szCs w:val="24"/>
-        </w:rPr>
-      </w:pPr>
-    </w:p>
-    <w:p ns2:paraId="25C47C52" ns2:textId="77777777">
+    <w:p>
+      <w:pPr>
+        <w:pStyle w:val="ListParagraph"/>
+        <w:rPr>
+          <w:rFonts w:ascii="Arial" w:hAnsi="Arial" w:cs="Arial"/>
+          <w:sz w:val="24"/>
+          <w:szCs w:val="24"/>
+        </w:rPr>
+      </w:pPr>
+    </w:p>
+    <w:p>
       <w:pPr>
         <w:pStyle w:val="ListParagraph"/>
         <w:numPr>
@@ -12432,7 +12432,7 @@
         <w:t>Soldado : ejercito</w:t>
       </w:r>
     </w:p>
-    <w:p ns2:paraId="7DE224C3" ns2:textId="77777777">
+    <w:p>
       <w:pPr>
         <w:pStyle w:val="ListParagraph"/>
         <w:numPr>
@@ -12454,7 +12454,7 @@
         <w:t>Jet : fuerza  aérea</w:t>
       </w:r>
     </w:p>
-    <w:p ns2:paraId="67A937E9" ns2:textId="77777777">
+    <w:p>
       <w:pPr>
         <w:pStyle w:val="ListParagraph"/>
         <w:numPr>
@@ -12476,7 +12476,7 @@
         <w:t>Buque : marina</w:t>
       </w:r>
     </w:p>
-    <w:p ns2:paraId="61D2D536" ns2:textId="77777777">
+    <w:p>
       <w:pPr>
         <w:pStyle w:val="ListParagraph"/>
         <w:numPr>
@@ -12498,7 +12498,7 @@
         <w:t>Flor : jardín</w:t>
       </w:r>
     </w:p>
-    <w:p ns2:paraId="704A6436" ns2:textId="77777777">
+    <w:p>
       <w:pPr>
         <w:pStyle w:val="ListParagraph"/>
         <w:numPr>
@@ -12520,7 +12520,7 @@
         <w:t>Hueso : esqueleto</w:t>
       </w:r>
     </w:p>
-    <w:p ns2:paraId="5E795C7C" ns2:textId="77777777">
+    <w:p>
       <w:pPr>
         <w:jc w:val="center"/>
         <w:rPr>
@@ -12540,7 +12540,7 @@
         <w:t>ANALOGÍA</w:t>
       </w:r>
     </w:p>
-    <w:p ns2:paraId="70DDE3CD" ns2:textId="77777777">
+    <w:p>
       <w:pPr>
         <w:spacing w:after="0"/>
         <w:rPr>
@@ -12550,7 +12550,7 @@
         </w:rPr>
       </w:pPr>
     </w:p>
-    <w:p ns2:paraId="0B7918C0" ns2:textId="77777777">
+    <w:p>
       <w:pPr>
         <w:pStyle w:val="ListParagraph"/>
         <w:numPr>
@@ -12573,7 +12573,7 @@
         <w:t>CONSTELACIÓN  :  ESTRELLA</w:t>
       </w:r>
     </w:p>
-    <w:p ns2:paraId="3FB7392B" ns2:textId="77777777">
+    <w:p>
       <w:pPr>
         <w:pStyle w:val="ListParagraph"/>
         <w:rPr>
@@ -12583,7 +12583,7 @@
         </w:rPr>
       </w:pPr>
     </w:p>
-    <w:p ns2:paraId="73190208" ns2:textId="77777777">
+    <w:p>
       <w:pPr>
         <w:pStyle w:val="ListParagraph"/>
         <w:numPr>
@@ -12640,7 +12640,7 @@
         <w:tab/>
       </w:r>
     </w:p>
-    <w:p ns2:paraId="216FDDD3" ns2:textId="77777777">
+    <w:p>
       <w:pPr>
         <w:pStyle w:val="ListParagraph"/>
         <w:numPr>
@@ -12684,7 +12684,7 @@
         <w:t>lápiz</w:t>
       </w:r>
     </w:p>
-    <w:p ns2:paraId="5B9DB74D" ns2:textId="77777777">
+    <w:p>
       <w:pPr>
         <w:pStyle w:val="ListParagraph"/>
         <w:numPr>
@@ -12728,7 +12728,7 @@
         <w:t>libro</w:t>
       </w:r>
     </w:p>
-    <w:p ns2:paraId="4C8DE208" ns2:textId="77777777">
+    <w:p>
       <w:pPr>
         <w:pStyle w:val="ListParagraph"/>
         <w:numPr>
@@ -12781,7 +12781,7 @@
         <w:tab/>
       </w:r>
     </w:p>
-    <w:p ns2:paraId="7A253DAC" ns2:textId="77777777">
+    <w:p>
       <w:pPr>
         <w:pStyle w:val="ListParagraph"/>
         <w:numPr>
@@ -12841,7 +12841,7 @@
         <w:tab/>
       </w:r>
     </w:p>
-    <w:p ns2:paraId="01BBD77D" ns2:textId="77777777">
+    <w:p>
       <w:pPr>
         <w:pStyle w:val="ListParagraph"/>
         <w:ind w:left="1080"/>
@@ -12852,7 +12852,7 @@
         </w:rPr>
       </w:pPr>
     </w:p>
-    <w:p ns2:paraId="1E468E62" ns2:textId="77777777">
+    <w:p>
       <w:pPr>
         <w:pStyle w:val="ListParagraph"/>
         <w:ind w:left="1080"/>
@@ -12874,7 +12874,7 @@
         <w:t>TÉRMINO EXCLUIDO</w:t>
       </w:r>
     </w:p>
-    <w:p ns2:paraId="13D11362" ns2:textId="77777777">
+    <w:p>
       <w:pPr>
         <w:pStyle w:val="ListParagraph"/>
         <w:ind w:left="1080"/>
@@ -12887,7 +12887,7 @@
         </w:rPr>
       </w:pPr>
     </w:p>
-    <w:p ns2:paraId="56E14F8C" ns2:textId="77777777">
+    <w:p>
       <w:pPr>
         <w:pStyle w:val="ListParagraph"/>
         <w:numPr>
@@ -12910,7 +12910,7 @@
         <w:t>UNAMBA</w:t>
       </w:r>
     </w:p>
-    <w:p ns2:paraId="1CB58980" ns2:textId="77777777">
+    <w:p>
       <w:pPr>
         <w:pStyle w:val="ListParagraph"/>
         <w:rPr>
@@ -12920,7 +12920,7 @@
         </w:rPr>
       </w:pPr>
     </w:p>
-    <w:p ns2:paraId="7B68AC98" ns2:textId="77777777">
+    <w:p>
       <w:pPr>
         <w:pStyle w:val="ListParagraph"/>
         <w:numPr>
@@ -12944,7 +12944,7 @@
         <w:t>Parvulario</w:t>
       </w:r>
     </w:p>
-    <w:p ns2:paraId="79B22CCA" ns2:textId="77777777">
+    <w:p>
       <w:pPr>
         <w:pStyle w:val="ListParagraph"/>
         <w:numPr>
@@ -12966,7 +12966,7 @@
         <w:t>Profesores</w:t>
       </w:r>
     </w:p>
-    <w:p ns2:paraId="436D3F0A" ns2:textId="77777777">
+    <w:p>
       <w:pPr>
         <w:pStyle w:val="ListParagraph"/>
         <w:numPr>
@@ -12988,7 +12988,7 @@
         <w:t>Estudiantes</w:t>
       </w:r>
     </w:p>
-    <w:p ns2:paraId="51182DA3" ns2:textId="77777777">
+    <w:p>
       <w:pPr>
         <w:pStyle w:val="ListParagraph"/>
         <w:numPr>
@@ -13010,7 +13010,7 @@
         <w:t>Plan de Estudios</w:t>
       </w:r>
     </w:p>
-    <w:p ns2:paraId="279B993D" ns2:textId="77777777">
+    <w:p>
       <w:pPr>
         <w:pStyle w:val="ListParagraph"/>
         <w:numPr>
@@ -13032,7 +13032,7 @@
         <w:t>Investigación</w:t>
       </w:r>
     </w:p>
-    <w:p ns2:paraId="17527687" ns2:textId="77777777">
+    <w:p>
       <w:pPr>
         <w:rPr>
           <w:rFonts w:ascii="Times New Roman" w:hAnsi="Times New Roman" w:cs="Times New Roman"/>
@@ -13049,7 +13049,7 @@
         <w:br w:type="page"/>
       </w:r>
     </w:p>
-    <w:p ns2:paraId="5199E9D1" ns2:textId="77777777">
+    <w:p>
       <w:pPr>
         <w:pStyle w:val="ListParagraph"/>
         <w:ind w:left="1080"/>
@@ -13060,7 +13060,7 @@
         </w:rPr>
       </w:pPr>
     </w:p>
-    <w:p ns2:paraId="18ABC96D" ns2:textId="77777777">
+    <w:p>
       <w:pPr>
         <w:pStyle w:val="ListParagraph"/>
         <w:ind w:left="1416"/>
@@ -13082,7 +13082,7 @@
         <w:t>ORACIONES INCOMPLETAS</w:t>
       </w:r>
     </w:p>
-    <w:p ns2:paraId="115B0D8D" ns2:textId="77777777">
+    <w:p>
       <w:pPr>
         <w:pStyle w:val="ListParagraph"/>
         <w:ind w:left="1416"/>
@@ -13095,7 +13095,7 @@
         </w:rPr>
       </w:pPr>
     </w:p>
-    <w:p ns2:paraId="6D23A17A" ns2:textId="77777777">
+    <w:p>
       <w:pPr>
         <w:pStyle w:val="ListParagraph"/>
         <w:numPr>
@@ -13150,7 +13150,7 @@
         <w:t xml:space="preserve"> en el sol, se rompe en alas.”</w:t>
       </w:r>
     </w:p>
-    <w:p ns2:paraId="0AF6BB90" ns2:textId="77777777">
+    <w:p>
       <w:pPr>
         <w:pStyle w:val="ListParagraph"/>
         <w:rPr>
@@ -13160,7 +13160,7 @@
         </w:rPr>
       </w:pPr>
     </w:p>
-    <w:p ns2:paraId="368628B4" ns2:textId="77777777">
+    <w:p>
       <w:pPr>
         <w:pStyle w:val="ListParagraph"/>
         <w:numPr>
@@ -13184,7 +13184,7 @@
         <w:t>espada – memoria – envainarla</w:t>
       </w:r>
     </w:p>
-    <w:p ns2:paraId="53D44D5E" ns2:textId="77777777">
+    <w:p>
       <w:pPr>
         <w:pStyle w:val="ListParagraph"/>
         <w:numPr>
@@ -13222,7 +13222,7 @@
         <w:t xml:space="preserve"> cubrir</w:t>
       </w:r>
     </w:p>
-    <w:p ns2:paraId="12A8F009" ns2:textId="77777777">
+    <w:p>
       <w:pPr>
         <w:pStyle w:val="ListParagraph"/>
         <w:numPr>
@@ -13260,7 +13260,7 @@
         <w:t xml:space="preserve"> encubrirla</w:t>
       </w:r>
     </w:p>
-    <w:p ns2:paraId="760D376C" ns2:textId="77777777">
+    <w:p>
       <w:pPr>
         <w:pStyle w:val="ListParagraph"/>
         <w:numPr>
@@ -13282,7 +13282,7 @@
         <w:t xml:space="preserve">sombra – arenga - resguardarla </w:t>
       </w:r>
     </w:p>
-    <w:p ns2:paraId="7414263D" ns2:textId="77777777">
+    <w:p>
       <w:pPr>
         <w:pStyle w:val="ListParagraph"/>
         <w:numPr>
@@ -13320,7 +13320,7 @@
         <w:t xml:space="preserve"> romperla</w:t>
       </w:r>
     </w:p>
-    <w:p ns2:paraId="440BE3AD" ns2:textId="77777777">
+    <w:p>
       <w:pPr>
         <w:jc w:val="center"/>
         <w:rPr>
@@ -13340,7 +13340,7 @@
         <w:t>CONECTORES LÓGICOS</w:t>
       </w:r>
     </w:p>
-    <w:p ns2:paraId="172A44E2" ns2:textId="77777777">
+    <w:p>
       <w:pPr>
         <w:pStyle w:val="ListParagraph"/>
         <w:numPr>
@@ -13363,7 +13363,7 @@
         <w:t>En primer lugar, te diré que te amo y este amor no es floro, ____________ puro sentimiento.</w:t>
       </w:r>
     </w:p>
-    <w:p ns2:paraId="4BA14E32" ns2:textId="77777777">
+    <w:p>
       <w:pPr>
         <w:pStyle w:val="ListParagraph"/>
         <w:jc w:val="both"/>
@@ -13382,7 +13382,7 @@
         <w:t>En fin, te digo te amo ____________ si tu no sientes nada, te dejaré ir ____________ soy un caballero.</w:t>
       </w:r>
     </w:p>
-    <w:p ns2:paraId="0641A192" ns2:textId="77777777">
+    <w:p>
       <w:pPr>
         <w:pStyle w:val="ListParagraph"/>
         <w:rPr>
@@ -13392,7 +13392,7 @@
         </w:rPr>
       </w:pPr>
     </w:p>
-    <w:p ns2:paraId="1EE00381" ns2:textId="77777777">
+    <w:p>
       <w:pPr>
         <w:pStyle w:val="ListParagraph"/>
         <w:numPr>
@@ -13433,7 +13433,7 @@
         <w:t xml:space="preserve"> porque</w:t>
       </w:r>
     </w:p>
-    <w:p ns2:paraId="12F33ED0" ns2:textId="77777777">
+    <w:p>
       <w:pPr>
         <w:pStyle w:val="ListParagraph"/>
         <w:numPr>
@@ -13455,7 +13455,7 @@
         <w:t>además – también – por tanto</w:t>
       </w:r>
     </w:p>
-    <w:p ns2:paraId="18BD67F7" ns2:textId="77777777">
+    <w:p>
       <w:pPr>
         <w:pStyle w:val="ListParagraph"/>
         <w:numPr>
@@ -13477,7 +13477,7 @@
         <w:t>porque – para que – también</w:t>
       </w:r>
     </w:p>
-    <w:p ns2:paraId="354A1D43" ns2:textId="77777777">
+    <w:p>
       <w:pPr>
         <w:pStyle w:val="ListParagraph"/>
         <w:numPr>
@@ -13499,7 +13499,7 @@
         <w:t>y – todavía – en primer lugar</w:t>
       </w:r>
     </w:p>
-    <w:p ns2:paraId="77516575" ns2:textId="77777777">
+    <w:p>
       <w:pPr>
         <w:pStyle w:val="ListParagraph"/>
         <w:numPr>
@@ -13521,7 +13521,7 @@
         <w:t>pero – aunque – y</w:t>
       </w:r>
     </w:p>
-    <w:p ns2:paraId="08AE3CB5" ns2:textId="77777777">
+    <w:p>
       <w:pPr>
         <w:pStyle w:val="ListParagraph"/>
         <w:ind w:left="1080"/>
@@ -13532,7 +13532,7 @@
         </w:rPr>
       </w:pPr>
     </w:p>
-    <w:p ns2:paraId="1F5BA154" ns2:textId="77777777">
+    <w:p>
       <w:pPr>
         <w:pStyle w:val="ListParagraph"/>
         <w:ind w:left="1080"/>
@@ -13554,7 +13554,7 @@
         <w:t>ELIMINACIÓN DE ORACIONES</w:t>
       </w:r>
     </w:p>
-    <w:p ns2:paraId="1948E87D" ns2:textId="77777777">
+    <w:p>
       <w:pPr>
         <w:pStyle w:val="ListParagraph"/>
         <w:ind w:left="1080"/>
@@ -13567,7 +13567,7 @@
         </w:rPr>
       </w:pPr>
     </w:p>
-    <w:p ns2:paraId="1D0BB624" ns2:textId="77777777">
+    <w:p>
       <w:pPr>
         <w:pStyle w:val="ListParagraph"/>
         <w:numPr>
@@ -13590,7 +13590,7 @@
         <w:t xml:space="preserve">(I) La primera universidad fue la de Bolonia en 1119. (II) Fue fundada en la cuna del renacimiento del derecho romano. (III) El universitario es el centro del proceso de enseñanza – aprendizaje. (IV) Más tarde en 1150 se creó la Universidad de París. (V) Esta se constituyó en el centro teológico más importante de Europa. </w:t>
       </w:r>
     </w:p>
-    <w:p ns2:paraId="6557356E" ns2:textId="77777777">
+    <w:p>
       <w:pPr>
         <w:pStyle w:val="ListParagraph"/>
         <w:rPr>
@@ -13600,7 +13600,7 @@
         </w:rPr>
       </w:pPr>
     </w:p>
-    <w:p ns2:paraId="5DA99932" ns2:textId="77777777">
+    <w:p>
       <w:pPr>
         <w:pStyle w:val="ListParagraph"/>
         <w:numPr>
@@ -13624,7 +13624,7 @@
         <w:t>III</w:t>
       </w:r>
     </w:p>
-    <w:p ns2:paraId="4E670401" ns2:textId="77777777">
+    <w:p>
       <w:pPr>
         <w:pStyle w:val="ListParagraph"/>
         <w:numPr>
@@ -13646,7 +13646,7 @@
         <w:t>I</w:t>
       </w:r>
     </w:p>
-    <w:p ns2:paraId="61118955" ns2:textId="77777777">
+    <w:p>
       <w:pPr>
         <w:pStyle w:val="ListParagraph"/>
         <w:numPr>
@@ -13668,7 +13668,7 @@
         <w:t>II</w:t>
       </w:r>
     </w:p>
-    <w:p ns2:paraId="78CE5C17" ns2:textId="77777777">
+    <w:p>
       <w:pPr>
         <w:pStyle w:val="ListParagraph"/>
         <w:numPr>
@@ -13690,7 +13690,7 @@
         <w:t>V</w:t>
       </w:r>
     </w:p>
-    <w:p ns2:paraId="1FAFD2DF" ns2:textId="77777777">
+    <w:p>
       <w:pPr>
         <w:pStyle w:val="ListParagraph"/>
         <w:numPr>
@@ -13712,7 +13712,7 @@
         <w:t>IV</w:t>
       </w:r>
     </w:p>
-    <w:p ns2:paraId="373979DF" ns2:textId="77777777">
+    <w:p>
       <w:pPr>
         <w:pStyle w:val="ListParagraph"/>
         <w:ind w:left="1080"/>
@@ -13723,7 +13723,7 @@
         </w:rPr>
       </w:pPr>
     </w:p>
-    <w:p ns2:paraId="1AE26E8B" ns2:textId="77777777"/>
+    <w:p/>
     <w:p>
       <w:pPr>
         <w:spacing w:after="0"/>
@@ -13736,7 +13736,7 @@
         <w:t>ZOOLOGÍA</w:t>
       </w:r>
     </w:p>
-    <w:p ns2:paraId="744660C7" ns2:textId="77777777">
+    <w:p>
       <w:pPr>
         <w:pStyle w:val="ListParagraph"/>
         <w:numPr>
@@ -13759,7 +13759,7 @@
         <w:t>¿Qué elemento de la comunicación no se relaciona con ninguna función del lenguaje?</w:t>
       </w:r>
     </w:p>
-    <w:p ns2:paraId="4AFBA66E" ns2:textId="77777777">
+    <w:p>
       <w:pPr>
         <w:pStyle w:val="ListParagraph"/>
         <w:jc w:val="both"/>
@@ -13770,7 +13770,7 @@
         </w:rPr>
       </w:pPr>
     </w:p>
-    <w:p ns2:paraId="332CB8C8" ns2:textId="77777777">
+    <w:p>
       <w:pPr>
         <w:pStyle w:val="ListParagraph"/>
         <w:numPr>
@@ -13794,7 +13794,7 @@
         <w:t>Contexto</w:t>
       </w:r>
     </w:p>
-    <w:p ns2:paraId="55B99CEF" ns2:textId="77777777">
+    <w:p>
       <w:pPr>
         <w:pStyle w:val="ListParagraph"/>
         <w:numPr>
@@ -13827,7 +13827,7 @@
         <w:t>anal</w:t>
       </w:r>
     </w:p>
-    <w:p ns2:paraId="4CC65337" ns2:textId="77777777">
+    <w:p>
       <w:pPr>
         <w:pStyle w:val="ListParagraph"/>
         <w:numPr>
@@ -13849,7 +13849,7 @@
         <w:t>Código</w:t>
       </w:r>
     </w:p>
-    <w:p ns2:paraId="6F734F60" ns2:textId="77777777">
+    <w:p>
       <w:pPr>
         <w:pStyle w:val="ListParagraph"/>
         <w:numPr>
@@ -13871,7 +13871,7 @@
         <w:t>Mensaje</w:t>
       </w:r>
     </w:p>
-    <w:p ns2:paraId="35B91361" ns2:textId="77777777">
+    <w:p>
       <w:pPr>
         <w:pStyle w:val="ListParagraph"/>
         <w:numPr>
@@ -13893,7 +13893,7 @@
         <w:t>Referente</w:t>
       </w:r>
     </w:p>
-    <w:p ns2:paraId="182953AC" ns2:textId="77777777">
+    <w:p>
       <w:pPr>
         <w:pStyle w:val="ListParagraph"/>
         <w:ind w:left="1080"/>
@@ -13904,7 +13904,7 @@
         </w:rPr>
       </w:pPr>
     </w:p>
-    <w:p ns2:paraId="047BA263" ns2:textId="77777777">
+    <w:p>
       <w:pPr>
         <w:pStyle w:val="ListParagraph"/>
         <w:numPr>
@@ -14017,7 +14017,7 @@
         <w:t>].</w:t>
       </w:r>
     </w:p>
-    <w:p ns2:paraId="16116C96" ns2:textId="77777777">
+    <w:p>
       <w:pPr>
         <w:pStyle w:val="ListParagraph"/>
         <w:rPr>
@@ -14035,7 +14035,7 @@
         <w:t>¿Qué aspecto de estudio del diatópico se evidencia en el enunciado anterior?</w:t>
       </w:r>
     </w:p>
-    <w:p ns2:paraId="357F67F2" ns2:textId="77777777">
+    <w:p>
       <w:pPr>
         <w:pStyle w:val="ListParagraph"/>
         <w:rPr>
@@ -14045,7 +14045,7 @@
         </w:rPr>
       </w:pPr>
     </w:p>
-    <w:p ns2:paraId="73C38441" ns2:textId="77777777">
+    <w:p>
       <w:pPr>
         <w:pStyle w:val="ListParagraph"/>
         <w:numPr>
@@ -14069,7 +14069,7 @@
         <w:t>Fonético</w:t>
       </w:r>
     </w:p>
-    <w:p ns2:paraId="2EB5AD8C" ns2:textId="77777777">
+    <w:p>
       <w:pPr>
         <w:pStyle w:val="ListParagraph"/>
         <w:numPr>
@@ -14091,7 +14091,7 @@
         <w:t>Semántico</w:t>
       </w:r>
     </w:p>
-    <w:p ns2:paraId="0ACF981F" ns2:textId="77777777">
+    <w:p>
       <w:pPr>
         <w:pStyle w:val="ListParagraph"/>
         <w:numPr>
@@ -14113,7 +14113,7 @@
         <w:t>Lexical</w:t>
       </w:r>
     </w:p>
-    <w:p ns2:paraId="590BA2F2" ns2:textId="77777777">
+    <w:p>
       <w:pPr>
         <w:pStyle w:val="ListParagraph"/>
         <w:numPr>
@@ -14135,7 +14135,7 @@
         <w:t>Sintáctico</w:t>
       </w:r>
     </w:p>
-    <w:p ns2:paraId="2E76F4E8" ns2:textId="77777777">
+    <w:p>
       <w:pPr>
         <w:pStyle w:val="ListParagraph"/>
         <w:numPr>
@@ -14157,7 +14157,7 @@
         <w:t>Ortográfico</w:t>
       </w:r>
     </w:p>
-    <w:p ns2:paraId="249E3DB4" ns2:textId="77777777">
+    <w:p>
       <w:pPr>
         <w:pStyle w:val="ListParagraph"/>
         <w:ind w:left="1080"/>
@@ -14168,7 +14168,7 @@
         </w:rPr>
       </w:pPr>
     </w:p>
-    <w:p ns2:paraId="65B1D890" ns2:textId="77777777">
+    <w:p>
       <w:pPr>
         <w:pStyle w:val="ListParagraph"/>
         <w:numPr>
@@ -14227,17 +14227,17 @@
         <w:t xml:space="preserve"> y flor, se constituye en un indicador de una de las características del signo lingüístico, conocida como:</w:t>
       </w:r>
     </w:p>
-    <w:p ns2:paraId="72CDF2A9" ns2:textId="77777777">
-      <w:pPr>
-        <w:pStyle w:val="ListParagraph"/>
-        <w:rPr>
-          <w:rFonts w:ascii="Arial" w:hAnsi="Arial" w:cs="Arial"/>
-          <w:sz w:val="24"/>
-          <w:szCs w:val="24"/>
-        </w:rPr>
-      </w:pPr>
-    </w:p>
-    <w:p ns2:paraId="61E3423E" ns2:textId="77777777">
+    <w:p>
+      <w:pPr>
+        <w:pStyle w:val="ListParagraph"/>
+        <w:rPr>
+          <w:rFonts w:ascii="Arial" w:hAnsi="Arial" w:cs="Arial"/>
+          <w:sz w:val="24"/>
+          <w:szCs w:val="24"/>
+        </w:rPr>
+      </w:pPr>
+    </w:p>
+    <w:p>
       <w:pPr>
         <w:pStyle w:val="ListParagraph"/>
         <w:numPr>
@@ -14261,7 +14261,7 @@
         <w:t>Arbitraria</w:t>
       </w:r>
     </w:p>
-    <w:p ns2:paraId="6671204F" ns2:textId="77777777">
+    <w:p>
       <w:pPr>
         <w:pStyle w:val="ListParagraph"/>
         <w:numPr>
@@ -14283,7 +14283,7 @@
         <w:t>Inmutable</w:t>
       </w:r>
     </w:p>
-    <w:p ns2:paraId="1CF16419" ns2:textId="77777777">
+    <w:p>
       <w:pPr>
         <w:pStyle w:val="ListParagraph"/>
         <w:numPr>
@@ -14305,7 +14305,7 @@
         <w:t>Mutable</w:t>
       </w:r>
     </w:p>
-    <w:p ns2:paraId="7399CE0C" ns2:textId="77777777">
+    <w:p>
       <w:pPr>
         <w:pStyle w:val="ListParagraph"/>
         <w:numPr>
@@ -14327,7 +14327,7 @@
         <w:t>Lineal</w:t>
       </w:r>
     </w:p>
-    <w:p ns2:paraId="6E82A0B0" ns2:textId="77777777">
+    <w:p>
       <w:pPr>
         <w:pStyle w:val="ListParagraph"/>
         <w:numPr>
@@ -14349,7 +14349,7 @@
         <w:t>Doble articulación</w:t>
       </w:r>
     </w:p>
-    <w:p ns2:paraId="245B635F" ns2:textId="77777777">
+    <w:p>
       <w:pPr>
         <w:pStyle w:val="ListParagraph"/>
         <w:ind w:left="1080"/>
@@ -14360,7 +14360,7 @@
         </w:rPr>
       </w:pPr>
     </w:p>
-    <w:p ns2:paraId="60FFE87C" ns2:textId="77777777">
+    <w:p>
       <w:pPr>
         <w:pStyle w:val="ListParagraph"/>
         <w:numPr>
@@ -14382,17 +14382,17 @@
         <w:t>¿En qué regiones se habla el castellano no andino o ribereño?</w:t>
       </w:r>
     </w:p>
-    <w:p ns2:paraId="5486C6FF" ns2:textId="77777777">
-      <w:pPr>
-        <w:pStyle w:val="ListParagraph"/>
-        <w:rPr>
-          <w:rFonts w:ascii="Arial" w:hAnsi="Arial" w:cs="Arial"/>
-          <w:sz w:val="24"/>
-          <w:szCs w:val="24"/>
-        </w:rPr>
-      </w:pPr>
-    </w:p>
-    <w:p ns2:paraId="518CF855" ns2:textId="77777777">
+    <w:p>
+      <w:pPr>
+        <w:pStyle w:val="ListParagraph"/>
+        <w:rPr>
+          <w:rFonts w:ascii="Arial" w:hAnsi="Arial" w:cs="Arial"/>
+          <w:sz w:val="24"/>
+          <w:szCs w:val="24"/>
+        </w:rPr>
+      </w:pPr>
+    </w:p>
+    <w:p>
       <w:pPr>
         <w:pStyle w:val="ListParagraph"/>
         <w:numPr>
@@ -14416,7 +14416,7 @@
         <w:t>Costa y selva</w:t>
       </w:r>
     </w:p>
-    <w:p ns2:paraId="281FAA99" ns2:textId="77777777">
+    <w:p>
       <w:pPr>
         <w:pStyle w:val="ListParagraph"/>
         <w:numPr>
@@ -14438,7 +14438,7 @@
         <w:t>Sierra y selva</w:t>
       </w:r>
     </w:p>
-    <w:p ns2:paraId="61E081A0" ns2:textId="77777777">
+    <w:p>
       <w:pPr>
         <w:pStyle w:val="ListParagraph"/>
         <w:numPr>
@@ -14460,7 +14460,7 @@
         <w:t>Litoral y andes</w:t>
       </w:r>
     </w:p>
-    <w:p ns2:paraId="7CD9D35A" ns2:textId="77777777">
+    <w:p>
       <w:pPr>
         <w:pStyle w:val="ListParagraph"/>
         <w:numPr>
@@ -14492,7 +14492,7 @@
       </w:r>
       <w:proofErr w:type="spellEnd"/>
     </w:p>
-    <w:p ns2:paraId="4B8E2A0B" ns2:textId="77777777">
+    <w:p>
       <w:pPr>
         <w:pStyle w:val="ListParagraph"/>
         <w:numPr>
@@ -14524,7 +14524,7 @@
       </w:r>
       <w:proofErr w:type="spellEnd"/>
     </w:p>
-    <w:p ns2:paraId="27EFB5B3" ns2:textId="77777777">
+    <w:p>
       <w:pPr>
         <w:pStyle w:val="ListParagraph"/>
         <w:ind w:left="1080"/>
@@ -14535,7 +14535,7 @@
         </w:rPr>
       </w:pPr>
     </w:p>
-    <w:p ns2:paraId="321A555E" ns2:textId="77777777">
+    <w:p>
       <w:pPr>
         <w:pStyle w:val="ListParagraph"/>
         <w:numPr>
@@ -14557,17 +14557,17 @@
         <w:t>¿Cuántos fonemas vocálicos y consonánticos orales existen en el idioma español?</w:t>
       </w:r>
     </w:p>
-    <w:p ns2:paraId="3749B99C" ns2:textId="77777777">
-      <w:pPr>
-        <w:pStyle w:val="ListParagraph"/>
-        <w:rPr>
-          <w:rFonts w:ascii="Arial" w:hAnsi="Arial" w:cs="Arial"/>
-          <w:sz w:val="24"/>
-          <w:szCs w:val="24"/>
-        </w:rPr>
-      </w:pPr>
-    </w:p>
-    <w:p ns2:paraId="226273EF" ns2:textId="77777777">
+    <w:p>
+      <w:pPr>
+        <w:pStyle w:val="ListParagraph"/>
+        <w:rPr>
+          <w:rFonts w:ascii="Arial" w:hAnsi="Arial" w:cs="Arial"/>
+          <w:sz w:val="24"/>
+          <w:szCs w:val="24"/>
+        </w:rPr>
+      </w:pPr>
+    </w:p>
+    <w:p>
       <w:pPr>
         <w:pStyle w:val="ListParagraph"/>
         <w:numPr>
@@ -14591,7 +14591,7 @@
         <w:t>5 y 16</w:t>
       </w:r>
     </w:p>
-    <w:p ns2:paraId="36065EA2" ns2:textId="77777777">
+    <w:p>
       <w:pPr>
         <w:pStyle w:val="ListParagraph"/>
         <w:numPr>
@@ -14613,7 +14613,7 @@
         <w:t>5 y 19</w:t>
       </w:r>
     </w:p>
-    <w:p ns2:paraId="2D693948" ns2:textId="77777777">
+    <w:p>
       <w:pPr>
         <w:pStyle w:val="ListParagraph"/>
         <w:numPr>
@@ -14635,7 +14635,7 @@
         <w:t>5 y 3</w:t>
       </w:r>
     </w:p>
-    <w:p ns2:paraId="38C73D1F" ns2:textId="77777777">
+    <w:p>
       <w:pPr>
         <w:pStyle w:val="ListParagraph"/>
         <w:numPr>
@@ -14657,7 +14657,7 @@
         <w:t>24 y 29</w:t>
       </w:r>
     </w:p>
-    <w:p ns2:paraId="4E80B06B" ns2:textId="77777777">
+    <w:p>
       <w:pPr>
         <w:pStyle w:val="ListParagraph"/>
         <w:numPr>
@@ -14680,7 +14680,7 @@
         <w:t>5 y 6</w:t>
       </w:r>
     </w:p>
-    <w:p ns2:paraId="39FCD0C3" ns2:textId="77777777">
+    <w:p>
       <w:pPr>
         <w:tabs>
           <w:tab w:val="left" w:pos="2550"/>
@@ -14692,7 +14692,7 @@
         </w:rPr>
       </w:pPr>
     </w:p>
-    <w:p ns2:paraId="7213EF1F" ns2:textId="77777777"/>
+    <w:p/>
     <w:p>
       <w:pPr>
         <w:spacing w:after="0"/>
@@ -14705,7 +14705,7 @@
         <w:t>ÀLGEBRA</w:t>
       </w:r>
     </w:p>
-    <w:p ns2:paraId="7CF19B41" ns2:textId="77777777">
+    <w:p>
       <w:pPr>
         <w:pStyle w:val="ListParagraph"/>
         <w:numPr>
@@ -14885,17 +14885,17 @@
         </m:sSup>
       </m:oMath>
     </w:p>
-    <w:p ns2:paraId="5BDDF8CF" ns2:textId="77777777">
-      <w:pPr>
-        <w:pStyle w:val="ListParagraph"/>
-        <w:rPr>
-          <w:rFonts w:ascii="Arial" w:hAnsi="Arial" w:cs="Arial"/>
-          <w:sz w:val="24"/>
-          <w:szCs w:val="24"/>
-        </w:rPr>
-      </w:pPr>
-    </w:p>
-    <w:p ns2:paraId="6D9F0220" ns2:textId="77777777">
+    <w:p>
+      <w:pPr>
+        <w:pStyle w:val="ListParagraph"/>
+        <w:rPr>
+          <w:rFonts w:ascii="Arial" w:hAnsi="Arial" w:cs="Arial"/>
+          <w:sz w:val="24"/>
+          <w:szCs w:val="24"/>
+        </w:rPr>
+      </w:pPr>
+    </w:p>
+    <w:p>
       <w:pPr>
         <w:pStyle w:val="ListParagraph"/>
         <w:numPr>
@@ -14944,7 +14944,7 @@
         </m:rad>
       </m:oMath>
     </w:p>
-    <w:p ns2:paraId="0821792B" ns2:textId="77777777">
+    <w:p>
       <w:pPr>
         <w:pStyle w:val="ListParagraph"/>
         <w:numPr>
@@ -14984,7 +14984,7 @@
         </m:rad>
       </m:oMath>
     </w:p>
-    <w:p ns2:paraId="07321DB2" ns2:textId="77777777">
+    <w:p>
       <w:pPr>
         <w:pStyle w:val="ListParagraph"/>
         <w:numPr>
@@ -15032,7 +15032,7 @@
         </m:rad>
       </m:oMath>
     </w:p>
-    <w:p ns2:paraId="28A9FC8C" ns2:textId="77777777">
+    <w:p>
       <w:pPr>
         <w:pStyle w:val="ListParagraph"/>
         <w:numPr>
@@ -15080,7 +15080,7 @@
         </m:rad>
       </m:oMath>
     </w:p>
-    <w:p ns2:paraId="1C4A5A42" ns2:textId="77777777">
+    <w:p>
       <w:pPr>
         <w:pStyle w:val="ListParagraph"/>
         <w:numPr>
@@ -15128,7 +15128,7 @@
         </m:rad>
       </m:oMath>
     </w:p>
-    <w:p ns2:paraId="6B754FD2" ns2:textId="77777777">
+    <w:p>
       <w:pPr>
         <w:pStyle w:val="ListParagraph"/>
         <w:ind w:left="1080"/>
@@ -15139,7 +15139,7 @@
         </w:rPr>
       </w:pPr>
     </w:p>
-    <w:p ns2:paraId="0E840DD3" ns2:textId="77777777">
+    <w:p>
       <w:pPr>
         <w:pStyle w:val="ListParagraph"/>
         <w:numPr>
@@ -15401,7 +15401,7 @@
         </m:r>
       </m:oMath>
     </w:p>
-    <w:p ns2:paraId="7B1305BB" ns2:textId="77777777">
+    <w:p>
       <w:pPr>
         <w:pStyle w:val="ListParagraph"/>
         <w:rPr>
@@ -15411,7 +15411,7 @@
         </w:rPr>
       </w:pPr>
     </w:p>
-    <w:p ns2:paraId="23CFCBF9" ns2:textId="77777777">
+    <w:p>
       <w:pPr>
         <w:pStyle w:val="ListParagraph"/>
         <w:numPr>
@@ -15435,7 +15435,7 @@
         <w:t xml:space="preserve"> 2</w:t>
       </w:r>
     </w:p>
-    <w:p ns2:paraId="75D0DECE" ns2:textId="77777777">
+    <w:p>
       <w:pPr>
         <w:pStyle w:val="ListParagraph"/>
         <w:numPr>
@@ -15457,7 +15457,7 @@
         <w:t xml:space="preserve"> 1</w:t>
       </w:r>
     </w:p>
-    <w:p ns2:paraId="69006C62" ns2:textId="77777777">
+    <w:p>
       <w:pPr>
         <w:pStyle w:val="ListParagraph"/>
         <w:numPr>
@@ -15479,7 +15479,7 @@
         <w:t>-2</w:t>
       </w:r>
     </w:p>
-    <w:p ns2:paraId="504AED01" ns2:textId="77777777">
+    <w:p>
       <w:pPr>
         <w:pStyle w:val="ListParagraph"/>
         <w:numPr>
@@ -15501,7 +15501,7 @@
         <w:t>-3</w:t>
       </w:r>
     </w:p>
-    <w:p ns2:paraId="65730D70" ns2:textId="77777777">
+    <w:p>
       <w:pPr>
         <w:pStyle w:val="ListParagraph"/>
         <w:numPr>
@@ -15523,7 +15523,7 @@
         <w:t xml:space="preserve"> 3</w:t>
       </w:r>
     </w:p>
-    <w:p ns2:paraId="09D765DF" ns2:textId="77777777">
+    <w:p>
       <w:pPr>
         <w:pStyle w:val="ListParagraph"/>
         <w:ind w:left="1080"/>
@@ -15534,7 +15534,7 @@
         </w:rPr>
       </w:pPr>
     </w:p>
-    <w:p ns2:paraId="276BC9DF" ns2:textId="77777777">
+    <w:p>
       <w:pPr>
         <w:pStyle w:val="ListParagraph"/>
         <w:numPr>
@@ -15792,7 +15792,7 @@
         <w:t>.</w:t>
       </w:r>
     </w:p>
-    <w:p ns2:paraId="6D2C29C7" ns2:textId="77777777">
+    <w:p>
       <w:pPr>
         <w:pStyle w:val="ListParagraph"/>
         <w:rPr>
@@ -15802,7 +15802,7 @@
         </w:rPr>
       </w:pPr>
     </w:p>
-    <w:p ns2:paraId="524BB938" ns2:textId="77777777">
+    <w:p>
       <w:pPr>
         <w:pStyle w:val="ListParagraph"/>
         <w:numPr>
@@ -15854,7 +15854,7 @@
         </m:rad>
       </m:oMath>
     </w:p>
-    <w:p ns2:paraId="3E0D71FC" ns2:textId="77777777">
+    <w:p>
       <w:pPr>
         <w:pStyle w:val="ListParagraph"/>
         <w:numPr>
@@ -15902,7 +15902,7 @@
         </m:rad>
       </m:oMath>
     </w:p>
-    <w:p ns2:paraId="24DAA5D1" ns2:textId="77777777">
+    <w:p>
       <w:pPr>
         <w:pStyle w:val="ListParagraph"/>
         <w:numPr>
@@ -15950,7 +15950,7 @@
         </m:rad>
       </m:oMath>
     </w:p>
-    <w:p ns2:paraId="73181186" ns2:textId="77777777">
+    <w:p>
       <w:pPr>
         <w:pStyle w:val="ListParagraph"/>
         <w:numPr>
@@ -15998,7 +15998,7 @@
         </m:rad>
       </m:oMath>
     </w:p>
-    <w:p ns2:paraId="7D653045" ns2:textId="77777777">
+    <w:p>
       <w:pPr>
         <w:pStyle w:val="ListParagraph"/>
         <w:numPr>
@@ -16046,7 +16046,7 @@
         </m:rad>
       </m:oMath>
     </w:p>
-    <w:p ns2:paraId="2DF9CB2B" ns2:textId="77777777">
+    <w:p>
       <w:pPr>
         <w:pStyle w:val="ListParagraph"/>
         <w:ind w:left="1080"/>
@@ -16057,7 +16057,7 @@
         </w:rPr>
       </w:pPr>
     </w:p>
-    <w:p ns2:paraId="62F3ED16" ns2:textId="77777777">
+    <w:p>
       <w:pPr>
         <w:pStyle w:val="ListParagraph"/>
         <w:numPr>
@@ -16243,7 +16243,7 @@
         <w:t xml:space="preserve"> tenga resto 4.</w:t>
       </w:r>
     </w:p>
-    <w:p ns2:paraId="42DB553C" ns2:textId="77777777">
+    <w:p>
       <w:pPr>
         <w:pStyle w:val="ListParagraph"/>
         <w:rPr>
@@ -16254,7 +16254,7 @@
         </w:rPr>
       </w:pPr>
     </w:p>
-    <w:p ns2:paraId="7361BC61" ns2:textId="77777777">
+    <w:p>
       <w:pPr>
         <w:pStyle w:val="ListParagraph"/>
         <w:numPr>
@@ -16306,7 +16306,7 @@
         </m:f>
       </m:oMath>
     </w:p>
-    <w:p ns2:paraId="0784D06D" ns2:textId="77777777">
+    <w:p>
       <w:pPr>
         <w:pStyle w:val="ListParagraph"/>
         <w:numPr>
@@ -16354,7 +16354,7 @@
         </m:f>
       </m:oMath>
     </w:p>
-    <w:p ns2:paraId="0D3C8A64" ns2:textId="77777777">
+    <w:p>
       <w:pPr>
         <w:pStyle w:val="ListParagraph"/>
         <w:numPr>
@@ -16378,7 +16378,7 @@
         </m:r>
       </m:oMath>
     </w:p>
-    <w:p ns2:paraId="6695D8EC" ns2:textId="77777777">
+    <w:p>
       <w:pPr>
         <w:pStyle w:val="ListParagraph"/>
         <w:numPr>
@@ -16402,7 +16402,7 @@
         </m:r>
       </m:oMath>
     </w:p>
-    <w:p ns2:paraId="1DAFB139" ns2:textId="77777777">
+    <w:p>
       <w:pPr>
         <w:pStyle w:val="ListParagraph"/>
         <w:numPr>
@@ -16426,7 +16426,7 @@
         </m:r>
       </m:oMath>
     </w:p>
-    <w:p ns2:paraId="41E5CE50" ns2:textId="77777777">
+    <w:p>
       <w:pPr>
         <w:pStyle w:val="ListParagraph"/>
         <w:ind w:left="1080"/>
@@ -16437,7 +16437,7 @@
         </w:rPr>
       </w:pPr>
     </w:p>
-    <w:p ns2:paraId="782EA93A" ns2:textId="77777777">
+    <w:p>
       <w:pPr>
         <w:pStyle w:val="ListParagraph"/>
         <w:numPr>
@@ -16654,17 +16654,17 @@
         <w:t>.</w:t>
       </w:r>
     </w:p>
-    <w:p ns2:paraId="311F07E3" ns2:textId="77777777">
-      <w:pPr>
-        <w:pStyle w:val="ListParagraph"/>
-        <w:rPr>
-          <w:rFonts w:ascii="Arial" w:hAnsi="Arial" w:cs="Arial"/>
-          <w:sz w:val="24"/>
-          <w:szCs w:val="24"/>
-        </w:rPr>
-      </w:pPr>
-    </w:p>
-    <w:p ns2:paraId="0E7E6603" ns2:textId="77777777">
+    <w:p>
+      <w:pPr>
+        <w:pStyle w:val="ListParagraph"/>
+        <w:rPr>
+          <w:rFonts w:ascii="Arial" w:hAnsi="Arial" w:cs="Arial"/>
+          <w:sz w:val="24"/>
+          <w:szCs w:val="24"/>
+        </w:rPr>
+      </w:pPr>
+    </w:p>
+    <w:p>
       <w:pPr>
         <w:pStyle w:val="ListParagraph"/>
         <w:numPr>
@@ -16688,7 +16688,7 @@
         <w:t>56</w:t>
       </w:r>
     </w:p>
-    <w:p ns2:paraId="221C2CB3" ns2:textId="77777777">
+    <w:p>
       <w:pPr>
         <w:pStyle w:val="ListParagraph"/>
         <w:numPr>
@@ -16710,7 +16710,7 @@
         <w:t>48</w:t>
       </w:r>
     </w:p>
-    <w:p ns2:paraId="2DEB9DEE" ns2:textId="77777777">
+    <w:p>
       <w:pPr>
         <w:pStyle w:val="ListParagraph"/>
         <w:numPr>
@@ -16732,7 +16732,7 @@
         <w:t>65</w:t>
       </w:r>
     </w:p>
-    <w:p ns2:paraId="43167134" ns2:textId="77777777">
+    <w:p>
       <w:pPr>
         <w:pStyle w:val="ListParagraph"/>
         <w:numPr>
@@ -16754,7 +16754,7 @@
         <w:t>42</w:t>
       </w:r>
     </w:p>
-    <w:p ns2:paraId="4F01A524" ns2:textId="77777777">
+    <w:p>
       <w:pPr>
         <w:pStyle w:val="ListParagraph"/>
         <w:numPr>
@@ -16776,7 +16776,7 @@
         <w:t>44</w:t>
       </w:r>
     </w:p>
-    <w:p ns2:paraId="0D293A56" ns2:textId="77777777">
+    <w:p>
       <w:pPr>
         <w:tabs>
           <w:tab w:val="left" w:pos="2550"/>
@@ -16787,8 +16787,9 @@
           <w:szCs w:val="24"/>
         </w:rPr>
       </w:pPr>
-    </w:p>
-    <w:p ns2:paraId="4B5318B5" ns2:textId="77777777"/>
+      <w:bookmarkStart w:id="0" w:name="_GoBack"/>
+      <w:bookmarkEnd w:id="0"/>
+    </w:p>
     <w:sectPr>
       <w:pgSz w:w="12240" w:h="15840"/>
       <w:pgMar w:top="1440" w:right="1800" w:bottom="1440" w:left="1800" w:header="720" w:footer="720" w:gutter="0"/>
@@ -16800,7 +16801,7 @@
 </file>
 
 <file path=word/numbering.xml><?xml version="1.0" encoding="utf-8"?>
-<w:numbering xmlns:mc="http://schemas.openxmlformats.org/markup-compatibility/2006" xmlns:ns2="http://schemas.microsoft.com/office/word/2012/wordml" xmlns:ns3="http://schemas.microsoft.com/office/word/2016/wordml/cid" xmlns:w="http://schemas.openxmlformats.org/wordprocessingml/2006/main" mc:Ignorable="w14 wp14">
+<w:numbering xmlns:mc="http://schemas.openxmlformats.org/markup-compatibility/2006" xmlns:w="http://schemas.openxmlformats.org/wordprocessingml/2006/main" xmlns:w15="http://schemas.microsoft.com/office/word/2012/wordml" xmlns:w16cid="http://schemas.microsoft.com/office/word/2016/wordml/cid" mc:Ignorable="w14 wp14">
   <w:abstractNum w:abstractNumId="0">
     <w:nsid w:val="FFFFFF7C"/>
     <w:multiLevelType w:val="singleLevel"/>
@@ -16972,98 +16973,29 @@
       </w:rPr>
     </w:lvl>
   </w:abstractNum>
-  <w:abstractNum w:abstractNumId="9" ns2:restartNumberingAfterBreak="0">
-    <w:nsid w:val="02531DB9"/>
-    <w:multiLevelType w:val="hybridMultilevel"/>
-    <w:tmpl w:val="BC0812B4"/>
-    <w:lvl w:ilvl="0" w:tplc="D6503C2A">
+  <w:abstractNum w:abstractNumId="9">
+    <w:nsid w:val="0566A18D"/>
+    <w:multiLevelType w:val="singleLevel"/>
+    <w:tmpl w:val="29761A62"/>
+    <w:lvl w:ilvl="0">
       <w:start w:val="1"/>
       <w:numFmt w:val="decimal"/>
+      <w:pStyle w:val="ListBullet"/>
       <w:lvlText w:val="%1."/>
       <w:lvlJc w:val="left"/>
       <w:pPr>
-        <w:ind w:left="720" w:hanging="360"/>
-      </w:pPr>
-      <w:rPr>
-        <w:rFonts w:hint="default"/>
-        <w:vertAlign w:val="baseline"/>
-      </w:rPr>
-    </w:lvl>
-    <w:lvl w:ilvl="1" w:tplc="280A0019" w:tentative="1">
-      <w:start w:val="1"/>
-      <w:numFmt w:val="lowerLetter"/>
-      <w:lvlText w:val="%2."/>
-      <w:lvlJc w:val="left"/>
-      <w:pPr>
-        <w:ind w:left="1440" w:hanging="360"/>
-      </w:pPr>
-    </w:lvl>
-    <w:lvl w:ilvl="2" w:tplc="280A001B" w:tentative="1">
-      <w:start w:val="1"/>
-      <w:numFmt w:val="lowerRoman"/>
-      <w:lvlText w:val="%3."/>
-      <w:lvlJc w:val="left"/>
-      <w:pPr>
-        <w:ind w:left="2160" w:hanging="180"/>
-      </w:pPr>
-    </w:lvl>
-    <w:lvl w:ilvl="3" w:tplc="280A000F" w:tentative="1">
-      <w:start w:val="1"/>
-      <w:numFmt w:val="decimal"/>
-      <w:lvlText w:val="%4."/>
-      <w:lvlJc w:val="left"/>
-      <w:pPr>
-        <w:ind w:left="2880" w:hanging="360"/>
-      </w:pPr>
-    </w:lvl>
-    <w:lvl w:ilvl="4" w:tplc="280A0019" w:tentative="1">
-      <w:start w:val="1"/>
-      <w:numFmt w:val="lowerLetter"/>
-      <w:lvlText w:val="%5."/>
-      <w:lvlJc w:val="left"/>
-      <w:pPr>
-        <w:ind w:left="3600" w:hanging="360"/>
-      </w:pPr>
-    </w:lvl>
-    <w:lvl w:ilvl="5" w:tplc="280A001B" w:tentative="1">
-      <w:start w:val="1"/>
-      <w:numFmt w:val="lowerRoman"/>
-      <w:lvlText w:val="%6."/>
-      <w:lvlJc w:val="left"/>
-      <w:pPr>
-        <w:ind w:left="4320" w:hanging="180"/>
-      </w:pPr>
-    </w:lvl>
-    <w:lvl w:ilvl="6" w:tplc="280A000F" w:tentative="1">
-      <w:start w:val="1"/>
-      <w:numFmt w:val="decimal"/>
-      <w:lvlText w:val="%7."/>
-      <w:lvlJc w:val="left"/>
-      <w:pPr>
-        <w:ind w:left="5040" w:hanging="360"/>
-      </w:pPr>
-    </w:lvl>
-    <w:lvl w:ilvl="7" w:tplc="280A0019" w:tentative="1">
-      <w:start w:val="1"/>
-      <w:numFmt w:val="lowerLetter"/>
-      <w:lvlText w:val="%8."/>
-      <w:lvlJc w:val="left"/>
-      <w:pPr>
-        <w:ind w:left="5760" w:hanging="360"/>
-      </w:pPr>
-    </w:lvl>
-    <w:lvl w:ilvl="8" w:tplc="280A001B" w:tentative="1">
-      <w:start w:val="1"/>
-      <w:numFmt w:val="lowerRoman"/>
-      <w:lvlText w:val="%9."/>
-      <w:lvlJc w:val="left"/>
-      <w:pPr>
-        <w:ind w:left="6480" w:hanging="180"/>
-      </w:pPr>
+        <w:tabs>
+          <w:tab w:val="num" w:pos="360"/>
+        </w:tabs>
+        <w:ind w:left="360" w:hanging="360"/>
+      </w:pPr>
+      <w:rPr>
+        <w:rFonts w:ascii="Symbol" w:hAnsi="Symbol" w:hint="default"/>
+      </w:rPr>
     </w:lvl>
   </w:abstractNum>
-  <w:abstractNum w:abstractNumId="10" ns2:restartNumberingAfterBreak="0">
-    <w:nsid w:val="0400B365"/>
+  <w:abstractNum w:abstractNumId="10" w15:restartNumberingAfterBreak="0">
+    <w:nsid w:val="008D57C2"/>
     <w:multiLevelType w:val="hybridMultilevel"/>
     <w:tmpl w:val="21ECE2A0"/>
     <w:lvl w:ilvl="0" w:tplc="5C2A410E">
@@ -17151,8 +17083,8 @@
       </w:pPr>
     </w:lvl>
   </w:abstractNum>
-  <w:abstractNum w:abstractNumId="11" ns2:restartNumberingAfterBreak="0">
-    <w:nsid w:val="05907F86"/>
+  <w:abstractNum w:abstractNumId="11" w15:restartNumberingAfterBreak="0">
+    <w:nsid w:val="02EEE577"/>
     <w:multiLevelType w:val="hybridMultilevel"/>
     <w:tmpl w:val="C58292E4"/>
     <w:lvl w:ilvl="0" w:tplc="6C10323E">
@@ -17240,8 +17172,8 @@
       </w:pPr>
     </w:lvl>
   </w:abstractNum>
-  <w:abstractNum w:abstractNumId="12" ns2:restartNumberingAfterBreak="0">
-    <w:nsid w:val="0297C830"/>
+  <w:abstractNum w:abstractNumId="12" w15:restartNumberingAfterBreak="0">
+    <w:nsid w:val="05EA0349"/>
     <w:multiLevelType w:val="hybridMultilevel"/>
     <w:tmpl w:val="C2608030"/>
     <w:lvl w:ilvl="0" w:tplc="79425BD0">
@@ -17329,8 +17261,8 @@
       </w:pPr>
     </w:lvl>
   </w:abstractNum>
-  <w:abstractNum w:abstractNumId="13" ns2:restartNumberingAfterBreak="0">
-    <w:nsid w:val="05F2B312"/>
+  <w:abstractNum w:abstractNumId="13" w15:restartNumberingAfterBreak="0">
+    <w:nsid w:val="050E33E0"/>
     <w:multiLevelType w:val="hybridMultilevel"/>
     <w:tmpl w:val="DB365466"/>
     <w:lvl w:ilvl="0" w:tplc="A7A293F0">
@@ -17418,8 +17350,8 @@
       </w:pPr>
     </w:lvl>
   </w:abstractNum>
-  <w:abstractNum w:abstractNumId="14" ns2:restartNumberingAfterBreak="0">
-    <w:nsid w:val="029D02F8"/>
+  <w:abstractNum w:abstractNumId="14" w15:restartNumberingAfterBreak="0">
+    <w:nsid w:val="020046ED"/>
     <w:multiLevelType w:val="hybridMultilevel"/>
     <w:tmpl w:val="76AAD3C2"/>
     <w:lvl w:ilvl="0" w:tplc="EE1A03B4">
@@ -17507,98 +17439,29 @@
       </w:pPr>
     </w:lvl>
   </w:abstractNum>
-  <w:abstractNum w:abstractNumId="15" ns2:restartNumberingAfterBreak="0">
-    <w:nsid w:val="00E2F02F"/>
-    <w:multiLevelType w:val="hybridMultilevel"/>
-    <w:tmpl w:val="BC0812B4"/>
-    <w:lvl w:ilvl="0" w:tplc="D6503C2A">
+  <w:abstractNum w:abstractNumId="15">
+    <w:nsid w:val="04280AE6"/>
+    <w:multiLevelType w:val="singleLevel"/>
+    <w:tmpl w:val="29761A62"/>
+    <w:lvl w:ilvl="0">
       <w:start w:val="1"/>
       <w:numFmt w:val="decimal"/>
+      <w:pStyle w:val="ListBullet"/>
       <w:lvlText w:val="%1."/>
       <w:lvlJc w:val="left"/>
       <w:pPr>
-        <w:ind w:left="720" w:hanging="360"/>
-      </w:pPr>
-      <w:rPr>
-        <w:rFonts w:hint="default"/>
-        <w:vertAlign w:val="baseline"/>
-      </w:rPr>
-    </w:lvl>
-    <w:lvl w:ilvl="1" w:tplc="280A0019" w:tentative="1">
-      <w:start w:val="1"/>
-      <w:numFmt w:val="lowerLetter"/>
-      <w:lvlText w:val="%2."/>
-      <w:lvlJc w:val="left"/>
-      <w:pPr>
-        <w:ind w:left="1440" w:hanging="360"/>
-      </w:pPr>
-    </w:lvl>
-    <w:lvl w:ilvl="2" w:tplc="280A001B" w:tentative="1">
-      <w:start w:val="1"/>
-      <w:numFmt w:val="lowerRoman"/>
-      <w:lvlText w:val="%3."/>
-      <w:lvlJc w:val="left"/>
-      <w:pPr>
-        <w:ind w:left="2160" w:hanging="180"/>
-      </w:pPr>
-    </w:lvl>
-    <w:lvl w:ilvl="3" w:tplc="280A000F" w:tentative="1">
-      <w:start w:val="1"/>
-      <w:numFmt w:val="decimal"/>
-      <w:lvlText w:val="%4."/>
-      <w:lvlJc w:val="left"/>
-      <w:pPr>
-        <w:ind w:left="2880" w:hanging="360"/>
-      </w:pPr>
-    </w:lvl>
-    <w:lvl w:ilvl="4" w:tplc="280A0019" w:tentative="1">
-      <w:start w:val="1"/>
-      <w:numFmt w:val="lowerLetter"/>
-      <w:lvlText w:val="%5."/>
-      <w:lvlJc w:val="left"/>
-      <w:pPr>
-        <w:ind w:left="3600" w:hanging="360"/>
-      </w:pPr>
-    </w:lvl>
-    <w:lvl w:ilvl="5" w:tplc="280A001B" w:tentative="1">
-      <w:start w:val="1"/>
-      <w:numFmt w:val="lowerRoman"/>
-      <w:lvlText w:val="%6."/>
-      <w:lvlJc w:val="left"/>
-      <w:pPr>
-        <w:ind w:left="4320" w:hanging="180"/>
-      </w:pPr>
-    </w:lvl>
-    <w:lvl w:ilvl="6" w:tplc="280A000F" w:tentative="1">
-      <w:start w:val="1"/>
-      <w:numFmt w:val="decimal"/>
-      <w:lvlText w:val="%7."/>
-      <w:lvlJc w:val="left"/>
-      <w:pPr>
-        <w:ind w:left="5040" w:hanging="360"/>
-      </w:pPr>
-    </w:lvl>
-    <w:lvl w:ilvl="7" w:tplc="280A0019" w:tentative="1">
-      <w:start w:val="1"/>
-      <w:numFmt w:val="lowerLetter"/>
-      <w:lvlText w:val="%8."/>
-      <w:lvlJc w:val="left"/>
-      <w:pPr>
-        <w:ind w:left="5760" w:hanging="360"/>
-      </w:pPr>
-    </w:lvl>
-    <w:lvl w:ilvl="8" w:tplc="280A001B" w:tentative="1">
-      <w:start w:val="1"/>
-      <w:numFmt w:val="lowerRoman"/>
-      <w:lvlText w:val="%9."/>
-      <w:lvlJc w:val="left"/>
-      <w:pPr>
-        <w:ind w:left="6480" w:hanging="180"/>
-      </w:pPr>
+        <w:tabs>
+          <w:tab w:val="num" w:pos="360"/>
+        </w:tabs>
+        <w:ind w:left="360" w:hanging="360"/>
+      </w:pPr>
+      <w:rPr>
+        <w:rFonts w:ascii="Symbol" w:hAnsi="Symbol" w:hint="default"/>
+      </w:rPr>
     </w:lvl>
   </w:abstractNum>
-  <w:abstractNum w:abstractNumId="16" ns2:restartNumberingAfterBreak="0">
-    <w:nsid w:val="00643574"/>
+  <w:abstractNum w:abstractNumId="16" w15:restartNumberingAfterBreak="0">
+    <w:nsid w:val="0498BE4B"/>
     <w:multiLevelType w:val="hybridMultilevel"/>
     <w:tmpl w:val="714E6132"/>
     <w:lvl w:ilvl="0" w:tplc="2DB4ABC6">
@@ -17688,8 +17551,8 @@
       </w:pPr>
     </w:lvl>
   </w:abstractNum>
-  <w:abstractNum w:abstractNumId="17" ns2:restartNumberingAfterBreak="0">
-    <w:nsid w:val="0228F877"/>
+  <w:abstractNum w:abstractNumId="17" w15:restartNumberingAfterBreak="0">
+    <w:nsid w:val="006C0996"/>
     <w:multiLevelType w:val="hybridMultilevel"/>
     <w:tmpl w:val="21309A5E"/>
     <w:lvl w:ilvl="0" w:tplc="A99E7F56">
@@ -17779,8 +17642,8 @@
       </w:pPr>
     </w:lvl>
   </w:abstractNum>
-  <w:abstractNum w:abstractNumId="18" ns2:restartNumberingAfterBreak="0">
-    <w:nsid w:val="0053195C"/>
+  <w:abstractNum w:abstractNumId="18" w15:restartNumberingAfterBreak="0">
+    <w:nsid w:val="00864A8C"/>
     <w:multiLevelType w:val="hybridMultilevel"/>
     <w:tmpl w:val="8D509E92"/>
     <w:lvl w:ilvl="0" w:tplc="D08409FC">
@@ -17870,8 +17733,8 @@
       </w:pPr>
     </w:lvl>
   </w:abstractNum>
-  <w:abstractNum w:abstractNumId="19" ns2:restartNumberingAfterBreak="0">
-    <w:nsid w:val="00F54ED7"/>
+  <w:abstractNum w:abstractNumId="19" w15:restartNumberingAfterBreak="0">
+    <w:nsid w:val="057321AD"/>
     <w:multiLevelType w:val="hybridMultilevel"/>
     <w:tmpl w:val="DB365466"/>
     <w:lvl w:ilvl="0" w:tplc="A7A293F0">
@@ -17959,8 +17822,8 @@
       </w:pPr>
     </w:lvl>
   </w:abstractNum>
-  <w:abstractNum w:abstractNumId="20" ns2:restartNumberingAfterBreak="0">
-    <w:nsid w:val="00E406BD"/>
+  <w:abstractNum w:abstractNumId="20" w15:restartNumberingAfterBreak="0">
+    <w:nsid w:val="03ACD3BD"/>
     <w:multiLevelType w:val="hybridMultilevel"/>
     <w:tmpl w:val="76AAD3C2"/>
     <w:lvl w:ilvl="0" w:tplc="EE1A03B4">
@@ -18048,98 +17911,29 @@
       </w:pPr>
     </w:lvl>
   </w:abstractNum>
-  <w:abstractNum w:abstractNumId="21" ns2:restartNumberingAfterBreak="0">
-    <w:nsid w:val="03F34194"/>
-    <w:multiLevelType w:val="hybridMultilevel"/>
-    <w:tmpl w:val="BC0812B4"/>
-    <w:lvl w:ilvl="0" w:tplc="D6503C2A">
+  <w:abstractNum w:abstractNumId="21">
+    <w:nsid w:val="02876051"/>
+    <w:multiLevelType w:val="singleLevel"/>
+    <w:tmpl w:val="29761A62"/>
+    <w:lvl w:ilvl="0">
       <w:start w:val="1"/>
       <w:numFmt w:val="decimal"/>
+      <w:pStyle w:val="ListBullet"/>
       <w:lvlText w:val="%1."/>
       <w:lvlJc w:val="left"/>
       <w:pPr>
-        <w:ind w:left="720" w:hanging="360"/>
-      </w:pPr>
-      <w:rPr>
-        <w:rFonts w:hint="default"/>
-        <w:vertAlign w:val="baseline"/>
-      </w:rPr>
-    </w:lvl>
-    <w:lvl w:ilvl="1" w:tplc="280A0019" w:tentative="1">
-      <w:start w:val="1"/>
-      <w:numFmt w:val="lowerLetter"/>
-      <w:lvlText w:val="%2."/>
-      <w:lvlJc w:val="left"/>
-      <w:pPr>
-        <w:ind w:left="1440" w:hanging="360"/>
-      </w:pPr>
-    </w:lvl>
-    <w:lvl w:ilvl="2" w:tplc="280A001B" w:tentative="1">
-      <w:start w:val="1"/>
-      <w:numFmt w:val="lowerRoman"/>
-      <w:lvlText w:val="%3."/>
-      <w:lvlJc w:val="left"/>
-      <w:pPr>
-        <w:ind w:left="2160" w:hanging="180"/>
-      </w:pPr>
-    </w:lvl>
-    <w:lvl w:ilvl="3" w:tplc="280A000F" w:tentative="1">
-      <w:start w:val="1"/>
-      <w:numFmt w:val="decimal"/>
-      <w:lvlText w:val="%4."/>
-      <w:lvlJc w:val="left"/>
-      <w:pPr>
-        <w:ind w:left="2880" w:hanging="360"/>
-      </w:pPr>
-    </w:lvl>
-    <w:lvl w:ilvl="4" w:tplc="280A0019" w:tentative="1">
-      <w:start w:val="1"/>
-      <w:numFmt w:val="lowerLetter"/>
-      <w:lvlText w:val="%5."/>
-      <w:lvlJc w:val="left"/>
-      <w:pPr>
-        <w:ind w:left="3600" w:hanging="360"/>
-      </w:pPr>
-    </w:lvl>
-    <w:lvl w:ilvl="5" w:tplc="280A001B" w:tentative="1">
-      <w:start w:val="1"/>
-      <w:numFmt w:val="lowerRoman"/>
-      <w:lvlText w:val="%6."/>
-      <w:lvlJc w:val="left"/>
-      <w:pPr>
-        <w:ind w:left="4320" w:hanging="180"/>
-      </w:pPr>
-    </w:lvl>
-    <w:lvl w:ilvl="6" w:tplc="280A000F" w:tentative="1">
-      <w:start w:val="1"/>
-      <w:numFmt w:val="decimal"/>
-      <w:lvlText w:val="%7."/>
-      <w:lvlJc w:val="left"/>
-      <w:pPr>
-        <w:ind w:left="5040" w:hanging="360"/>
-      </w:pPr>
-    </w:lvl>
-    <w:lvl w:ilvl="7" w:tplc="280A0019" w:tentative="1">
-      <w:start w:val="1"/>
-      <w:numFmt w:val="lowerLetter"/>
-      <w:lvlText w:val="%8."/>
-      <w:lvlJc w:val="left"/>
-      <w:pPr>
-        <w:ind w:left="5760" w:hanging="360"/>
-      </w:pPr>
-    </w:lvl>
-    <w:lvl w:ilvl="8" w:tplc="280A001B" w:tentative="1">
-      <w:start w:val="1"/>
-      <w:numFmt w:val="lowerRoman"/>
-      <w:lvlText w:val="%9."/>
-      <w:lvlJc w:val="left"/>
-      <w:pPr>
-        <w:ind w:left="6480" w:hanging="180"/>
-      </w:pPr>
+        <w:tabs>
+          <w:tab w:val="num" w:pos="360"/>
+        </w:tabs>
+        <w:ind w:left="360" w:hanging="360"/>
+      </w:pPr>
+      <w:rPr>
+        <w:rFonts w:ascii="Symbol" w:hAnsi="Symbol" w:hint="default"/>
+      </w:rPr>
     </w:lvl>
   </w:abstractNum>
-  <w:abstractNum w:abstractNumId="22" ns2:restartNumberingAfterBreak="0">
-    <w:nsid w:val="01741BB2"/>
+  <w:abstractNum w:abstractNumId="22" w15:restartNumberingAfterBreak="0">
+    <w:nsid w:val="046AD72F"/>
     <w:multiLevelType w:val="hybridMultilevel"/>
     <w:tmpl w:val="714E6132"/>
     <w:lvl w:ilvl="0" w:tplc="2DB4ABC6">
@@ -18229,8 +18023,8 @@
       </w:pPr>
     </w:lvl>
   </w:abstractNum>
-  <w:abstractNum w:abstractNumId="23" ns2:restartNumberingAfterBreak="0">
-    <w:nsid w:val="00B09464"/>
+  <w:abstractNum w:abstractNumId="23" w15:restartNumberingAfterBreak="0">
+    <w:nsid w:val="01201186"/>
     <w:multiLevelType w:val="hybridMultilevel"/>
     <w:tmpl w:val="21309A5E"/>
     <w:lvl w:ilvl="0" w:tplc="A99E7F56">
@@ -18320,8 +18114,8 @@
       </w:pPr>
     </w:lvl>
   </w:abstractNum>
-  <w:abstractNum w:abstractNumId="24" ns2:restartNumberingAfterBreak="0">
-    <w:nsid w:val="055F4B71"/>
+  <w:abstractNum w:abstractNumId="24" w15:restartNumberingAfterBreak="0">
+    <w:nsid w:val="0161B491"/>
     <w:multiLevelType w:val="hybridMultilevel"/>
     <w:tmpl w:val="8D509E92"/>
     <w:lvl w:ilvl="0" w:tplc="D08409FC">
@@ -18411,8 +18205,8 @@
       </w:pPr>
     </w:lvl>
   </w:abstractNum>
-  <w:abstractNum w:abstractNumId="25" ns2:restartNumberingAfterBreak="0">
-    <w:nsid w:val="00BE7B4A"/>
+  <w:abstractNum w:abstractNumId="25" w15:restartNumberingAfterBreak="0">
+    <w:nsid w:val="049CF025"/>
     <w:multiLevelType w:val="hybridMultilevel"/>
     <w:tmpl w:val="DB365466"/>
     <w:lvl w:ilvl="0" w:tplc="A7A293F0">
@@ -18500,8 +18294,8 @@
       </w:pPr>
     </w:lvl>
   </w:abstractNum>
-  <w:abstractNum w:abstractNumId="26" ns2:restartNumberingAfterBreak="0">
-    <w:nsid w:val="038204F2"/>
+  <w:abstractNum w:abstractNumId="26" w15:restartNumberingAfterBreak="0">
+    <w:nsid w:val="0518505D"/>
     <w:multiLevelType w:val="hybridMultilevel"/>
     <w:tmpl w:val="76AAD3C2"/>
     <w:lvl w:ilvl="0" w:tplc="EE1A03B4">
@@ -18589,98 +18383,29 @@
       </w:pPr>
     </w:lvl>
   </w:abstractNum>
-  <w:abstractNum w:abstractNumId="27" ns2:restartNumberingAfterBreak="0">
-    <w:nsid w:val="05A9848D"/>
-    <w:multiLevelType w:val="hybridMultilevel"/>
-    <w:tmpl w:val="BC0812B4"/>
-    <w:lvl w:ilvl="0" w:tplc="D6503C2A">
+  <w:abstractNum w:abstractNumId="27">
+    <w:nsid w:val="038F648E"/>
+    <w:multiLevelType w:val="singleLevel"/>
+    <w:tmpl w:val="29761A62"/>
+    <w:lvl w:ilvl="0">
       <w:start w:val="1"/>
       <w:numFmt w:val="decimal"/>
+      <w:pStyle w:val="ListBullet"/>
       <w:lvlText w:val="%1."/>
       <w:lvlJc w:val="left"/>
       <w:pPr>
-        <w:ind w:left="720" w:hanging="360"/>
-      </w:pPr>
-      <w:rPr>
-        <w:rFonts w:hint="default"/>
-        <w:vertAlign w:val="baseline"/>
-      </w:rPr>
-    </w:lvl>
-    <w:lvl w:ilvl="1" w:tplc="280A0019" w:tentative="1">
-      <w:start w:val="1"/>
-      <w:numFmt w:val="lowerLetter"/>
-      <w:lvlText w:val="%2."/>
-      <w:lvlJc w:val="left"/>
-      <w:pPr>
-        <w:ind w:left="1440" w:hanging="360"/>
-      </w:pPr>
-    </w:lvl>
-    <w:lvl w:ilvl="2" w:tplc="280A001B" w:tentative="1">
-      <w:start w:val="1"/>
-      <w:numFmt w:val="lowerRoman"/>
-      <w:lvlText w:val="%3."/>
-      <w:lvlJc w:val="left"/>
-      <w:pPr>
-        <w:ind w:left="2160" w:hanging="180"/>
-      </w:pPr>
-    </w:lvl>
-    <w:lvl w:ilvl="3" w:tplc="280A000F" w:tentative="1">
-      <w:start w:val="1"/>
-      <w:numFmt w:val="decimal"/>
-      <w:lvlText w:val="%4."/>
-      <w:lvlJc w:val="left"/>
-      <w:pPr>
-        <w:ind w:left="2880" w:hanging="360"/>
-      </w:pPr>
-    </w:lvl>
-    <w:lvl w:ilvl="4" w:tplc="280A0019" w:tentative="1">
-      <w:start w:val="1"/>
-      <w:numFmt w:val="lowerLetter"/>
-      <w:lvlText w:val="%5."/>
-      <w:lvlJc w:val="left"/>
-      <w:pPr>
-        <w:ind w:left="3600" w:hanging="360"/>
-      </w:pPr>
-    </w:lvl>
-    <w:lvl w:ilvl="5" w:tplc="280A001B" w:tentative="1">
-      <w:start w:val="1"/>
-      <w:numFmt w:val="lowerRoman"/>
-      <w:lvlText w:val="%6."/>
-      <w:lvlJc w:val="left"/>
-      <w:pPr>
-        <w:ind w:left="4320" w:hanging="180"/>
-      </w:pPr>
-    </w:lvl>
-    <w:lvl w:ilvl="6" w:tplc="280A000F" w:tentative="1">
-      <w:start w:val="1"/>
-      <w:numFmt w:val="decimal"/>
-      <w:lvlText w:val="%7."/>
-      <w:lvlJc w:val="left"/>
-      <w:pPr>
-        <w:ind w:left="5040" w:hanging="360"/>
-      </w:pPr>
-    </w:lvl>
-    <w:lvl w:ilvl="7" w:tplc="280A0019" w:tentative="1">
-      <w:start w:val="1"/>
-      <w:numFmt w:val="lowerLetter"/>
-      <w:lvlText w:val="%8."/>
-      <w:lvlJc w:val="left"/>
-      <w:pPr>
-        <w:ind w:left="5760" w:hanging="360"/>
-      </w:pPr>
-    </w:lvl>
-    <w:lvl w:ilvl="8" w:tplc="280A001B" w:tentative="1">
-      <w:start w:val="1"/>
-      <w:numFmt w:val="lowerRoman"/>
-      <w:lvlText w:val="%9."/>
-      <w:lvlJc w:val="left"/>
-      <w:pPr>
-        <w:ind w:left="6480" w:hanging="180"/>
-      </w:pPr>
+        <w:tabs>
+          <w:tab w:val="num" w:pos="360"/>
+        </w:tabs>
+        <w:ind w:left="360" w:hanging="360"/>
+      </w:pPr>
+      <w:rPr>
+        <w:rFonts w:ascii="Symbol" w:hAnsi="Symbol" w:hint="default"/>
+      </w:rPr>
     </w:lvl>
   </w:abstractNum>
-  <w:abstractNum w:abstractNumId="28" ns2:restartNumberingAfterBreak="0">
-    <w:nsid w:val="0074573A"/>
+  <w:abstractNum w:abstractNumId="28" w15:restartNumberingAfterBreak="0">
+    <w:nsid w:val="03B85CD1"/>
     <w:multiLevelType w:val="hybridMultilevel"/>
     <w:tmpl w:val="714E6132"/>
     <w:lvl w:ilvl="0" w:tplc="2DB4ABC6">
@@ -18770,8 +18495,8 @@
       </w:pPr>
     </w:lvl>
   </w:abstractNum>
-  <w:abstractNum w:abstractNumId="29" ns2:restartNumberingAfterBreak="0">
-    <w:nsid w:val="0198ACA9"/>
+  <w:abstractNum w:abstractNumId="29" w15:restartNumberingAfterBreak="0">
+    <w:nsid w:val="00A62CE8"/>
     <w:multiLevelType w:val="hybridMultilevel"/>
     <w:tmpl w:val="21309A5E"/>
     <w:lvl w:ilvl="0" w:tplc="A99E7F56">
@@ -18861,8 +18586,8 @@
       </w:pPr>
     </w:lvl>
   </w:abstractNum>
-  <w:abstractNum w:abstractNumId="30" ns2:restartNumberingAfterBreak="0">
-    <w:nsid w:val="0519646E"/>
+  <w:abstractNum w:abstractNumId="30" w15:restartNumberingAfterBreak="0">
+    <w:nsid w:val="009B4774"/>
     <w:multiLevelType w:val="hybridMultilevel"/>
     <w:tmpl w:val="8D509E92"/>
     <w:lvl w:ilvl="0" w:tplc="D08409FC">
@@ -18952,8 +18677,8 @@
       </w:pPr>
     </w:lvl>
   </w:abstractNum>
-  <w:abstractNum w:abstractNumId="31" ns2:restartNumberingAfterBreak="0">
-    <w:nsid w:val="00F62C98"/>
+  <w:abstractNum w:abstractNumId="31" w15:restartNumberingAfterBreak="0">
+    <w:nsid w:val="04B6E1E2"/>
     <w:multiLevelType w:val="hybridMultilevel"/>
     <w:tmpl w:val="DB365466"/>
     <w:lvl w:ilvl="0" w:tplc="A7A293F0">
@@ -19041,8 +18766,8 @@
       </w:pPr>
     </w:lvl>
   </w:abstractNum>
-  <w:abstractNum w:abstractNumId="32" ns2:restartNumberingAfterBreak="0">
-    <w:nsid w:val="033376D8"/>
+  <w:abstractNum w:abstractNumId="32" w15:restartNumberingAfterBreak="0">
+    <w:nsid w:val="0123D19E"/>
     <w:multiLevelType w:val="hybridMultilevel"/>
     <w:tmpl w:val="76AAD3C2"/>
     <w:lvl w:ilvl="0" w:tplc="EE1A03B4">
@@ -19130,98 +18855,29 @@
       </w:pPr>
     </w:lvl>
   </w:abstractNum>
-  <w:abstractNum w:abstractNumId="33" ns2:restartNumberingAfterBreak="0">
-    <w:nsid w:val="02DA1350"/>
-    <w:multiLevelType w:val="hybridMultilevel"/>
-    <w:tmpl w:val="BC0812B4"/>
-    <w:lvl w:ilvl="0" w:tplc="D6503C2A">
+  <w:abstractNum w:abstractNumId="33">
+    <w:nsid w:val="0227B56E"/>
+    <w:multiLevelType w:val="singleLevel"/>
+    <w:tmpl w:val="29761A62"/>
+    <w:lvl w:ilvl="0">
       <w:start w:val="1"/>
       <w:numFmt w:val="decimal"/>
+      <w:pStyle w:val="ListBullet"/>
       <w:lvlText w:val="%1."/>
       <w:lvlJc w:val="left"/>
       <w:pPr>
-        <w:ind w:left="720" w:hanging="360"/>
-      </w:pPr>
-      <w:rPr>
-        <w:rFonts w:hint="default"/>
-        <w:vertAlign w:val="baseline"/>
-      </w:rPr>
-    </w:lvl>
-    <w:lvl w:ilvl="1" w:tplc="280A0019" w:tentative="1">
-      <w:start w:val="1"/>
-      <w:numFmt w:val="lowerLetter"/>
-      <w:lvlText w:val="%2."/>
-      <w:lvlJc w:val="left"/>
-      <w:pPr>
-        <w:ind w:left="1440" w:hanging="360"/>
-      </w:pPr>
-    </w:lvl>
-    <w:lvl w:ilvl="2" w:tplc="280A001B" w:tentative="1">
-      <w:start w:val="1"/>
-      <w:numFmt w:val="lowerRoman"/>
-      <w:lvlText w:val="%3."/>
-      <w:lvlJc w:val="left"/>
-      <w:pPr>
-        <w:ind w:left="2160" w:hanging="180"/>
-      </w:pPr>
-    </w:lvl>
-    <w:lvl w:ilvl="3" w:tplc="280A000F" w:tentative="1">
-      <w:start w:val="1"/>
-      <w:numFmt w:val="decimal"/>
-      <w:lvlText w:val="%4."/>
-      <w:lvlJc w:val="left"/>
-      <w:pPr>
-        <w:ind w:left="2880" w:hanging="360"/>
-      </w:pPr>
-    </w:lvl>
-    <w:lvl w:ilvl="4" w:tplc="280A0019" w:tentative="1">
-      <w:start w:val="1"/>
-      <w:numFmt w:val="lowerLetter"/>
-      <w:lvlText w:val="%5."/>
-      <w:lvlJc w:val="left"/>
-      <w:pPr>
-        <w:ind w:left="3600" w:hanging="360"/>
-      </w:pPr>
-    </w:lvl>
-    <w:lvl w:ilvl="5" w:tplc="280A001B" w:tentative="1">
-      <w:start w:val="1"/>
-      <w:numFmt w:val="lowerRoman"/>
-      <w:lvlText w:val="%6."/>
-      <w:lvlJc w:val="left"/>
-      <w:pPr>
-        <w:ind w:left="4320" w:hanging="180"/>
-      </w:pPr>
-    </w:lvl>
-    <w:lvl w:ilvl="6" w:tplc="280A000F" w:tentative="1">
-      <w:start w:val="1"/>
-      <w:numFmt w:val="decimal"/>
-      <w:lvlText w:val="%7."/>
-      <w:lvlJc w:val="left"/>
-      <w:pPr>
-        <w:ind w:left="5040" w:hanging="360"/>
-      </w:pPr>
-    </w:lvl>
-    <w:lvl w:ilvl="7" w:tplc="280A0019" w:tentative="1">
-      <w:start w:val="1"/>
-      <w:numFmt w:val="lowerLetter"/>
-      <w:lvlText w:val="%8."/>
-      <w:lvlJc w:val="left"/>
-      <w:pPr>
-        <w:ind w:left="5760" w:hanging="360"/>
-      </w:pPr>
-    </w:lvl>
-    <w:lvl w:ilvl="8" w:tplc="280A001B" w:tentative="1">
-      <w:start w:val="1"/>
-      <w:numFmt w:val="lowerRoman"/>
-      <w:lvlText w:val="%9."/>
-      <w:lvlJc w:val="left"/>
-      <w:pPr>
-        <w:ind w:left="6480" w:hanging="180"/>
-      </w:pPr>
+        <w:tabs>
+          <w:tab w:val="num" w:pos="360"/>
+        </w:tabs>
+        <w:ind w:left="360" w:hanging="360"/>
+      </w:pPr>
+      <w:rPr>
+        <w:rFonts w:ascii="Symbol" w:hAnsi="Symbol" w:hint="default"/>
+      </w:rPr>
     </w:lvl>
   </w:abstractNum>
-  <w:abstractNum w:abstractNumId="34" ns2:restartNumberingAfterBreak="0">
-    <w:nsid w:val="0530E667"/>
+  <w:abstractNum w:abstractNumId="34" w15:restartNumberingAfterBreak="0">
+    <w:nsid w:val="05ADCB3C"/>
     <w:multiLevelType w:val="hybridMultilevel"/>
     <w:tmpl w:val="714E6132"/>
     <w:lvl w:ilvl="0" w:tplc="2DB4ABC6">
@@ -19311,8 +18967,8 @@
       </w:pPr>
     </w:lvl>
   </w:abstractNum>
-  <w:abstractNum w:abstractNumId="35" ns2:restartNumberingAfterBreak="0">
-    <w:nsid w:val="05093F21"/>
+  <w:abstractNum w:abstractNumId="35" w15:restartNumberingAfterBreak="0">
+    <w:nsid w:val="050CBCD1"/>
     <w:multiLevelType w:val="hybridMultilevel"/>
     <w:tmpl w:val="C58292E4"/>
     <w:lvl w:ilvl="0" w:tplc="6C10323E">
@@ -19400,8 +19056,8 @@
       </w:pPr>
     </w:lvl>
   </w:abstractNum>
-  <w:abstractNum w:abstractNumId="36" ns2:restartNumberingAfterBreak="0">
-    <w:nsid w:val="0151B704"/>
+  <w:abstractNum w:abstractNumId="36" w15:restartNumberingAfterBreak="0">
+    <w:nsid w:val="03370716"/>
     <w:multiLevelType w:val="hybridMultilevel"/>
     <w:tmpl w:val="8FE26D16"/>
     <w:lvl w:ilvl="0" w:tplc="35042908">
@@ -19491,8 +19147,8 @@
       </w:pPr>
     </w:lvl>
   </w:abstractNum>
-  <w:abstractNum w:abstractNumId="37" ns2:restartNumberingAfterBreak="0">
-    <w:nsid w:val="0048EB72"/>
+  <w:abstractNum w:abstractNumId="37" w15:restartNumberingAfterBreak="0">
+    <w:nsid w:val="01B362F4"/>
     <w:multiLevelType w:val="hybridMultilevel"/>
     <w:tmpl w:val="D2D848A8"/>
     <w:lvl w:ilvl="0" w:tplc="625CE9AC">
@@ -19580,8 +19236,8 @@
       </w:pPr>
     </w:lvl>
   </w:abstractNum>
-  <w:abstractNum w:abstractNumId="38" ns2:restartNumberingAfterBreak="0">
-    <w:nsid w:val="03AD904B"/>
+  <w:abstractNum w:abstractNumId="38" w15:restartNumberingAfterBreak="0">
+    <w:nsid w:val="01A0BF29"/>
     <w:multiLevelType w:val="hybridMultilevel"/>
     <w:tmpl w:val="76AAD3C2"/>
     <w:lvl w:ilvl="0" w:tplc="EE1A03B4">
@@ -19669,98 +19325,29 @@
       </w:pPr>
     </w:lvl>
   </w:abstractNum>
-  <w:abstractNum w:abstractNumId="39" ns2:restartNumberingAfterBreak="0">
-    <w:nsid w:val="02BBD999"/>
-    <w:multiLevelType w:val="hybridMultilevel"/>
-    <w:tmpl w:val="BC0812B4"/>
-    <w:lvl w:ilvl="0" w:tplc="D6503C2A">
+  <w:abstractNum w:abstractNumId="39">
+    <w:nsid w:val="0054187F"/>
+    <w:multiLevelType w:val="singleLevel"/>
+    <w:tmpl w:val="29761A62"/>
+    <w:lvl w:ilvl="0">
       <w:start w:val="1"/>
       <w:numFmt w:val="decimal"/>
+      <w:pStyle w:val="ListBullet"/>
       <w:lvlText w:val="%1."/>
       <w:lvlJc w:val="left"/>
       <w:pPr>
-        <w:ind w:left="720" w:hanging="360"/>
-      </w:pPr>
-      <w:rPr>
-        <w:rFonts w:hint="default"/>
-        <w:vertAlign w:val="baseline"/>
-      </w:rPr>
-    </w:lvl>
-    <w:lvl w:ilvl="1" w:tplc="280A0019" w:tentative="1">
-      <w:start w:val="1"/>
-      <w:numFmt w:val="lowerLetter"/>
-      <w:lvlText w:val="%2."/>
-      <w:lvlJc w:val="left"/>
-      <w:pPr>
-        <w:ind w:left="1440" w:hanging="360"/>
-      </w:pPr>
-    </w:lvl>
-    <w:lvl w:ilvl="2" w:tplc="280A001B" w:tentative="1">
-      <w:start w:val="1"/>
-      <w:numFmt w:val="lowerRoman"/>
-      <w:lvlText w:val="%3."/>
-      <w:lvlJc w:val="left"/>
-      <w:pPr>
-        <w:ind w:left="2160" w:hanging="180"/>
-      </w:pPr>
-    </w:lvl>
-    <w:lvl w:ilvl="3" w:tplc="280A000F" w:tentative="1">
-      <w:start w:val="1"/>
-      <w:numFmt w:val="decimal"/>
-      <w:lvlText w:val="%4."/>
-      <w:lvlJc w:val="left"/>
-      <w:pPr>
-        <w:ind w:left="2880" w:hanging="360"/>
-      </w:pPr>
-    </w:lvl>
-    <w:lvl w:ilvl="4" w:tplc="280A0019" w:tentative="1">
-      <w:start w:val="1"/>
-      <w:numFmt w:val="lowerLetter"/>
-      <w:lvlText w:val="%5."/>
-      <w:lvlJc w:val="left"/>
-      <w:pPr>
-        <w:ind w:left="3600" w:hanging="360"/>
-      </w:pPr>
-    </w:lvl>
-    <w:lvl w:ilvl="5" w:tplc="280A001B" w:tentative="1">
-      <w:start w:val="1"/>
-      <w:numFmt w:val="lowerRoman"/>
-      <w:lvlText w:val="%6."/>
-      <w:lvlJc w:val="left"/>
-      <w:pPr>
-        <w:ind w:left="4320" w:hanging="180"/>
-      </w:pPr>
-    </w:lvl>
-    <w:lvl w:ilvl="6" w:tplc="280A000F" w:tentative="1">
-      <w:start w:val="1"/>
-      <w:numFmt w:val="decimal"/>
-      <w:lvlText w:val="%7."/>
-      <w:lvlJc w:val="left"/>
-      <w:pPr>
-        <w:ind w:left="5040" w:hanging="360"/>
-      </w:pPr>
-    </w:lvl>
-    <w:lvl w:ilvl="7" w:tplc="280A0019" w:tentative="1">
-      <w:start w:val="1"/>
-      <w:numFmt w:val="lowerLetter"/>
-      <w:lvlText w:val="%8."/>
-      <w:lvlJc w:val="left"/>
-      <w:pPr>
-        <w:ind w:left="5760" w:hanging="360"/>
-      </w:pPr>
-    </w:lvl>
-    <w:lvl w:ilvl="8" w:tplc="280A001B" w:tentative="1">
-      <w:start w:val="1"/>
-      <w:numFmt w:val="lowerRoman"/>
-      <w:lvlText w:val="%9."/>
-      <w:lvlJc w:val="left"/>
-      <w:pPr>
-        <w:ind w:left="6480" w:hanging="180"/>
-      </w:pPr>
+        <w:tabs>
+          <w:tab w:val="num" w:pos="360"/>
+        </w:tabs>
+        <w:ind w:left="360" w:hanging="360"/>
+      </w:pPr>
+      <w:rPr>
+        <w:rFonts w:ascii="Symbol" w:hAnsi="Symbol" w:hint="default"/>
+      </w:rPr>
     </w:lvl>
   </w:abstractNum>
-  <w:abstractNum w:abstractNumId="40" ns2:restartNumberingAfterBreak="0">
-    <w:nsid w:val="0387EA0B"/>
+  <w:abstractNum w:abstractNumId="40" w15:restartNumberingAfterBreak="0">
+    <w:nsid w:val="0254BDDA"/>
     <w:multiLevelType w:val="hybridMultilevel"/>
     <w:tmpl w:val="714E6132"/>
     <w:lvl w:ilvl="0" w:tplc="2DB4ABC6">
@@ -19850,8 +19437,8 @@
       </w:pPr>
     </w:lvl>
   </w:abstractNum>
-  <w:abstractNum w:abstractNumId="41" ns2:restartNumberingAfterBreak="0">
-    <w:nsid w:val="05EC6095"/>
+  <w:abstractNum w:abstractNumId="41" w15:restartNumberingAfterBreak="0">
+    <w:nsid w:val="02052155"/>
     <w:multiLevelType w:val="hybridMultilevel"/>
     <w:tmpl w:val="21309A5E"/>
     <w:lvl w:ilvl="0" w:tplc="A99E7F56">
@@ -19941,8 +19528,8 @@
       </w:pPr>
     </w:lvl>
   </w:abstractNum>
-  <w:abstractNum w:abstractNumId="42" ns2:restartNumberingAfterBreak="0">
-    <w:nsid w:val="010D7167"/>
+  <w:abstractNum w:abstractNumId="42" w15:restartNumberingAfterBreak="0">
+    <w:nsid w:val="0245C13F"/>
     <w:multiLevelType w:val="hybridMultilevel"/>
     <w:tmpl w:val="8D509E92"/>
     <w:lvl w:ilvl="0" w:tplc="D08409FC">
@@ -20032,8 +19619,8 @@
       </w:pPr>
     </w:lvl>
   </w:abstractNum>
-  <w:abstractNum w:abstractNumId="43" ns2:restartNumberingAfterBreak="0">
-    <w:nsid w:val="03F41EE5"/>
+  <w:abstractNum w:abstractNumId="43" w15:restartNumberingAfterBreak="0">
+    <w:nsid w:val="047E1D98"/>
     <w:multiLevelType w:val="hybridMultilevel"/>
     <w:tmpl w:val="DB365466"/>
     <w:lvl w:ilvl="0" w:tplc="A7A293F0">
@@ -20121,8 +19708,8 @@
       </w:pPr>
     </w:lvl>
   </w:abstractNum>
-  <w:abstractNum w:abstractNumId="44" ns2:restartNumberingAfterBreak="0">
-    <w:nsid w:val="02E271E9"/>
+  <w:abstractNum w:abstractNumId="44" w15:restartNumberingAfterBreak="0">
+    <w:nsid w:val="0030157A"/>
     <w:multiLevelType w:val="hybridMultilevel"/>
     <w:tmpl w:val="76AAD3C2"/>
     <w:lvl w:ilvl="0" w:tplc="EE1A03B4">
@@ -20210,98 +19797,29 @@
       </w:pPr>
     </w:lvl>
   </w:abstractNum>
-  <w:abstractNum w:abstractNumId="45" ns2:restartNumberingAfterBreak="0">
-    <w:nsid w:val="04FE6E3F"/>
-    <w:multiLevelType w:val="hybridMultilevel"/>
-    <w:tmpl w:val="BC0812B4"/>
-    <w:lvl w:ilvl="0" w:tplc="D6503C2A">
+  <w:abstractNum w:abstractNumId="45">
+    <w:nsid w:val="00A08E33"/>
+    <w:multiLevelType w:val="singleLevel"/>
+    <w:tmpl w:val="29761A62"/>
+    <w:lvl w:ilvl="0">
       <w:start w:val="1"/>
       <w:numFmt w:val="decimal"/>
+      <w:pStyle w:val="ListBullet"/>
       <w:lvlText w:val="%1."/>
       <w:lvlJc w:val="left"/>
       <w:pPr>
-        <w:ind w:left="720" w:hanging="360"/>
-      </w:pPr>
-      <w:rPr>
-        <w:rFonts w:hint="default"/>
-        <w:vertAlign w:val="baseline"/>
-      </w:rPr>
-    </w:lvl>
-    <w:lvl w:ilvl="1" w:tplc="280A0019" w:tentative="1">
-      <w:start w:val="1"/>
-      <w:numFmt w:val="lowerLetter"/>
-      <w:lvlText w:val="%2."/>
-      <w:lvlJc w:val="left"/>
-      <w:pPr>
-        <w:ind w:left="1440" w:hanging="360"/>
-      </w:pPr>
-    </w:lvl>
-    <w:lvl w:ilvl="2" w:tplc="280A001B" w:tentative="1">
-      <w:start w:val="1"/>
-      <w:numFmt w:val="lowerRoman"/>
-      <w:lvlText w:val="%3."/>
-      <w:lvlJc w:val="left"/>
-      <w:pPr>
-        <w:ind w:left="2160" w:hanging="180"/>
-      </w:pPr>
-    </w:lvl>
-    <w:lvl w:ilvl="3" w:tplc="280A000F" w:tentative="1">
-      <w:start w:val="1"/>
-      <w:numFmt w:val="decimal"/>
-      <w:lvlText w:val="%4."/>
-      <w:lvlJc w:val="left"/>
-      <w:pPr>
-        <w:ind w:left="2880" w:hanging="360"/>
-      </w:pPr>
-    </w:lvl>
-    <w:lvl w:ilvl="4" w:tplc="280A0019" w:tentative="1">
-      <w:start w:val="1"/>
-      <w:numFmt w:val="lowerLetter"/>
-      <w:lvlText w:val="%5."/>
-      <w:lvlJc w:val="left"/>
-      <w:pPr>
-        <w:ind w:left="3600" w:hanging="360"/>
-      </w:pPr>
-    </w:lvl>
-    <w:lvl w:ilvl="5" w:tplc="280A001B" w:tentative="1">
-      <w:start w:val="1"/>
-      <w:numFmt w:val="lowerRoman"/>
-      <w:lvlText w:val="%6."/>
-      <w:lvlJc w:val="left"/>
-      <w:pPr>
-        <w:ind w:left="4320" w:hanging="180"/>
-      </w:pPr>
-    </w:lvl>
-    <w:lvl w:ilvl="6" w:tplc="280A000F" w:tentative="1">
-      <w:start w:val="1"/>
-      <w:numFmt w:val="decimal"/>
-      <w:lvlText w:val="%7."/>
-      <w:lvlJc w:val="left"/>
-      <w:pPr>
-        <w:ind w:left="5040" w:hanging="360"/>
-      </w:pPr>
-    </w:lvl>
-    <w:lvl w:ilvl="7" w:tplc="280A0019" w:tentative="1">
-      <w:start w:val="1"/>
-      <w:numFmt w:val="lowerLetter"/>
-      <w:lvlText w:val="%8."/>
-      <w:lvlJc w:val="left"/>
-      <w:pPr>
-        <w:ind w:left="5760" w:hanging="360"/>
-      </w:pPr>
-    </w:lvl>
-    <w:lvl w:ilvl="8" w:tplc="280A001B" w:tentative="1">
-      <w:start w:val="1"/>
-      <w:numFmt w:val="lowerRoman"/>
-      <w:lvlText w:val="%9."/>
-      <w:lvlJc w:val="left"/>
-      <w:pPr>
-        <w:ind w:left="6480" w:hanging="180"/>
-      </w:pPr>
+        <w:tabs>
+          <w:tab w:val="num" w:pos="360"/>
+        </w:tabs>
+        <w:ind w:left="360" w:hanging="360"/>
+      </w:pPr>
+      <w:rPr>
+        <w:rFonts w:ascii="Symbol" w:hAnsi="Symbol" w:hint="default"/>
+      </w:rPr>
     </w:lvl>
   </w:abstractNum>
-  <w:abstractNum w:abstractNumId="46" ns2:restartNumberingAfterBreak="0">
-    <w:nsid w:val="021F8811"/>
+  <w:abstractNum w:abstractNumId="46" w15:restartNumberingAfterBreak="0">
+    <w:nsid w:val="021A2674"/>
     <w:multiLevelType w:val="hybridMultilevel"/>
     <w:tmpl w:val="714E6132"/>
     <w:lvl w:ilvl="0" w:tplc="2DB4ABC6">
@@ -20391,8 +19909,8 @@
       </w:pPr>
     </w:lvl>
   </w:abstractNum>
-  <w:abstractNum w:abstractNumId="47" ns2:restartNumberingAfterBreak="0">
-    <w:nsid w:val="0304119D"/>
+  <w:abstractNum w:abstractNumId="47" w15:restartNumberingAfterBreak="0">
+    <w:nsid w:val="031E3A14"/>
     <w:multiLevelType w:val="hybridMultilevel"/>
     <w:tmpl w:val="21309A5E"/>
     <w:lvl w:ilvl="0" w:tplc="A99E7F56">
@@ -20482,8 +20000,8 @@
       </w:pPr>
     </w:lvl>
   </w:abstractNum>
-  <w:abstractNum w:abstractNumId="48" ns2:restartNumberingAfterBreak="0">
-    <w:nsid w:val="026AE4FE"/>
+  <w:abstractNum w:abstractNumId="48" w15:restartNumberingAfterBreak="0">
+    <w:nsid w:val="035B9126"/>
     <w:multiLevelType w:val="hybridMultilevel"/>
     <w:tmpl w:val="8D509E92"/>
     <w:lvl w:ilvl="0" w:tplc="D08409FC">
@@ -20573,8 +20091,8 @@
       </w:pPr>
     </w:lvl>
   </w:abstractNum>
-  <w:abstractNum w:abstractNumId="49" ns2:restartNumberingAfterBreak="0">
-    <w:nsid w:val="0360B6FC"/>
+  <w:abstractNum w:abstractNumId="49" w15:restartNumberingAfterBreak="0">
+    <w:nsid w:val="03E14072"/>
     <w:multiLevelType w:val="hybridMultilevel"/>
     <w:tmpl w:val="DB365466"/>
     <w:lvl w:ilvl="0" w:tplc="A7A293F0">
@@ -20662,8 +20180,8 @@
       </w:pPr>
     </w:lvl>
   </w:abstractNum>
-  <w:abstractNum w:abstractNumId="50" ns2:restartNumberingAfterBreak="0">
-    <w:nsid w:val="02EEDC9F"/>
+  <w:abstractNum w:abstractNumId="50" w15:restartNumberingAfterBreak="0">
+    <w:nsid w:val="01E9D1A5"/>
     <w:multiLevelType w:val="hybridMultilevel"/>
     <w:tmpl w:val="76AAD3C2"/>
     <w:lvl w:ilvl="0" w:tplc="EE1A03B4">
@@ -20751,8 +20269,8 @@
       </w:pPr>
     </w:lvl>
   </w:abstractNum>
-  <w:abstractNum w:abstractNumId="51" ns2:restartNumberingAfterBreak="0">
-    <w:nsid w:val="00E635AB"/>
+  <w:abstractNum w:abstractNumId="51" w15:restartNumberingAfterBreak="0">
+    <w:nsid w:val="04BB49EE"/>
     <w:multiLevelType w:val="hybridMultilevel"/>
     <w:tmpl w:val="F30EE900"/>
     <w:lvl w:ilvl="0" w:tplc="44FABB86">
@@ -20842,8 +20360,8 @@
       </w:pPr>
     </w:lvl>
   </w:abstractNum>
-  <w:abstractNum w:abstractNumId="52" ns2:restartNumberingAfterBreak="0">
-    <w:nsid w:val="016785B8"/>
+  <w:abstractNum w:abstractNumId="52" w15:restartNumberingAfterBreak="0">
+    <w:nsid w:val="026B53AD"/>
     <w:multiLevelType w:val="hybridMultilevel"/>
     <w:tmpl w:val="EB70CD30"/>
     <w:lvl w:ilvl="0" w:tplc="DEBED69E">
@@ -20932,8 +20450,8 @@
       </w:pPr>
     </w:lvl>
   </w:abstractNum>
-  <w:abstractNum w:abstractNumId="53" ns2:restartNumberingAfterBreak="0">
-    <w:nsid w:val="021A5955"/>
+  <w:abstractNum w:abstractNumId="53" w15:restartNumberingAfterBreak="0">
+    <w:nsid w:val="02C7E54B"/>
     <w:multiLevelType w:val="hybridMultilevel"/>
     <w:tmpl w:val="79FC216E"/>
     <w:lvl w:ilvl="0" w:tplc="93E8CD88">
@@ -21021,8 +20539,8 @@
       </w:pPr>
     </w:lvl>
   </w:abstractNum>
-  <w:abstractNum w:abstractNumId="54" ns2:restartNumberingAfterBreak="0">
-    <w:nsid w:val="00C4F6FB"/>
+  <w:abstractNum w:abstractNumId="54" w15:restartNumberingAfterBreak="0">
+    <w:nsid w:val="017281AE"/>
     <w:multiLevelType w:val="hybridMultilevel"/>
     <w:tmpl w:val="7BAA98CE"/>
     <w:lvl w:ilvl="0" w:tplc="C4CC74DC">
@@ -21110,8 +20628,8 @@
       </w:pPr>
     </w:lvl>
   </w:abstractNum>
-  <w:abstractNum w:abstractNumId="55" ns2:restartNumberingAfterBreak="0">
-    <w:nsid w:val="02E733B5"/>
+  <w:abstractNum w:abstractNumId="55" w15:restartNumberingAfterBreak="0">
+    <w:nsid w:val="01E8FBF2"/>
     <w:multiLevelType w:val="hybridMultilevel"/>
     <w:tmpl w:val="E3B4FD6A"/>
     <w:lvl w:ilvl="0" w:tplc="1264CDFC">
@@ -21200,98 +20718,29 @@
       </w:pPr>
     </w:lvl>
   </w:abstractNum>
-  <w:abstractNum w:abstractNumId="56" ns2:restartNumberingAfterBreak="0">
-    <w:nsid w:val="044B99E1"/>
-    <w:multiLevelType w:val="hybridMultilevel"/>
-    <w:tmpl w:val="BC0812B4"/>
-    <w:lvl w:ilvl="0" w:tplc="D6503C2A">
+  <w:abstractNum w:abstractNumId="56">
+    <w:nsid w:val="01019E9F"/>
+    <w:multiLevelType w:val="singleLevel"/>
+    <w:tmpl w:val="29761A62"/>
+    <w:lvl w:ilvl="0">
       <w:start w:val="1"/>
       <w:numFmt w:val="decimal"/>
+      <w:pStyle w:val="ListBullet"/>
       <w:lvlText w:val="%1."/>
       <w:lvlJc w:val="left"/>
       <w:pPr>
-        <w:ind w:left="720" w:hanging="360"/>
-      </w:pPr>
-      <w:rPr>
-        <w:rFonts w:hint="default"/>
-        <w:vertAlign w:val="baseline"/>
-      </w:rPr>
-    </w:lvl>
-    <w:lvl w:ilvl="1" w:tplc="280A0019" w:tentative="1">
-      <w:start w:val="1"/>
-      <w:numFmt w:val="lowerLetter"/>
-      <w:lvlText w:val="%2."/>
-      <w:lvlJc w:val="left"/>
-      <w:pPr>
-        <w:ind w:left="1440" w:hanging="360"/>
-      </w:pPr>
-    </w:lvl>
-    <w:lvl w:ilvl="2" w:tplc="280A001B" w:tentative="1">
-      <w:start w:val="1"/>
-      <w:numFmt w:val="lowerRoman"/>
-      <w:lvlText w:val="%3."/>
-      <w:lvlJc w:val="left"/>
-      <w:pPr>
-        <w:ind w:left="2160" w:hanging="180"/>
-      </w:pPr>
-    </w:lvl>
-    <w:lvl w:ilvl="3" w:tplc="280A000F" w:tentative="1">
-      <w:start w:val="1"/>
-      <w:numFmt w:val="decimal"/>
-      <w:lvlText w:val="%4."/>
-      <w:lvlJc w:val="left"/>
-      <w:pPr>
-        <w:ind w:left="2880" w:hanging="360"/>
-      </w:pPr>
-    </w:lvl>
-    <w:lvl w:ilvl="4" w:tplc="280A0019" w:tentative="1">
-      <w:start w:val="1"/>
-      <w:numFmt w:val="lowerLetter"/>
-      <w:lvlText w:val="%5."/>
-      <w:lvlJc w:val="left"/>
-      <w:pPr>
-        <w:ind w:left="3600" w:hanging="360"/>
-      </w:pPr>
-    </w:lvl>
-    <w:lvl w:ilvl="5" w:tplc="280A001B" w:tentative="1">
-      <w:start w:val="1"/>
-      <w:numFmt w:val="lowerRoman"/>
-      <w:lvlText w:val="%6."/>
-      <w:lvlJc w:val="left"/>
-      <w:pPr>
-        <w:ind w:left="4320" w:hanging="180"/>
-      </w:pPr>
-    </w:lvl>
-    <w:lvl w:ilvl="6" w:tplc="280A000F" w:tentative="1">
-      <w:start w:val="1"/>
-      <w:numFmt w:val="decimal"/>
-      <w:lvlText w:val="%7."/>
-      <w:lvlJc w:val="left"/>
-      <w:pPr>
-        <w:ind w:left="5040" w:hanging="360"/>
-      </w:pPr>
-    </w:lvl>
-    <w:lvl w:ilvl="7" w:tplc="280A0019" w:tentative="1">
-      <w:start w:val="1"/>
-      <w:numFmt w:val="lowerLetter"/>
-      <w:lvlText w:val="%8."/>
-      <w:lvlJc w:val="left"/>
-      <w:pPr>
-        <w:ind w:left="5760" w:hanging="360"/>
-      </w:pPr>
-    </w:lvl>
-    <w:lvl w:ilvl="8" w:tplc="280A001B" w:tentative="1">
-      <w:start w:val="1"/>
-      <w:numFmt w:val="lowerRoman"/>
-      <w:lvlText w:val="%9."/>
-      <w:lvlJc w:val="left"/>
-      <w:pPr>
-        <w:ind w:left="6480" w:hanging="180"/>
-      </w:pPr>
+        <w:tabs>
+          <w:tab w:val="num" w:pos="360"/>
+        </w:tabs>
+        <w:ind w:left="360" w:hanging="360"/>
+      </w:pPr>
+      <w:rPr>
+        <w:rFonts w:ascii="Symbol" w:hAnsi="Symbol" w:hint="default"/>
+      </w:rPr>
     </w:lvl>
   </w:abstractNum>
-  <w:abstractNum w:abstractNumId="57" ns2:restartNumberingAfterBreak="0">
-    <w:nsid w:val="03A7A03E"/>
+  <w:abstractNum w:abstractNumId="57" w15:restartNumberingAfterBreak="0">
+    <w:nsid w:val="047D932B"/>
     <w:multiLevelType w:val="hybridMultilevel"/>
     <w:tmpl w:val="714E6132"/>
     <w:lvl w:ilvl="0" w:tplc="2DB4ABC6">
@@ -21381,8 +20830,8 @@
       </w:pPr>
     </w:lvl>
   </w:abstractNum>
-  <w:abstractNum w:abstractNumId="58" ns2:restartNumberingAfterBreak="0">
-    <w:nsid w:val="05988808"/>
+  <w:abstractNum w:abstractNumId="58" w15:restartNumberingAfterBreak="0">
+    <w:nsid w:val="05F0A90B"/>
     <w:multiLevelType w:val="hybridMultilevel"/>
     <w:tmpl w:val="21309A5E"/>
     <w:lvl w:ilvl="0" w:tplc="A99E7F56">
@@ -21472,8 +20921,8 @@
       </w:pPr>
     </w:lvl>
   </w:abstractNum>
-  <w:abstractNum w:abstractNumId="59" ns2:restartNumberingAfterBreak="0">
-    <w:nsid w:val="015B3C77"/>
+  <w:abstractNum w:abstractNumId="59" w15:restartNumberingAfterBreak="0">
+    <w:nsid w:val="01B2BE5A"/>
     <w:multiLevelType w:val="hybridMultilevel"/>
     <w:tmpl w:val="8D509E92"/>
     <w:lvl w:ilvl="0" w:tplc="D08409FC">
@@ -21563,8 +21012,8 @@
       </w:pPr>
     </w:lvl>
   </w:abstractNum>
-  <w:abstractNum w:abstractNumId="60" ns2:restartNumberingAfterBreak="0">
-    <w:nsid w:val="03CC29FC"/>
+  <w:abstractNum w:abstractNumId="60" w15:restartNumberingAfterBreak="0">
+    <w:nsid w:val="0588223A"/>
     <w:multiLevelType w:val="hybridMultilevel"/>
     <w:tmpl w:val="DB365466"/>
     <w:lvl w:ilvl="0" w:tplc="A7A293F0">
@@ -21652,8 +21101,8 @@
       </w:pPr>
     </w:lvl>
   </w:abstractNum>
-  <w:abstractNum w:abstractNumId="61" ns2:restartNumberingAfterBreak="0">
-    <w:nsid w:val="040D5EFC"/>
+  <w:abstractNum w:abstractNumId="61" w15:restartNumberingAfterBreak="0">
+    <w:nsid w:val="05164459"/>
     <w:multiLevelType w:val="hybridMultilevel"/>
     <w:tmpl w:val="76AAD3C2"/>
     <w:lvl w:ilvl="0" w:tplc="EE1A03B4">
@@ -21741,8 +21190,8 @@
       </w:pPr>
     </w:lvl>
   </w:abstractNum>
-  <w:abstractNum w:abstractNumId="62" ns2:restartNumberingAfterBreak="0">
-    <w:nsid w:val="013EABDD"/>
+  <w:abstractNum w:abstractNumId="62" w15:restartNumberingAfterBreak="0">
+    <w:nsid w:val="00108A03"/>
     <w:multiLevelType w:val="hybridMultilevel"/>
     <w:tmpl w:val="C58292E4"/>
     <w:lvl w:ilvl="0" w:tplc="6C10323E">
@@ -21830,8 +21279,8 @@
       </w:pPr>
     </w:lvl>
   </w:abstractNum>
-  <w:abstractNum w:abstractNumId="63" ns2:restartNumberingAfterBreak="0">
-    <w:nsid w:val="00C4ECE6"/>
+  <w:abstractNum w:abstractNumId="63" w15:restartNumberingAfterBreak="0">
+    <w:nsid w:val="04D733DF"/>
     <w:multiLevelType w:val="hybridMultilevel"/>
     <w:tmpl w:val="C58292E4"/>
     <w:lvl w:ilvl="0" w:tplc="6C10323E">
@@ -21919,8 +21368,8 @@
       </w:pPr>
     </w:lvl>
   </w:abstractNum>
-  <w:abstractNum w:abstractNumId="64" ns2:restartNumberingAfterBreak="0">
-    <w:nsid w:val="0078248A"/>
+  <w:abstractNum w:abstractNumId="64" w15:restartNumberingAfterBreak="0">
+    <w:nsid w:val="04B9C157"/>
     <w:multiLevelType w:val="hybridMultilevel"/>
     <w:tmpl w:val="C58292E4"/>
     <w:lvl w:ilvl="0" w:tplc="6C10323E">
@@ -22008,8 +21457,8 @@
       </w:pPr>
     </w:lvl>
   </w:abstractNum>
-  <w:abstractNum w:abstractNumId="65" ns2:restartNumberingAfterBreak="0">
-    <w:nsid w:val="03DB5C90"/>
+  <w:abstractNum w:abstractNumId="65" w15:restartNumberingAfterBreak="0">
+    <w:nsid w:val="04A1064C"/>
     <w:multiLevelType w:val="hybridMultilevel"/>
     <w:tmpl w:val="C58292E4"/>
     <w:lvl w:ilvl="0" w:tplc="6C10323E">
@@ -22097,8 +21546,8 @@
       </w:pPr>
     </w:lvl>
   </w:abstractNum>
-  <w:abstractNum w:abstractNumId="66" ns2:restartNumberingAfterBreak="0">
-    <w:nsid w:val="014A0B42"/>
+  <w:abstractNum w:abstractNumId="66" w15:restartNumberingAfterBreak="0">
+    <w:nsid w:val="01F569D3"/>
     <w:multiLevelType w:val="hybridMultilevel"/>
     <w:tmpl w:val="11AE9892"/>
     <w:lvl w:ilvl="0" w:tplc="6C10323E">
@@ -22186,98 +21635,29 @@
       </w:pPr>
     </w:lvl>
   </w:abstractNum>
-  <w:abstractNum w:abstractNumId="67" ns2:restartNumberingAfterBreak="0">
-    <w:nsid w:val="00592EBB"/>
-    <w:multiLevelType w:val="hybridMultilevel"/>
-    <w:tmpl w:val="BC0812B4"/>
-    <w:lvl w:ilvl="0" w:tplc="D6503C2A">
+  <w:abstractNum w:abstractNumId="67">
+    <w:nsid w:val="01F65875"/>
+    <w:multiLevelType w:val="singleLevel"/>
+    <w:tmpl w:val="29761A62"/>
+    <w:lvl w:ilvl="0">
       <w:start w:val="1"/>
       <w:numFmt w:val="decimal"/>
+      <w:pStyle w:val="ListBullet"/>
       <w:lvlText w:val="%1."/>
       <w:lvlJc w:val="left"/>
       <w:pPr>
-        <w:ind w:left="720" w:hanging="360"/>
-      </w:pPr>
-      <w:rPr>
-        <w:rFonts w:hint="default"/>
-        <w:vertAlign w:val="baseline"/>
-      </w:rPr>
-    </w:lvl>
-    <w:lvl w:ilvl="1" w:tplc="280A0019" w:tentative="1">
-      <w:start w:val="1"/>
-      <w:numFmt w:val="lowerLetter"/>
-      <w:lvlText w:val="%2."/>
-      <w:lvlJc w:val="left"/>
-      <w:pPr>
-        <w:ind w:left="1440" w:hanging="360"/>
-      </w:pPr>
-    </w:lvl>
-    <w:lvl w:ilvl="2" w:tplc="280A001B" w:tentative="1">
-      <w:start w:val="1"/>
-      <w:numFmt w:val="lowerRoman"/>
-      <w:lvlText w:val="%3."/>
-      <w:lvlJc w:val="left"/>
-      <w:pPr>
-        <w:ind w:left="2160" w:hanging="180"/>
-      </w:pPr>
-    </w:lvl>
-    <w:lvl w:ilvl="3" w:tplc="280A000F" w:tentative="1">
-      <w:start w:val="1"/>
-      <w:numFmt w:val="decimal"/>
-      <w:lvlText w:val="%4."/>
-      <w:lvlJc w:val="left"/>
-      <w:pPr>
-        <w:ind w:left="2880" w:hanging="360"/>
-      </w:pPr>
-    </w:lvl>
-    <w:lvl w:ilvl="4" w:tplc="280A0019" w:tentative="1">
-      <w:start w:val="1"/>
-      <w:numFmt w:val="lowerLetter"/>
-      <w:lvlText w:val="%5."/>
-      <w:lvlJc w:val="left"/>
-      <w:pPr>
-        <w:ind w:left="3600" w:hanging="360"/>
-      </w:pPr>
-    </w:lvl>
-    <w:lvl w:ilvl="5" w:tplc="280A001B" w:tentative="1">
-      <w:start w:val="1"/>
-      <w:numFmt w:val="lowerRoman"/>
-      <w:lvlText w:val="%6."/>
-      <w:lvlJc w:val="left"/>
-      <w:pPr>
-        <w:ind w:left="4320" w:hanging="180"/>
-      </w:pPr>
-    </w:lvl>
-    <w:lvl w:ilvl="6" w:tplc="280A000F" w:tentative="1">
-      <w:start w:val="1"/>
-      <w:numFmt w:val="decimal"/>
-      <w:lvlText w:val="%7."/>
-      <w:lvlJc w:val="left"/>
-      <w:pPr>
-        <w:ind w:left="5040" w:hanging="360"/>
-      </w:pPr>
-    </w:lvl>
-    <w:lvl w:ilvl="7" w:tplc="280A0019" w:tentative="1">
-      <w:start w:val="1"/>
-      <w:numFmt w:val="lowerLetter"/>
-      <w:lvlText w:val="%8."/>
-      <w:lvlJc w:val="left"/>
-      <w:pPr>
-        <w:ind w:left="5760" w:hanging="360"/>
-      </w:pPr>
-    </w:lvl>
-    <w:lvl w:ilvl="8" w:tplc="280A001B" w:tentative="1">
-      <w:start w:val="1"/>
-      <w:numFmt w:val="lowerRoman"/>
-      <w:lvlText w:val="%9."/>
-      <w:lvlJc w:val="left"/>
-      <w:pPr>
-        <w:ind w:left="6480" w:hanging="180"/>
-      </w:pPr>
+        <w:tabs>
+          <w:tab w:val="num" w:pos="360"/>
+        </w:tabs>
+        <w:ind w:left="360" w:hanging="360"/>
+      </w:pPr>
+      <w:rPr>
+        <w:rFonts w:ascii="Symbol" w:hAnsi="Symbol" w:hint="default"/>
+      </w:rPr>
     </w:lvl>
   </w:abstractNum>
-  <w:abstractNum w:abstractNumId="68" ns2:restartNumberingAfterBreak="0">
-    <w:nsid w:val="037EB311"/>
+  <w:abstractNum w:abstractNumId="68" w15:restartNumberingAfterBreak="0">
+    <w:nsid w:val="01818629"/>
     <w:multiLevelType w:val="hybridMultilevel"/>
     <w:tmpl w:val="714E6132"/>
     <w:lvl w:ilvl="0" w:tplc="2DB4ABC6">
@@ -22367,8 +21747,8 @@
       </w:pPr>
     </w:lvl>
   </w:abstractNum>
-  <w:abstractNum w:abstractNumId="69" ns2:restartNumberingAfterBreak="0">
-    <w:nsid w:val="05D70ED7"/>
+  <w:abstractNum w:abstractNumId="69" w15:restartNumberingAfterBreak="0">
+    <w:nsid w:val="02240D64"/>
     <w:multiLevelType w:val="hybridMultilevel"/>
     <w:tmpl w:val="21309A5E"/>
     <w:lvl w:ilvl="0" w:tplc="A99E7F56">
@@ -22458,8 +21838,8 @@
       </w:pPr>
     </w:lvl>
   </w:abstractNum>
-  <w:abstractNum w:abstractNumId="70" ns2:restartNumberingAfterBreak="0">
-    <w:nsid w:val="00D84FD1"/>
+  <w:abstractNum w:abstractNumId="70" w15:restartNumberingAfterBreak="0">
+    <w:nsid w:val="0394EC16"/>
     <w:multiLevelType w:val="hybridMultilevel"/>
     <w:tmpl w:val="8D509E92"/>
     <w:lvl w:ilvl="0" w:tplc="D08409FC">
@@ -22549,8 +21929,8 @@
       </w:pPr>
     </w:lvl>
   </w:abstractNum>
-  <w:abstractNum w:abstractNumId="71" ns2:restartNumberingAfterBreak="0">
-    <w:nsid w:val="0179B655"/>
+  <w:abstractNum w:abstractNumId="71" w15:restartNumberingAfterBreak="0">
+    <w:nsid w:val="01A65878"/>
     <w:multiLevelType w:val="hybridMultilevel"/>
     <w:tmpl w:val="DB365466"/>
     <w:lvl w:ilvl="0" w:tplc="A7A293F0">
@@ -22638,8 +22018,8 @@
       </w:pPr>
     </w:lvl>
   </w:abstractNum>
-  <w:abstractNum w:abstractNumId="72" ns2:restartNumberingAfterBreak="0">
-    <w:nsid w:val="03060943"/>
+  <w:abstractNum w:abstractNumId="72" w15:restartNumberingAfterBreak="0">
+    <w:nsid w:val="032A20E9"/>
     <w:multiLevelType w:val="hybridMultilevel"/>
     <w:tmpl w:val="76AAD3C2"/>
     <w:lvl w:ilvl="0" w:tplc="EE1A03B4">
@@ -22727,98 +22107,29 @@
       </w:pPr>
     </w:lvl>
   </w:abstractNum>
-  <w:abstractNum w:abstractNumId="73" ns2:restartNumberingAfterBreak="0">
-    <w:nsid w:val="05583640"/>
-    <w:multiLevelType w:val="hybridMultilevel"/>
-    <w:tmpl w:val="BC0812B4"/>
-    <w:lvl w:ilvl="0" w:tplc="D6503C2A">
+  <w:abstractNum w:abstractNumId="73">
+    <w:nsid w:val="046D4686"/>
+    <w:multiLevelType w:val="singleLevel"/>
+    <w:tmpl w:val="29761A62"/>
+    <w:lvl w:ilvl="0">
       <w:start w:val="1"/>
       <w:numFmt w:val="decimal"/>
+      <w:pStyle w:val="ListBullet"/>
       <w:lvlText w:val="%1."/>
       <w:lvlJc w:val="left"/>
       <w:pPr>
-        <w:ind w:left="720" w:hanging="360"/>
-      </w:pPr>
-      <w:rPr>
-        <w:rFonts w:hint="default"/>
-        <w:vertAlign w:val="baseline"/>
-      </w:rPr>
-    </w:lvl>
-    <w:lvl w:ilvl="1" w:tplc="280A0019" w:tentative="1">
-      <w:start w:val="1"/>
-      <w:numFmt w:val="lowerLetter"/>
-      <w:lvlText w:val="%2."/>
-      <w:lvlJc w:val="left"/>
-      <w:pPr>
-        <w:ind w:left="1440" w:hanging="360"/>
-      </w:pPr>
-    </w:lvl>
-    <w:lvl w:ilvl="2" w:tplc="280A001B" w:tentative="1">
-      <w:start w:val="1"/>
-      <w:numFmt w:val="lowerRoman"/>
-      <w:lvlText w:val="%3."/>
-      <w:lvlJc w:val="left"/>
-      <w:pPr>
-        <w:ind w:left="2160" w:hanging="180"/>
-      </w:pPr>
-    </w:lvl>
-    <w:lvl w:ilvl="3" w:tplc="280A000F" w:tentative="1">
-      <w:start w:val="1"/>
-      <w:numFmt w:val="decimal"/>
-      <w:lvlText w:val="%4."/>
-      <w:lvlJc w:val="left"/>
-      <w:pPr>
-        <w:ind w:left="2880" w:hanging="360"/>
-      </w:pPr>
-    </w:lvl>
-    <w:lvl w:ilvl="4" w:tplc="280A0019" w:tentative="1">
-      <w:start w:val="1"/>
-      <w:numFmt w:val="lowerLetter"/>
-      <w:lvlText w:val="%5."/>
-      <w:lvlJc w:val="left"/>
-      <w:pPr>
-        <w:ind w:left="3600" w:hanging="360"/>
-      </w:pPr>
-    </w:lvl>
-    <w:lvl w:ilvl="5" w:tplc="280A001B" w:tentative="1">
-      <w:start w:val="1"/>
-      <w:numFmt w:val="lowerRoman"/>
-      <w:lvlText w:val="%6."/>
-      <w:lvlJc w:val="left"/>
-      <w:pPr>
-        <w:ind w:left="4320" w:hanging="180"/>
-      </w:pPr>
-    </w:lvl>
-    <w:lvl w:ilvl="6" w:tplc="280A000F" w:tentative="1">
-      <w:start w:val="1"/>
-      <w:numFmt w:val="decimal"/>
-      <w:lvlText w:val="%7."/>
-      <w:lvlJc w:val="left"/>
-      <w:pPr>
-        <w:ind w:left="5040" w:hanging="360"/>
-      </w:pPr>
-    </w:lvl>
-    <w:lvl w:ilvl="7" w:tplc="280A0019" w:tentative="1">
-      <w:start w:val="1"/>
-      <w:numFmt w:val="lowerLetter"/>
-      <w:lvlText w:val="%8."/>
-      <w:lvlJc w:val="left"/>
-      <w:pPr>
-        <w:ind w:left="5760" w:hanging="360"/>
-      </w:pPr>
-    </w:lvl>
-    <w:lvl w:ilvl="8" w:tplc="280A001B" w:tentative="1">
-      <w:start w:val="1"/>
-      <w:numFmt w:val="lowerRoman"/>
-      <w:lvlText w:val="%9."/>
-      <w:lvlJc w:val="left"/>
-      <w:pPr>
-        <w:ind w:left="6480" w:hanging="180"/>
-      </w:pPr>
+        <w:tabs>
+          <w:tab w:val="num" w:pos="360"/>
+        </w:tabs>
+        <w:ind w:left="360" w:hanging="360"/>
+      </w:pPr>
+      <w:rPr>
+        <w:rFonts w:ascii="Symbol" w:hAnsi="Symbol" w:hint="default"/>
+      </w:rPr>
     </w:lvl>
   </w:abstractNum>
-  <w:abstractNum w:abstractNumId="74" ns2:restartNumberingAfterBreak="0">
-    <w:nsid w:val="018D5F28"/>
+  <w:abstractNum w:abstractNumId="74" w15:restartNumberingAfterBreak="0">
+    <w:nsid w:val="03166492"/>
     <w:multiLevelType w:val="hybridMultilevel"/>
     <w:tmpl w:val="714E6132"/>
     <w:lvl w:ilvl="0" w:tplc="2DB4ABC6">
@@ -22908,8 +22219,8 @@
       </w:pPr>
     </w:lvl>
   </w:abstractNum>
-  <w:abstractNum w:abstractNumId="75" ns2:restartNumberingAfterBreak="0">
-    <w:nsid w:val="05F4FFFF"/>
+  <w:abstractNum w:abstractNumId="75" w15:restartNumberingAfterBreak="0">
+    <w:nsid w:val="037BCE4A"/>
     <w:multiLevelType w:val="hybridMultilevel"/>
     <w:tmpl w:val="C58292E4"/>
     <w:lvl w:ilvl="0" w:tplc="6C10323E">
@@ -22997,8 +22308,8 @@
       </w:pPr>
     </w:lvl>
   </w:abstractNum>
-  <w:abstractNum w:abstractNumId="76" ns2:restartNumberingAfterBreak="0">
-    <w:nsid w:val="050472CF"/>
+  <w:abstractNum w:abstractNumId="76" w15:restartNumberingAfterBreak="0">
+    <w:nsid w:val="038E23AE"/>
     <w:multiLevelType w:val="hybridMultilevel"/>
     <w:tmpl w:val="FF922376"/>
     <w:lvl w:ilvl="0" w:tplc="EA52DE88">
@@ -23088,8 +22399,8 @@
       </w:pPr>
     </w:lvl>
   </w:abstractNum>
-  <w:abstractNum w:abstractNumId="77" ns2:restartNumberingAfterBreak="0">
-    <w:nsid w:val="00F28C17"/>
+  <w:abstractNum w:abstractNumId="77" w15:restartNumberingAfterBreak="0">
+    <w:nsid w:val="0072CDBE"/>
     <w:multiLevelType w:val="hybridMultilevel"/>
     <w:tmpl w:val="8EE45120"/>
     <w:lvl w:ilvl="0" w:tplc="9A9829A2">
@@ -23179,8 +22490,8 @@
       </w:pPr>
     </w:lvl>
   </w:abstractNum>
-  <w:abstractNum w:abstractNumId="78" ns2:restartNumberingAfterBreak="0">
-    <w:nsid w:val="0119AA49"/>
+  <w:abstractNum w:abstractNumId="78" w15:restartNumberingAfterBreak="0">
+    <w:nsid w:val="021118F4"/>
     <w:multiLevelType w:val="hybridMultilevel"/>
     <w:tmpl w:val="76AAD3C2"/>
     <w:lvl w:ilvl="0" w:tplc="EE1A03B4">
@@ -23292,274 +22603,274 @@
   <w:num w:numId="8">
     <w:abstractNumId w:val="1"/>
   </w:num>
-  <w:num w:numId="10" ns3:durableId="1409115208">
+  <w:num w:numId="10">
     <w:abstractNumId w:val="9"/>
   </w:num>
-  <w:num w:numId="11" ns3:durableId="1409115208">
+  <w:num w:numId="11">
     <w:abstractNumId w:val="9"/>
     <w:lvlOverride w:ilvl="0">
       <w:startOverride w:val="1"/>
     </w:lvlOverride>
   </w:num>
-  <w:num w:numId="12" ns3:durableId="1267956083">
+  <w:num w:numId="12" w16cid:durableId="1267956083">
     <w:abstractNumId w:val="10"/>
   </w:num>
-  <w:num w:numId="13" ns3:durableId="1830756015">
+  <w:num w:numId="13" w16cid:durableId="1830756015">
     <w:abstractNumId w:val="11"/>
   </w:num>
-  <w:num w:numId="14" ns3:durableId="1748530723">
+  <w:num w:numId="14" w16cid:durableId="1748530723">
     <w:abstractNumId w:val="12"/>
   </w:num>
-  <w:num w:numId="15" ns3:durableId="288779938">
+  <w:num w:numId="15" w16cid:durableId="288779938">
     <w:abstractNumId w:val="13"/>
   </w:num>
-  <w:num w:numId="16" ns3:durableId="1692295795">
+  <w:num w:numId="16" w16cid:durableId="1692295795">
     <w:abstractNumId w:val="14"/>
   </w:num>
-  <w:num w:numId="17" ns3:durableId="1409115208">
+  <w:num w:numId="17">
     <w:abstractNumId w:val="15"/>
   </w:num>
-  <w:num w:numId="18" ns3:durableId="1409115208">
+  <w:num w:numId="18">
     <w:abstractNumId w:val="15"/>
     <w:lvlOverride w:ilvl="0">
       <w:startOverride w:val="1"/>
     </w:lvlOverride>
   </w:num>
-  <w:num w:numId="19" ns3:durableId="1074550219">
+  <w:num w:numId="19" w16cid:durableId="1074550219">
     <w:abstractNumId w:val="16"/>
   </w:num>
-  <w:num w:numId="20" ns3:durableId="1683117992">
+  <w:num w:numId="20" w16cid:durableId="1683117992">
     <w:abstractNumId w:val="17"/>
   </w:num>
-  <w:num w:numId="21" ns3:durableId="1560088219">
+  <w:num w:numId="21" w16cid:durableId="1560088219">
     <w:abstractNumId w:val="18"/>
   </w:num>
-  <w:num w:numId="22" ns3:durableId="2142068627">
+  <w:num w:numId="22" w16cid:durableId="2142068627">
     <w:abstractNumId w:val="19"/>
   </w:num>
-  <w:num w:numId="23" ns3:durableId="204292358">
+  <w:num w:numId="23" w16cid:durableId="204292358">
     <w:abstractNumId w:val="20"/>
   </w:num>
-  <w:num w:numId="24" ns3:durableId="1409115208">
+  <w:num w:numId="24">
     <w:abstractNumId w:val="21"/>
   </w:num>
-  <w:num w:numId="25" ns3:durableId="1409115208">
+  <w:num w:numId="25">
     <w:abstractNumId w:val="21"/>
     <w:lvlOverride w:ilvl="0">
       <w:startOverride w:val="1"/>
     </w:lvlOverride>
   </w:num>
-  <w:num w:numId="26" ns3:durableId="1709798707">
+  <w:num w:numId="26" w16cid:durableId="1709798707">
     <w:abstractNumId w:val="22"/>
   </w:num>
-  <w:num w:numId="27" ns3:durableId="1853297387">
+  <w:num w:numId="27" w16cid:durableId="1853297387">
     <w:abstractNumId w:val="23"/>
   </w:num>
-  <w:num w:numId="28" ns3:durableId="982661068">
+  <w:num w:numId="28" w16cid:durableId="982661068">
     <w:abstractNumId w:val="24"/>
   </w:num>
-  <w:num w:numId="29" ns3:durableId="910190426">
+  <w:num w:numId="29" w16cid:durableId="910190426">
     <w:abstractNumId w:val="25"/>
   </w:num>
-  <w:num w:numId="30" ns3:durableId="1061253056">
+  <w:num w:numId="30" w16cid:durableId="1061253056">
     <w:abstractNumId w:val="26"/>
   </w:num>
-  <w:num w:numId="31" ns3:durableId="1409115208">
+  <w:num w:numId="31">
     <w:abstractNumId w:val="27"/>
   </w:num>
-  <w:num w:numId="32" ns3:durableId="1409115208">
+  <w:num w:numId="32">
     <w:abstractNumId w:val="27"/>
     <w:lvlOverride w:ilvl="0">
       <w:startOverride w:val="1"/>
     </w:lvlOverride>
   </w:num>
-  <w:num w:numId="33" ns3:durableId="7031206">
+  <w:num w:numId="33" w16cid:durableId="7031206">
     <w:abstractNumId w:val="28"/>
   </w:num>
-  <w:num w:numId="34" ns3:durableId="724110075">
+  <w:num w:numId="34" w16cid:durableId="724110075">
     <w:abstractNumId w:val="29"/>
   </w:num>
-  <w:num w:numId="35" ns3:durableId="992106848">
+  <w:num w:numId="35" w16cid:durableId="992106848">
     <w:abstractNumId w:val="30"/>
   </w:num>
-  <w:num w:numId="36" ns3:durableId="1235119998">
+  <w:num w:numId="36" w16cid:durableId="1235119998">
     <w:abstractNumId w:val="31"/>
   </w:num>
-  <w:num w:numId="37" ns3:durableId="1831407562">
+  <w:num w:numId="37" w16cid:durableId="1831407562">
     <w:abstractNumId w:val="32"/>
   </w:num>
-  <w:num w:numId="38" ns3:durableId="1409115208">
+  <w:num w:numId="38">
     <w:abstractNumId w:val="33"/>
   </w:num>
-  <w:num w:numId="39" ns3:durableId="1409115208">
+  <w:num w:numId="39">
     <w:abstractNumId w:val="33"/>
     <w:lvlOverride w:ilvl="0">
       <w:startOverride w:val="1"/>
     </w:lvlOverride>
   </w:num>
-  <w:num w:numId="40" ns3:durableId="778451491">
+  <w:num w:numId="40" w16cid:durableId="778451491">
     <w:abstractNumId w:val="34"/>
   </w:num>
-  <w:num w:numId="41" ns3:durableId="857550759">
+  <w:num w:numId="41" w16cid:durableId="857550759">
     <w:abstractNumId w:val="35"/>
   </w:num>
-  <w:num w:numId="42" ns3:durableId="1947880194">
+  <w:num w:numId="42" w16cid:durableId="1947880194">
     <w:abstractNumId w:val="36"/>
   </w:num>
-  <w:num w:numId="43" ns3:durableId="1525443588">
+  <w:num w:numId="43" w16cid:durableId="1525443588">
     <w:abstractNumId w:val="37"/>
   </w:num>
-  <w:num w:numId="44" ns3:durableId="1066801052">
+  <w:num w:numId="44" w16cid:durableId="1066801052">
     <w:abstractNumId w:val="38"/>
   </w:num>
-  <w:num w:numId="45" ns3:durableId="1409115208">
+  <w:num w:numId="45">
     <w:abstractNumId w:val="39"/>
   </w:num>
-  <w:num w:numId="46" ns3:durableId="1409115208">
+  <w:num w:numId="46">
     <w:abstractNumId w:val="39"/>
     <w:lvlOverride w:ilvl="0">
       <w:startOverride w:val="1"/>
     </w:lvlOverride>
   </w:num>
-  <w:num w:numId="47" ns3:durableId="1089502687">
+  <w:num w:numId="47" w16cid:durableId="1089502687">
     <w:abstractNumId w:val="40"/>
   </w:num>
-  <w:num w:numId="48" ns3:durableId="1869102117">
+  <w:num w:numId="48" w16cid:durableId="1869102117">
     <w:abstractNumId w:val="41"/>
   </w:num>
-  <w:num w:numId="49" ns3:durableId="587739850">
+  <w:num w:numId="49" w16cid:durableId="587739850">
     <w:abstractNumId w:val="42"/>
   </w:num>
-  <w:num w:numId="50" ns3:durableId="1597250438">
+  <w:num w:numId="50" w16cid:durableId="1597250438">
     <w:abstractNumId w:val="43"/>
   </w:num>
-  <w:num w:numId="51" ns3:durableId="270092920">
+  <w:num w:numId="51" w16cid:durableId="270092920">
     <w:abstractNumId w:val="44"/>
   </w:num>
-  <w:num w:numId="52" ns3:durableId="1409115208">
+  <w:num w:numId="52">
     <w:abstractNumId w:val="45"/>
   </w:num>
-  <w:num w:numId="53" ns3:durableId="1409115208">
+  <w:num w:numId="53">
     <w:abstractNumId w:val="45"/>
     <w:lvlOverride w:ilvl="0">
       <w:startOverride w:val="1"/>
     </w:lvlOverride>
   </w:num>
-  <w:num w:numId="54" ns3:durableId="336467944">
+  <w:num w:numId="54" w16cid:durableId="336467944">
     <w:abstractNumId w:val="46"/>
   </w:num>
-  <w:num w:numId="55" ns3:durableId="937563660">
+  <w:num w:numId="55" w16cid:durableId="937563660">
     <w:abstractNumId w:val="47"/>
   </w:num>
-  <w:num w:numId="56" ns3:durableId="1564102945">
+  <w:num w:numId="56" w16cid:durableId="1564102945">
     <w:abstractNumId w:val="48"/>
   </w:num>
-  <w:num w:numId="57" ns3:durableId="1054963224">
+  <w:num w:numId="57" w16cid:durableId="1054963224">
     <w:abstractNumId w:val="49"/>
   </w:num>
-  <w:num w:numId="58" ns3:durableId="1047485716">
+  <w:num w:numId="58" w16cid:durableId="1047485716">
     <w:abstractNumId w:val="50"/>
   </w:num>
-  <w:num w:numId="59" ns3:durableId="638190926">
+  <w:num w:numId="59" w16cid:durableId="638190926">
     <w:abstractNumId w:val="51"/>
   </w:num>
-  <w:num w:numId="60" ns3:durableId="1137142233">
+  <w:num w:numId="60" w16cid:durableId="1137142233">
     <w:abstractNumId w:val="52"/>
   </w:num>
-  <w:num w:numId="61" ns3:durableId="1474254987">
+  <w:num w:numId="61" w16cid:durableId="1474254987">
     <w:abstractNumId w:val="53"/>
   </w:num>
-  <w:num w:numId="62" ns3:durableId="2085911489">
+  <w:num w:numId="62" w16cid:durableId="2085911489">
     <w:abstractNumId w:val="54"/>
   </w:num>
-  <w:num w:numId="63" ns3:durableId="1878272276">
+  <w:num w:numId="63" w16cid:durableId="1878272276">
     <w:abstractNumId w:val="55"/>
   </w:num>
-  <w:num w:numId="64" ns3:durableId="1409115208">
+  <w:num w:numId="64">
     <w:abstractNumId w:val="56"/>
   </w:num>
-  <w:num w:numId="65" ns3:durableId="1409115208">
+  <w:num w:numId="65">
     <w:abstractNumId w:val="56"/>
     <w:lvlOverride w:ilvl="0">
       <w:startOverride w:val="1"/>
     </w:lvlOverride>
   </w:num>
-  <w:num w:numId="66" ns3:durableId="1818570438">
+  <w:num w:numId="66" w16cid:durableId="1818570438">
     <w:abstractNumId w:val="57"/>
   </w:num>
-  <w:num w:numId="67" ns3:durableId="1042830261">
+  <w:num w:numId="67" w16cid:durableId="1042830261">
     <w:abstractNumId w:val="58"/>
   </w:num>
-  <w:num w:numId="68" ns3:durableId="190538028">
+  <w:num w:numId="68" w16cid:durableId="190538028">
     <w:abstractNumId w:val="59"/>
   </w:num>
-  <w:num w:numId="69" ns3:durableId="2004315517">
+  <w:num w:numId="69" w16cid:durableId="2004315517">
     <w:abstractNumId w:val="60"/>
   </w:num>
-  <w:num w:numId="70" ns3:durableId="2047027719">
+  <w:num w:numId="70" w16cid:durableId="2047027719">
     <w:abstractNumId w:val="61"/>
   </w:num>
-  <w:num w:numId="71" ns3:durableId="994452038">
+  <w:num w:numId="71" w16cid:durableId="994452038">
     <w:abstractNumId w:val="62"/>
   </w:num>
-  <w:num w:numId="72" ns3:durableId="661280374">
+  <w:num w:numId="72" w16cid:durableId="661280374">
     <w:abstractNumId w:val="63"/>
   </w:num>
-  <w:num w:numId="73" ns3:durableId="797914706">
+  <w:num w:numId="73" w16cid:durableId="797914706">
     <w:abstractNumId w:val="64"/>
   </w:num>
-  <w:num w:numId="74" ns3:durableId="1179273031">
+  <w:num w:numId="74" w16cid:durableId="1179273031">
     <w:abstractNumId w:val="65"/>
   </w:num>
-  <w:num w:numId="75" ns3:durableId="1800680929">
+  <w:num w:numId="75" w16cid:durableId="1800680929">
     <w:abstractNumId w:val="66"/>
   </w:num>
-  <w:num w:numId="76" ns3:durableId="1409115208">
+  <w:num w:numId="76">
     <w:abstractNumId w:val="67"/>
   </w:num>
-  <w:num w:numId="77" ns3:durableId="1409115208">
+  <w:num w:numId="77">
     <w:abstractNumId w:val="67"/>
     <w:lvlOverride w:ilvl="0">
       <w:startOverride w:val="1"/>
     </w:lvlOverride>
   </w:num>
-  <w:num w:numId="78" ns3:durableId="1608079226">
+  <w:num w:numId="78" w16cid:durableId="1608079226">
     <w:abstractNumId w:val="68"/>
   </w:num>
-  <w:num w:numId="79" ns3:durableId="588152414">
+  <w:num w:numId="79" w16cid:durableId="588152414">
     <w:abstractNumId w:val="69"/>
   </w:num>
-  <w:num w:numId="80" ns3:durableId="534389816">
+  <w:num w:numId="80" w16cid:durableId="534389816">
     <w:abstractNumId w:val="70"/>
   </w:num>
-  <w:num w:numId="81" ns3:durableId="1927500073">
+  <w:num w:numId="81" w16cid:durableId="1927500073">
     <w:abstractNumId w:val="71"/>
   </w:num>
-  <w:num w:numId="82" ns3:durableId="1830750552">
+  <w:num w:numId="82" w16cid:durableId="1830750552">
     <w:abstractNumId w:val="72"/>
   </w:num>
-  <w:num w:numId="83" ns3:durableId="1409115208">
+  <w:num w:numId="83">
     <w:abstractNumId w:val="73"/>
   </w:num>
-  <w:num w:numId="84" ns3:durableId="1409115208">
+  <w:num w:numId="84">
     <w:abstractNumId w:val="73"/>
     <w:lvlOverride w:ilvl="0">
       <w:startOverride w:val="1"/>
     </w:lvlOverride>
   </w:num>
-  <w:num w:numId="85" ns3:durableId="24601488">
+  <w:num w:numId="85">
     <w:abstractNumId w:val="74"/>
   </w:num>
-  <w:num w:numId="86" ns3:durableId="885457026">
+  <w:num w:numId="86">
     <w:abstractNumId w:val="75"/>
   </w:num>
-  <w:num w:numId="87" ns3:durableId="424302140">
+  <w:num w:numId="87">
     <w:abstractNumId w:val="76"/>
   </w:num>
-  <w:num w:numId="88" ns3:durableId="1990212288">
+  <w:num w:numId="88">
     <w:abstractNumId w:val="77"/>
   </w:num>
-  <w:num w:numId="89" ns3:durableId="1357274316">
+  <w:num w:numId="89">
     <w:abstractNumId w:val="78"/>
   </w:num>
   <w:num w:numId="9">
